--- a/QA/FETCH-UAT-Supplier.docx
+++ b/QA/FETCH-UAT-Supplier.docx
@@ -368,7 +368,7 @@
                 <w:sz w:val="16"/>
                 <w:szCs w:val="16"/>
               </w:rPr>
-              <w:t xml:space="preserve">Supplier (26 test cases: 9 happy, 17 sad)</w:t>
+              <w:t xml:space="preserve">Supplier (26 test cases: 10 happy, 16 sad)</w:t>
             </w:r>
           </w:p>
         </w:tc>
@@ -476,7 +476,7 @@
                 <w:sz w:val="16"/>
                 <w:szCs w:val="16"/>
               </w:rPr>
-              <w:t xml:space="preserve">Date:</w:t>
+              <w:t xml:space="preserve">Project Manager:</w:t>
             </w:r>
           </w:p>
         </w:tc>
@@ -509,7 +509,7 @@
                 <w:sz w:val="16"/>
                 <w:szCs w:val="16"/>
               </w:rPr>
-              <w:t xml:space="preserve"/>
+              <w:t xml:space="preserve">Juan Carlo Reusora and Joylinda Jugan</w:t>
             </w:r>
           </w:p>
         </w:tc>
@@ -616,7 +616,7 @@
                 <w:sz w:val="16"/>
                 <w:szCs w:val="16"/>
               </w:rPr>
-              <w:t xml:space="preserve">Project Manager:</w:t>
+              <w:t xml:space="preserve">Date:</w:t>
             </w:r>
           </w:p>
         </w:tc>
@@ -649,7 +649,7 @@
                 <w:sz w:val="16"/>
                 <w:szCs w:val="16"/>
               </w:rPr>
-              <w:t xml:space="preserve">Juan Carlo Reusora and Joylinda Jugan</w:t>
+              <w:t xml:space="preserve"/>
             </w:r>
           </w:p>
         </w:tc>
@@ -1261,7 +1261,7 @@
                 <w:sz w:val="18"/>
                 <w:szCs w:val="18"/>
               </w:rPr>
-              <w:t xml:space="preserve">1.  SIGN IN</w:t>
+              <w:t xml:space="preserve">STEP 1: SIGN IN</w:t>
             </w:r>
           </w:p>
         </w:tc>
@@ -1434,7 +1434,7 @@
                 <w:sz w:val="16"/>
                 <w:szCs w:val="16"/>
               </w:rPr>
-              <w:t xml:space="preserve">On the Sign in page, enter the supplier's username and password, then click Sign in</w:t>
+              <w:t xml:space="preserve">Open FETCH, enter the supplier's username and password, then click Sign in</w:t>
             </w:r>
           </w:p>
         </w:tc>
@@ -1739,7 +1739,7 @@
                 <w:sz w:val="16"/>
                 <w:szCs w:val="16"/>
               </w:rPr>
-              <w:t xml:space="preserve">Enter the supplier's username with a wrong password, then click Sign in</w:t>
+              <w:t xml:space="preserve">Enter the username with a wrong password, then click Sign in</w:t>
             </w:r>
           </w:p>
         </w:tc>
@@ -1762,17 +1762,50 @@
           </w:tcPr>
           <w:p>
             <w:pPr>
-              <w:spacing w:after="0" w:line="230"/>
-              <w:jc w:val="left"/>
-            </w:pPr>
-            <w:r>
-              <w:rPr>
-                <w:rFonts w:ascii="Arial" w:cs="Arial" w:eastAsia="Arial" w:hAnsi="Arial"/>
-                <w:color w:val="000000"/>
-                <w:sz w:val="16"/>
-                <w:szCs w:val="16"/>
-              </w:rPr>
-              <w:t xml:space="preserve">A message "Invalid username or password" is displayed and the user stays on the Sign in page</w:t>
+              <w:spacing w:after="60" w:line="230"/>
+              <w:jc w:val="left"/>
+            </w:pPr>
+            <w:r>
+              <w:rPr>
+                <w:rFonts w:ascii="Arial" w:cs="Arial" w:eastAsia="Arial" w:hAnsi="Arial"/>
+                <w:b/>
+                <w:bCs/>
+                <w:sz w:val="16"/>
+                <w:szCs w:val="16"/>
+              </w:rPr>
+              <w:t xml:space="preserve">Problem: </w:t>
+            </w:r>
+            <w:r>
+              <w:rPr>
+                <w:rFonts w:ascii="Arial" w:cs="Arial" w:eastAsia="Arial" w:hAnsi="Arial"/>
+                <w:sz w:val="16"/>
+                <w:szCs w:val="16"/>
+              </w:rPr>
+              <w:t xml:space="preserve">A message "Invalid username or password" is displayed</w:t>
+            </w:r>
+          </w:p>
+          <w:p>
+            <w:pPr>
+              <w:spacing w:after="0" w:line="230"/>
+              <w:jc w:val="left"/>
+            </w:pPr>
+            <w:r>
+              <w:rPr>
+                <w:rFonts w:ascii="Arial" w:cs="Arial" w:eastAsia="Arial" w:hAnsi="Arial"/>
+                <w:b/>
+                <w:bCs/>
+                <w:sz w:val="16"/>
+                <w:szCs w:val="16"/>
+              </w:rPr>
+              <w:t xml:space="preserve">Solution: </w:t>
+            </w:r>
+            <w:r>
+              <w:rPr>
+                <w:rFonts w:ascii="Arial" w:cs="Arial" w:eastAsia="Arial" w:hAnsi="Arial"/>
+                <w:sz w:val="16"/>
+                <w:szCs w:val="16"/>
+              </w:rPr>
+              <w:t xml:space="preserve">Type the correct password, or click "Forgot your password?"</w:t>
             </w:r>
           </w:p>
         </w:tc>
@@ -2044,7 +2077,7 @@
                 <w:sz w:val="16"/>
                 <w:szCs w:val="16"/>
               </w:rPr>
-              <w:t xml:space="preserve">While signed in as supplier, type the address of the Dashboard (dashboard.html)</w:t>
+              <w:t xml:space="preserve">While signed in, type the address of the Dashboard (dashboard.html)</w:t>
             </w:r>
           </w:p>
         </w:tc>
@@ -2067,17 +2100,50 @@
           </w:tcPr>
           <w:p>
             <w:pPr>
-              <w:spacing w:after="0" w:line="230"/>
-              <w:jc w:val="left"/>
-            </w:pPr>
-            <w:r>
-              <w:rPr>
-                <w:rFonts w:ascii="Arial" w:cs="Arial" w:eastAsia="Arial" w:hAnsi="Arial"/>
-                <w:color w:val="000000"/>
-                <w:sz w:val="16"/>
-                <w:szCs w:val="16"/>
-              </w:rPr>
-              <w:t xml:space="preserve">The Dashboard does not open: the supplier is taken back to the Supplier Portal</w:t>
+              <w:spacing w:after="60" w:line="230"/>
+              <w:jc w:val="left"/>
+            </w:pPr>
+            <w:r>
+              <w:rPr>
+                <w:rFonts w:ascii="Arial" w:cs="Arial" w:eastAsia="Arial" w:hAnsi="Arial"/>
+                <w:b/>
+                <w:bCs/>
+                <w:sz w:val="16"/>
+                <w:szCs w:val="16"/>
+              </w:rPr>
+              <w:t xml:space="preserve">Problem: </w:t>
+            </w:r>
+            <w:r>
+              <w:rPr>
+                <w:rFonts w:ascii="Arial" w:cs="Arial" w:eastAsia="Arial" w:hAnsi="Arial"/>
+                <w:sz w:val="16"/>
+                <w:szCs w:val="16"/>
+              </w:rPr>
+              <w:t xml:space="preserve">The Dashboard does not open: the supplier is returned to the Supplier Portal</w:t>
+            </w:r>
+          </w:p>
+          <w:p>
+            <w:pPr>
+              <w:spacing w:after="0" w:line="230"/>
+              <w:jc w:val="left"/>
+            </w:pPr>
+            <w:r>
+              <w:rPr>
+                <w:rFonts w:ascii="Arial" w:cs="Arial" w:eastAsia="Arial" w:hAnsi="Arial"/>
+                <w:b/>
+                <w:bCs/>
+                <w:sz w:val="16"/>
+                <w:szCs w:val="16"/>
+              </w:rPr>
+              <w:t xml:space="preserve">Solution: </w:t>
+            </w:r>
+            <w:r>
+              <w:rPr>
+                <w:rFonts w:ascii="Arial" w:cs="Arial" w:eastAsia="Arial" w:hAnsi="Arial"/>
+                <w:sz w:val="16"/>
+                <w:szCs w:val="16"/>
+              </w:rPr>
+              <w:t xml:space="preserve">No action: the Dashboard is for the shop</w:t>
             </w:r>
           </w:p>
         </w:tc>
@@ -2218,7 +2284,7 @@
                 <w:sz w:val="18"/>
                 <w:szCs w:val="18"/>
               </w:rPr>
-              <w:t xml:space="preserve">2.  CONFIRM ORDER</w:t>
+              <w:t xml:space="preserve">STEP 2: STAR RATING</w:t>
             </w:r>
           </w:p>
         </w:tc>
@@ -2391,7 +2457,7 @@
                 <w:sz w:val="16"/>
                 <w:szCs w:val="16"/>
               </w:rPr>
-              <w:t xml:space="preserve">Click Confirm order on a waiting order, choose the delivery date, check the quantities, then click Confirm order</w:t>
+              <w:t xml:space="preserve">Look at the star rating on the portal</w:t>
             </w:r>
           </w:p>
         </w:tc>
@@ -2424,7 +2490,7 @@
                 <w:sz w:val="16"/>
                 <w:szCs w:val="16"/>
               </w:rPr>
-              <w:t xml:space="preserve">A message "Order confirmed." is displayed and the order shows as confirmed</w:t>
+              <w:t xml:space="preserve">"(n) of 5 stars" is shown with a tick or cross for each condition and whether it meets the standard (4 stars or more); it is the rating the shop sees</w:t>
             </w:r>
           </w:p>
         </w:tc>
@@ -2696,7 +2762,7 @@
                 <w:sz w:val="16"/>
                 <w:szCs w:val="16"/>
               </w:rPr>
-              <w:t xml:space="preserve">Click Confirm order, leave the delivery date empty, then click Confirm order</w:t>
+              <w:t xml:space="preserve">Open the portal when no order was received in the last 12 months</w:t>
             </w:r>
           </w:p>
         </w:tc>
@@ -2719,17 +2785,50 @@
           </w:tcPr>
           <w:p>
             <w:pPr>
-              <w:spacing w:after="0" w:line="230"/>
-              <w:jc w:val="left"/>
-            </w:pPr>
-            <w:r>
-              <w:rPr>
-                <w:rFonts w:ascii="Arial" w:cs="Arial" w:eastAsia="Arial" w:hAnsi="Arial"/>
-                <w:color w:val="000000"/>
-                <w:sz w:val="16"/>
-                <w:szCs w:val="16"/>
-              </w:rPr>
-              <w:t xml:space="preserve">A message "Choose the date you will deliver" is displayed</w:t>
+              <w:spacing w:after="60" w:line="230"/>
+              <w:jc w:val="left"/>
+            </w:pPr>
+            <w:r>
+              <w:rPr>
+                <w:rFonts w:ascii="Arial" w:cs="Arial" w:eastAsia="Arial" w:hAnsi="Arial"/>
+                <w:b/>
+                <w:bCs/>
+                <w:sz w:val="16"/>
+                <w:szCs w:val="16"/>
+              </w:rPr>
+              <w:t xml:space="preserve">Problem: </w:t>
+            </w:r>
+            <w:r>
+              <w:rPr>
+                <w:rFonts w:ascii="Arial" w:cs="Arial" w:eastAsia="Arial" w:hAnsi="Arial"/>
+                <w:sz w:val="16"/>
+                <w:szCs w:val="16"/>
+              </w:rPr>
+              <w:t xml:space="preserve">A message "Not rated yet: no order from this supplier was received in the last 12 months." is displayed</w:t>
+            </w:r>
+          </w:p>
+          <w:p>
+            <w:pPr>
+              <w:spacing w:after="0" w:line="230"/>
+              <w:jc w:val="left"/>
+            </w:pPr>
+            <w:r>
+              <w:rPr>
+                <w:rFonts w:ascii="Arial" w:cs="Arial" w:eastAsia="Arial" w:hAnsi="Arial"/>
+                <w:b/>
+                <w:bCs/>
+                <w:sz w:val="16"/>
+                <w:szCs w:val="16"/>
+              </w:rPr>
+              <w:t xml:space="preserve">Solution: </w:t>
+            </w:r>
+            <w:r>
+              <w:rPr>
+                <w:rFonts w:ascii="Arial" w:cs="Arial" w:eastAsia="Arial" w:hAnsi="Arial"/>
+                <w:sz w:val="16"/>
+                <w:szCs w:val="16"/>
+              </w:rPr>
+              <w:t xml:space="preserve">No action: the rating starts once the shop receives an order</w:t>
             </w:r>
           </w:p>
         </w:tc>
@@ -2839,301 +2938,38 @@
         </w:trPr>
         <w:tc>
           <w:tcPr>
-            <w:tcW w:type="dxa" w:w="1000"/>
-            <w:tcBorders>
-              <w:top w:val="single" w:color="808080" w:sz="4"/>
-              <w:left w:val="single" w:color="808080" w:sz="4"/>
-              <w:bottom w:val="single" w:color="808080" w:sz="4"/>
-              <w:right w:val="single" w:color="808080" w:sz="4"/>
-            </w:tcBorders>
-            <w:shd w:fill="1E4D2B" w:val="clear"/>
-            <w:tcMar>
-              <w:top w:type="dxa" w:w="45"/>
-              <w:left w:type="dxa" w:w="80"/>
-              <w:bottom w:type="dxa" w:w="45"/>
-              <w:right w:type="dxa" w:w="80"/>
-            </w:tcMar>
-            <w:vAlign w:val="center"/>
-          </w:tcPr>
-          <w:p>
-            <w:pPr>
-              <w:spacing w:after="0" w:line="230"/>
-              <w:jc w:val="left"/>
-            </w:pPr>
-            <w:r>
-              <w:rPr>
-                <w:rFonts w:ascii="Arial" w:cs="Arial" w:eastAsia="Arial" w:hAnsi="Arial"/>
-                <w:color w:val="000000"/>
-                <w:sz w:val="16"/>
-                <w:szCs w:val="16"/>
-              </w:rPr>
-              <w:t xml:space="preserve"/>
-            </w:r>
-          </w:p>
-        </w:tc>
-        <w:tc>
-          <w:tcPr>
-            <w:tcW w:type="dxa" w:w="520"/>
-            <w:tcBorders>
-              <w:top w:val="single" w:color="808080" w:sz="4"/>
-              <w:left w:val="single" w:color="808080" w:sz="4"/>
-              <w:bottom w:val="single" w:color="808080" w:sz="4"/>
-              <w:right w:val="single" w:color="808080" w:sz="4"/>
-            </w:tcBorders>
-            <w:tcMar>
-              <w:top w:type="dxa" w:w="45"/>
-              <w:left w:type="dxa" w:w="80"/>
-              <w:bottom w:type="dxa" w:w="45"/>
-              <w:right w:type="dxa" w:w="80"/>
-            </w:tcMar>
-            <w:vAlign w:val="center"/>
-          </w:tcPr>
-          <w:p>
-            <w:pPr>
-              <w:spacing w:after="0" w:line="230"/>
-              <w:jc w:val="center"/>
-            </w:pPr>
-            <w:r>
-              <w:rPr>
-                <w:rFonts w:ascii="Arial" w:cs="Arial" w:eastAsia="Arial" w:hAnsi="Arial"/>
-                <w:color w:val="000000"/>
-                <w:sz w:val="16"/>
-                <w:szCs w:val="16"/>
-              </w:rPr>
-              <w:t xml:space="preserve">2.1b</w:t>
-            </w:r>
-          </w:p>
-        </w:tc>
-        <w:tc>
-          <w:tcPr>
-            <w:tcW w:type="dxa" w:w="1100"/>
-            <w:tcBorders>
-              <w:top w:val="single" w:color="808080" w:sz="4"/>
-              <w:left w:val="single" w:color="808080" w:sz="4"/>
-              <w:bottom w:val="single" w:color="808080" w:sz="4"/>
-              <w:right w:val="single" w:color="808080" w:sz="4"/>
-            </w:tcBorders>
-            <w:tcMar>
-              <w:top w:type="dxa" w:w="45"/>
-              <w:left w:type="dxa" w:w="80"/>
-              <w:bottom w:type="dxa" w:w="45"/>
-              <w:right w:type="dxa" w:w="80"/>
-            </w:tcMar>
-            <w:vAlign w:val="center"/>
-          </w:tcPr>
-          <w:p>
-            <w:pPr>
-              <w:spacing w:after="0" w:line="230"/>
-              <w:jc w:val="left"/>
-            </w:pPr>
-            <w:r>
-              <w:rPr>
-                <w:rFonts w:ascii="Arial" w:cs="Arial" w:eastAsia="Arial" w:hAnsi="Arial"/>
-                <w:b w:val="false"/>
-                <w:bCs w:val="false"/>
-                <w:color w:val="000000"/>
-                <w:sz w:val="16"/>
-                <w:szCs w:val="16"/>
-              </w:rPr>
-              <w:t xml:space="preserve">Sad case</w:t>
-            </w:r>
-          </w:p>
-        </w:tc>
-        <w:tc>
-          <w:tcPr>
-            <w:tcW w:type="dxa" w:w="720"/>
-            <w:tcBorders>
-              <w:top w:val="single" w:color="808080" w:sz="4"/>
-              <w:left w:val="single" w:color="808080" w:sz="4"/>
-              <w:bottom w:val="single" w:color="808080" w:sz="4"/>
-              <w:right w:val="single" w:color="808080" w:sz="4"/>
-            </w:tcBorders>
-            <w:tcMar>
-              <w:top w:type="dxa" w:w="45"/>
-              <w:left w:type="dxa" w:w="80"/>
-              <w:bottom w:type="dxa" w:w="45"/>
-              <w:right w:type="dxa" w:w="80"/>
-            </w:tcMar>
-            <w:vAlign w:val="center"/>
-          </w:tcPr>
-          <w:p>
-            <w:pPr>
-              <w:spacing w:after="0" w:line="230"/>
-              <w:jc w:val="center"/>
-            </w:pPr>
-            <w:r>
-              <w:rPr>
-                <w:rFonts w:ascii="Arial" w:cs="Arial" w:eastAsia="Arial" w:hAnsi="Arial"/>
-                <w:color w:val="000000"/>
-                <w:sz w:val="16"/>
-                <w:szCs w:val="16"/>
-              </w:rPr>
-              <w:t xml:space="preserve">SU-06</w:t>
-            </w:r>
-          </w:p>
-        </w:tc>
-        <w:tc>
-          <w:tcPr>
-            <w:tcW w:type="dxa" w:w="3820"/>
-            <w:tcBorders>
-              <w:top w:val="single" w:color="808080" w:sz="4"/>
-              <w:left w:val="single" w:color="808080" w:sz="4"/>
-              <w:bottom w:val="single" w:color="808080" w:sz="4"/>
-              <w:right w:val="single" w:color="808080" w:sz="4"/>
-            </w:tcBorders>
-            <w:tcMar>
-              <w:top w:type="dxa" w:w="45"/>
-              <w:left w:type="dxa" w:w="80"/>
-              <w:bottom w:type="dxa" w:w="45"/>
-              <w:right w:type="dxa" w:w="80"/>
-            </w:tcMar>
-            <w:vAlign w:val="center"/>
-          </w:tcPr>
-          <w:p>
-            <w:pPr>
-              <w:spacing w:after="0" w:line="230"/>
-              <w:jc w:val="left"/>
-            </w:pPr>
-            <w:r>
-              <w:rPr>
-                <w:rFonts w:ascii="Arial" w:cs="Arial" w:eastAsia="Arial" w:hAnsi="Arial"/>
-                <w:color w:val="000000"/>
-                <w:sz w:val="16"/>
-                <w:szCs w:val="16"/>
-              </w:rPr>
-              <w:t xml:space="preserve">Click Confirm order, type a delivery date in the past, then click Confirm order</w:t>
-            </w:r>
-          </w:p>
-        </w:tc>
-        <w:tc>
-          <w:tcPr>
-            <w:tcW w:type="dxa" w:w="3820"/>
-            <w:tcBorders>
-              <w:top w:val="single" w:color="808080" w:sz="4"/>
-              <w:left w:val="single" w:color="808080" w:sz="4"/>
-              <w:bottom w:val="single" w:color="808080" w:sz="4"/>
-              <w:right w:val="single" w:color="808080" w:sz="4"/>
-            </w:tcBorders>
-            <w:tcMar>
-              <w:top w:type="dxa" w:w="45"/>
-              <w:left w:type="dxa" w:w="80"/>
-              <w:bottom w:type="dxa" w:w="45"/>
-              <w:right w:type="dxa" w:w="80"/>
-            </w:tcMar>
-            <w:vAlign w:val="center"/>
-          </w:tcPr>
-          <w:p>
-            <w:pPr>
-              <w:spacing w:after="0" w:line="230"/>
-              <w:jc w:val="left"/>
-            </w:pPr>
-            <w:r>
-              <w:rPr>
-                <w:rFonts w:ascii="Arial" w:cs="Arial" w:eastAsia="Arial" w:hAnsi="Arial"/>
-                <w:color w:val="000000"/>
-                <w:sz w:val="16"/>
-                <w:szCs w:val="16"/>
-              </w:rPr>
-              <w:t xml:space="preserve">A message "The delivery date cannot be in the past." is displayed</w:t>
-            </w:r>
-          </w:p>
-        </w:tc>
-        <w:tc>
-          <w:tcPr>
-            <w:tcW w:type="dxa" w:w="1300"/>
-            <w:tcBorders>
-              <w:top w:val="single" w:color="808080" w:sz="4"/>
-              <w:left w:val="single" w:color="808080" w:sz="4"/>
-              <w:bottom w:val="single" w:color="808080" w:sz="4"/>
-              <w:right w:val="single" w:color="808080" w:sz="4"/>
-            </w:tcBorders>
-            <w:tcMar>
-              <w:top w:type="dxa" w:w="45"/>
-              <w:left w:type="dxa" w:w="80"/>
-              <w:bottom w:type="dxa" w:w="45"/>
-              <w:right w:type="dxa" w:w="80"/>
-            </w:tcMar>
-            <w:vAlign w:val="center"/>
-          </w:tcPr>
-          <w:p>
-            <w:pPr>
-              <w:spacing w:after="0" w:line="230"/>
-              <w:jc w:val="left"/>
-            </w:pPr>
-            <w:r>
-              <w:rPr>
-                <w:rFonts w:ascii="Arial" w:cs="Arial" w:eastAsia="Arial" w:hAnsi="Arial"/>
-                <w:color w:val="000000"/>
-                <w:sz w:val="16"/>
-                <w:szCs w:val="16"/>
-              </w:rPr>
-              <w:t xml:space="preserve"/>
-            </w:r>
-          </w:p>
-        </w:tc>
-        <w:tc>
-          <w:tcPr>
-            <w:tcW w:type="dxa" w:w="900"/>
-            <w:tcBorders>
-              <w:top w:val="single" w:color="808080" w:sz="4"/>
-              <w:left w:val="single" w:color="808080" w:sz="4"/>
-              <w:bottom w:val="single" w:color="808080" w:sz="4"/>
-              <w:right w:val="single" w:color="808080" w:sz="4"/>
-            </w:tcBorders>
-            <w:tcMar>
-              <w:top w:type="dxa" w:w="45"/>
-              <w:left w:type="dxa" w:w="80"/>
-              <w:bottom w:type="dxa" w:w="45"/>
-              <w:right w:type="dxa" w:w="80"/>
-            </w:tcMar>
-            <w:vAlign w:val="center"/>
-          </w:tcPr>
-          <w:p>
-            <w:pPr>
-              <w:spacing w:after="0" w:line="230"/>
-              <w:jc w:val="left"/>
-            </w:pPr>
-            <w:r>
-              <w:rPr>
-                <w:rFonts w:ascii="Arial" w:cs="Arial" w:eastAsia="Arial" w:hAnsi="Arial"/>
-                <w:color w:val="000000"/>
-                <w:sz w:val="16"/>
-                <w:szCs w:val="16"/>
-              </w:rPr>
-              <w:t xml:space="preserve"/>
-            </w:r>
-          </w:p>
-        </w:tc>
-        <w:tc>
-          <w:tcPr>
-            <w:tcW w:type="dxa" w:w="1220"/>
-            <w:tcBorders>
-              <w:top w:val="single" w:color="808080" w:sz="4"/>
-              <w:left w:val="single" w:color="808080" w:sz="4"/>
-              <w:bottom w:val="single" w:color="808080" w:sz="4"/>
-              <w:right w:val="single" w:color="808080" w:sz="4"/>
-            </w:tcBorders>
-            <w:tcMar>
-              <w:top w:type="dxa" w:w="45"/>
-              <w:left w:type="dxa" w:w="80"/>
-              <w:bottom w:type="dxa" w:w="45"/>
-              <w:right w:type="dxa" w:w="80"/>
-            </w:tcMar>
-            <w:vAlign w:val="center"/>
-          </w:tcPr>
-          <w:p>
-            <w:pPr>
-              <w:spacing w:after="0" w:line="230"/>
-              <w:jc w:val="left"/>
-            </w:pPr>
-            <w:r>
-              <w:rPr>
-                <w:rFonts w:ascii="Arial" w:cs="Arial" w:eastAsia="Arial" w:hAnsi="Arial"/>
-                <w:color w:val="000000"/>
-                <w:sz w:val="16"/>
-                <w:szCs w:val="16"/>
-              </w:rPr>
-              <w:t xml:space="preserve"/>
+            <w:tcW w:type="dxa" w:w="14400"/>
+            <w:gridSpan w:val="9"/>
+            <w:tcBorders>
+              <w:top w:val="single" w:color="808080" w:sz="4"/>
+              <w:left w:val="single" w:color="808080" w:sz="4"/>
+              <w:bottom w:val="single" w:color="808080" w:sz="4"/>
+              <w:right w:val="single" w:color="808080" w:sz="4"/>
+            </w:tcBorders>
+            <w:shd w:fill="0F2E17" w:val="clear"/>
+            <w:tcMar>
+              <w:top w:type="dxa" w:w="45"/>
+              <w:left w:type="dxa" w:w="80"/>
+              <w:bottom w:type="dxa" w:w="45"/>
+              <w:right w:type="dxa" w:w="80"/>
+            </w:tcMar>
+            <w:vAlign w:val="center"/>
+          </w:tcPr>
+          <w:p>
+            <w:pPr>
+              <w:spacing w:after="0" w:line="230"/>
+              <w:jc w:val="left"/>
+            </w:pPr>
+            <w:r>
+              <w:rPr>
+                <w:rFonts w:ascii="Arial" w:cs="Arial" w:eastAsia="Arial" w:hAnsi="Arial"/>
+                <w:b/>
+                <w:bCs/>
+                <w:color w:val="FFFFFF"/>
+                <w:sz w:val="18"/>
+                <w:szCs w:val="18"/>
+              </w:rPr>
+              <w:t xml:space="preserve">STEP 3: CONFIRM ORDER</w:t>
             </w:r>
           </w:p>
         </w:tc>
@@ -3205,7 +3041,7 @@
                 <w:sz w:val="16"/>
                 <w:szCs w:val="16"/>
               </w:rPr>
-              <w:t xml:space="preserve">2.1c</w:t>
+              <w:t xml:space="preserve">3.1</w:t>
             </w:r>
           </w:p>
         </w:tc>
@@ -3234,13 +3070,13 @@
             <w:r>
               <w:rPr>
                 <w:rFonts w:ascii="Arial" w:cs="Arial" w:eastAsia="Arial" w:hAnsi="Arial"/>
-                <w:b w:val="false"/>
-                <w:bCs w:val="false"/>
-                <w:color w:val="000000"/>
-                <w:sz w:val="16"/>
-                <w:szCs w:val="16"/>
-              </w:rPr>
-              <w:t xml:space="preserve">Sad case</w:t>
+                <w:b/>
+                <w:bCs/>
+                <w:color w:val="000000"/>
+                <w:sz w:val="16"/>
+                <w:szCs w:val="16"/>
+              </w:rPr>
+              <w:t xml:space="preserve">Happy case</w:t>
             </w:r>
           </w:p>
         </w:tc>
@@ -3273,7 +3109,7 @@
                 <w:sz w:val="16"/>
                 <w:szCs w:val="16"/>
               </w:rPr>
-              <w:t xml:space="preserve">SU-07</w:t>
+              <w:t xml:space="preserve">SU-06</w:t>
             </w:r>
           </w:p>
         </w:tc>
@@ -3306,7 +3142,7 @@
                 <w:sz w:val="16"/>
                 <w:szCs w:val="16"/>
               </w:rPr>
-              <w:t xml:space="preserve">Click Confirm order, choose a delivery date more than a year from today, then click Confirm order</w:t>
+              <w:t xml:space="preserve">Click Confirm order on a waiting order, choose the delivery date, check the quantities, then click Confirm order</w:t>
             </w:r>
           </w:p>
         </w:tc>
@@ -3339,7 +3175,7 @@
                 <w:sz w:val="16"/>
                 <w:szCs w:val="16"/>
               </w:rPr>
-              <w:t xml:space="preserve">A message "That delivery date is more than a year away." is displayed</w:t>
+              <w:t xml:space="preserve">A message "Order confirmed." is displayed</w:t>
             </w:r>
           </w:p>
         </w:tc>
@@ -3510,7 +3346,7 @@
                 <w:sz w:val="16"/>
                 <w:szCs w:val="16"/>
               </w:rPr>
-              <w:t xml:space="preserve">2.1d</w:t>
+              <w:t xml:space="preserve">3.1a</w:t>
             </w:r>
           </w:p>
         </w:tc>
@@ -3578,7 +3414,7 @@
                 <w:sz w:val="16"/>
                 <w:szCs w:val="16"/>
               </w:rPr>
-              <w:t xml:space="preserve">SU-08</w:t>
+              <w:t xml:space="preserve">SU-07</w:t>
             </w:r>
           </w:p>
         </w:tc>
@@ -3611,7 +3447,7 @@
                 <w:sz w:val="16"/>
                 <w:szCs w:val="16"/>
               </w:rPr>
-              <w:t xml:space="preserve">Look at an order that is already confirmed</w:t>
+              <w:t xml:space="preserve">Leave the delivery date empty, then click Confirm order</w:t>
             </w:r>
           </w:p>
         </w:tc>
@@ -3634,17 +3470,50 @@
           </w:tcPr>
           <w:p>
             <w:pPr>
-              <w:spacing w:after="0" w:line="230"/>
-              <w:jc w:val="left"/>
-            </w:pPr>
-            <w:r>
-              <w:rPr>
-                <w:rFonts w:ascii="Arial" w:cs="Arial" w:eastAsia="Arial" w:hAnsi="Arial"/>
-                <w:color w:val="000000"/>
-                <w:sz w:val="16"/>
-                <w:szCs w:val="16"/>
-              </w:rPr>
-              <w:t xml:space="preserve">The order has no Confirm order button, so it cannot be confirmed twice</w:t>
+              <w:spacing w:after="60" w:line="230"/>
+              <w:jc w:val="left"/>
+            </w:pPr>
+            <w:r>
+              <w:rPr>
+                <w:rFonts w:ascii="Arial" w:cs="Arial" w:eastAsia="Arial" w:hAnsi="Arial"/>
+                <w:b/>
+                <w:bCs/>
+                <w:sz w:val="16"/>
+                <w:szCs w:val="16"/>
+              </w:rPr>
+              <w:t xml:space="preserve">Problem: </w:t>
+            </w:r>
+            <w:r>
+              <w:rPr>
+                <w:rFonts w:ascii="Arial" w:cs="Arial" w:eastAsia="Arial" w:hAnsi="Arial"/>
+                <w:sz w:val="16"/>
+                <w:szCs w:val="16"/>
+              </w:rPr>
+              <w:t xml:space="preserve">A message "Choose the date you will deliver" is displayed</w:t>
+            </w:r>
+          </w:p>
+          <w:p>
+            <w:pPr>
+              <w:spacing w:after="0" w:line="230"/>
+              <w:jc w:val="left"/>
+            </w:pPr>
+            <w:r>
+              <w:rPr>
+                <w:rFonts w:ascii="Arial" w:cs="Arial" w:eastAsia="Arial" w:hAnsi="Arial"/>
+                <w:b/>
+                <w:bCs/>
+                <w:sz w:val="16"/>
+                <w:szCs w:val="16"/>
+              </w:rPr>
+              <w:t xml:space="preserve">Solution: </w:t>
+            </w:r>
+            <w:r>
+              <w:rPr>
+                <w:rFonts w:ascii="Arial" w:cs="Arial" w:eastAsia="Arial" w:hAnsi="Arial"/>
+                <w:sz w:val="16"/>
+                <w:szCs w:val="16"/>
+              </w:rPr>
+              <w:t xml:space="preserve">Choose the delivery date</w:t>
             </w:r>
           </w:p>
         </w:tc>
@@ -3754,6 +3623,682 @@
         </w:trPr>
         <w:tc>
           <w:tcPr>
+            <w:tcW w:type="dxa" w:w="1000"/>
+            <w:tcBorders>
+              <w:top w:val="single" w:color="808080" w:sz="4"/>
+              <w:left w:val="single" w:color="808080" w:sz="4"/>
+              <w:bottom w:val="single" w:color="808080" w:sz="4"/>
+              <w:right w:val="single" w:color="808080" w:sz="4"/>
+            </w:tcBorders>
+            <w:shd w:fill="1E4D2B" w:val="clear"/>
+            <w:tcMar>
+              <w:top w:type="dxa" w:w="45"/>
+              <w:left w:type="dxa" w:w="80"/>
+              <w:bottom w:type="dxa" w:w="45"/>
+              <w:right w:type="dxa" w:w="80"/>
+            </w:tcMar>
+            <w:vAlign w:val="center"/>
+          </w:tcPr>
+          <w:p>
+            <w:pPr>
+              <w:spacing w:after="0" w:line="230"/>
+              <w:jc w:val="left"/>
+            </w:pPr>
+            <w:r>
+              <w:rPr>
+                <w:rFonts w:ascii="Arial" w:cs="Arial" w:eastAsia="Arial" w:hAnsi="Arial"/>
+                <w:color w:val="000000"/>
+                <w:sz w:val="16"/>
+                <w:szCs w:val="16"/>
+              </w:rPr>
+              <w:t xml:space="preserve"/>
+            </w:r>
+          </w:p>
+        </w:tc>
+        <w:tc>
+          <w:tcPr>
+            <w:tcW w:type="dxa" w:w="520"/>
+            <w:tcBorders>
+              <w:top w:val="single" w:color="808080" w:sz="4"/>
+              <w:left w:val="single" w:color="808080" w:sz="4"/>
+              <w:bottom w:val="single" w:color="808080" w:sz="4"/>
+              <w:right w:val="single" w:color="808080" w:sz="4"/>
+            </w:tcBorders>
+            <w:tcMar>
+              <w:top w:type="dxa" w:w="45"/>
+              <w:left w:type="dxa" w:w="80"/>
+              <w:bottom w:type="dxa" w:w="45"/>
+              <w:right w:type="dxa" w:w="80"/>
+            </w:tcMar>
+            <w:vAlign w:val="center"/>
+          </w:tcPr>
+          <w:p>
+            <w:pPr>
+              <w:spacing w:after="0" w:line="230"/>
+              <w:jc w:val="center"/>
+            </w:pPr>
+            <w:r>
+              <w:rPr>
+                <w:rFonts w:ascii="Arial" w:cs="Arial" w:eastAsia="Arial" w:hAnsi="Arial"/>
+                <w:color w:val="000000"/>
+                <w:sz w:val="16"/>
+                <w:szCs w:val="16"/>
+              </w:rPr>
+              <w:t xml:space="preserve">3.1b</w:t>
+            </w:r>
+          </w:p>
+        </w:tc>
+        <w:tc>
+          <w:tcPr>
+            <w:tcW w:type="dxa" w:w="1100"/>
+            <w:tcBorders>
+              <w:top w:val="single" w:color="808080" w:sz="4"/>
+              <w:left w:val="single" w:color="808080" w:sz="4"/>
+              <w:bottom w:val="single" w:color="808080" w:sz="4"/>
+              <w:right w:val="single" w:color="808080" w:sz="4"/>
+            </w:tcBorders>
+            <w:tcMar>
+              <w:top w:type="dxa" w:w="45"/>
+              <w:left w:type="dxa" w:w="80"/>
+              <w:bottom w:type="dxa" w:w="45"/>
+              <w:right w:type="dxa" w:w="80"/>
+            </w:tcMar>
+            <w:vAlign w:val="center"/>
+          </w:tcPr>
+          <w:p>
+            <w:pPr>
+              <w:spacing w:after="0" w:line="230"/>
+              <w:jc w:val="left"/>
+            </w:pPr>
+            <w:r>
+              <w:rPr>
+                <w:rFonts w:ascii="Arial" w:cs="Arial" w:eastAsia="Arial" w:hAnsi="Arial"/>
+                <w:b w:val="false"/>
+                <w:bCs w:val="false"/>
+                <w:color w:val="000000"/>
+                <w:sz w:val="16"/>
+                <w:szCs w:val="16"/>
+              </w:rPr>
+              <w:t xml:space="preserve">Sad case</w:t>
+            </w:r>
+          </w:p>
+        </w:tc>
+        <w:tc>
+          <w:tcPr>
+            <w:tcW w:type="dxa" w:w="720"/>
+            <w:tcBorders>
+              <w:top w:val="single" w:color="808080" w:sz="4"/>
+              <w:left w:val="single" w:color="808080" w:sz="4"/>
+              <w:bottom w:val="single" w:color="808080" w:sz="4"/>
+              <w:right w:val="single" w:color="808080" w:sz="4"/>
+            </w:tcBorders>
+            <w:tcMar>
+              <w:top w:type="dxa" w:w="45"/>
+              <w:left w:type="dxa" w:w="80"/>
+              <w:bottom w:type="dxa" w:w="45"/>
+              <w:right w:type="dxa" w:w="80"/>
+            </w:tcMar>
+            <w:vAlign w:val="center"/>
+          </w:tcPr>
+          <w:p>
+            <w:pPr>
+              <w:spacing w:after="0" w:line="230"/>
+              <w:jc w:val="center"/>
+            </w:pPr>
+            <w:r>
+              <w:rPr>
+                <w:rFonts w:ascii="Arial" w:cs="Arial" w:eastAsia="Arial" w:hAnsi="Arial"/>
+                <w:color w:val="000000"/>
+                <w:sz w:val="16"/>
+                <w:szCs w:val="16"/>
+              </w:rPr>
+              <w:t xml:space="preserve">SU-08</w:t>
+            </w:r>
+          </w:p>
+        </w:tc>
+        <w:tc>
+          <w:tcPr>
+            <w:tcW w:type="dxa" w:w="3820"/>
+            <w:tcBorders>
+              <w:top w:val="single" w:color="808080" w:sz="4"/>
+              <w:left w:val="single" w:color="808080" w:sz="4"/>
+              <w:bottom w:val="single" w:color="808080" w:sz="4"/>
+              <w:right w:val="single" w:color="808080" w:sz="4"/>
+            </w:tcBorders>
+            <w:tcMar>
+              <w:top w:type="dxa" w:w="45"/>
+              <w:left w:type="dxa" w:w="80"/>
+              <w:bottom w:type="dxa" w:w="45"/>
+              <w:right w:type="dxa" w:w="80"/>
+            </w:tcMar>
+            <w:vAlign w:val="center"/>
+          </w:tcPr>
+          <w:p>
+            <w:pPr>
+              <w:spacing w:after="0" w:line="230"/>
+              <w:jc w:val="left"/>
+            </w:pPr>
+            <w:r>
+              <w:rPr>
+                <w:rFonts w:ascii="Arial" w:cs="Arial" w:eastAsia="Arial" w:hAnsi="Arial"/>
+                <w:color w:val="000000"/>
+                <w:sz w:val="16"/>
+                <w:szCs w:val="16"/>
+              </w:rPr>
+              <w:t xml:space="preserve">Type a delivery date in the past, then click Confirm order</w:t>
+            </w:r>
+          </w:p>
+        </w:tc>
+        <w:tc>
+          <w:tcPr>
+            <w:tcW w:type="dxa" w:w="3820"/>
+            <w:tcBorders>
+              <w:top w:val="single" w:color="808080" w:sz="4"/>
+              <w:left w:val="single" w:color="808080" w:sz="4"/>
+              <w:bottom w:val="single" w:color="808080" w:sz="4"/>
+              <w:right w:val="single" w:color="808080" w:sz="4"/>
+            </w:tcBorders>
+            <w:tcMar>
+              <w:top w:type="dxa" w:w="45"/>
+              <w:left w:type="dxa" w:w="80"/>
+              <w:bottom w:type="dxa" w:w="45"/>
+              <w:right w:type="dxa" w:w="80"/>
+            </w:tcMar>
+            <w:vAlign w:val="center"/>
+          </w:tcPr>
+          <w:p>
+            <w:pPr>
+              <w:spacing w:after="60" w:line="230"/>
+              <w:jc w:val="left"/>
+            </w:pPr>
+            <w:r>
+              <w:rPr>
+                <w:rFonts w:ascii="Arial" w:cs="Arial" w:eastAsia="Arial" w:hAnsi="Arial"/>
+                <w:b/>
+                <w:bCs/>
+                <w:sz w:val="16"/>
+                <w:szCs w:val="16"/>
+              </w:rPr>
+              <w:t xml:space="preserve">Problem: </w:t>
+            </w:r>
+            <w:r>
+              <w:rPr>
+                <w:rFonts w:ascii="Arial" w:cs="Arial" w:eastAsia="Arial" w:hAnsi="Arial"/>
+                <w:sz w:val="16"/>
+                <w:szCs w:val="16"/>
+              </w:rPr>
+              <w:t xml:space="preserve">A message "The delivery date cannot be in the past." is displayed</w:t>
+            </w:r>
+          </w:p>
+          <w:p>
+            <w:pPr>
+              <w:spacing w:after="0" w:line="230"/>
+              <w:jc w:val="left"/>
+            </w:pPr>
+            <w:r>
+              <w:rPr>
+                <w:rFonts w:ascii="Arial" w:cs="Arial" w:eastAsia="Arial" w:hAnsi="Arial"/>
+                <w:b/>
+                <w:bCs/>
+                <w:sz w:val="16"/>
+                <w:szCs w:val="16"/>
+              </w:rPr>
+              <w:t xml:space="preserve">Solution: </w:t>
+            </w:r>
+            <w:r>
+              <w:rPr>
+                <w:rFonts w:ascii="Arial" w:cs="Arial" w:eastAsia="Arial" w:hAnsi="Arial"/>
+                <w:sz w:val="16"/>
+                <w:szCs w:val="16"/>
+              </w:rPr>
+              <w:t xml:space="preserve">Choose today or a later date</w:t>
+            </w:r>
+          </w:p>
+        </w:tc>
+        <w:tc>
+          <w:tcPr>
+            <w:tcW w:type="dxa" w:w="1300"/>
+            <w:tcBorders>
+              <w:top w:val="single" w:color="808080" w:sz="4"/>
+              <w:left w:val="single" w:color="808080" w:sz="4"/>
+              <w:bottom w:val="single" w:color="808080" w:sz="4"/>
+              <w:right w:val="single" w:color="808080" w:sz="4"/>
+            </w:tcBorders>
+            <w:tcMar>
+              <w:top w:type="dxa" w:w="45"/>
+              <w:left w:type="dxa" w:w="80"/>
+              <w:bottom w:type="dxa" w:w="45"/>
+              <w:right w:type="dxa" w:w="80"/>
+            </w:tcMar>
+            <w:vAlign w:val="center"/>
+          </w:tcPr>
+          <w:p>
+            <w:pPr>
+              <w:spacing w:after="0" w:line="230"/>
+              <w:jc w:val="left"/>
+            </w:pPr>
+            <w:r>
+              <w:rPr>
+                <w:rFonts w:ascii="Arial" w:cs="Arial" w:eastAsia="Arial" w:hAnsi="Arial"/>
+                <w:color w:val="000000"/>
+                <w:sz w:val="16"/>
+                <w:szCs w:val="16"/>
+              </w:rPr>
+              <w:t xml:space="preserve"/>
+            </w:r>
+          </w:p>
+        </w:tc>
+        <w:tc>
+          <w:tcPr>
+            <w:tcW w:type="dxa" w:w="900"/>
+            <w:tcBorders>
+              <w:top w:val="single" w:color="808080" w:sz="4"/>
+              <w:left w:val="single" w:color="808080" w:sz="4"/>
+              <w:bottom w:val="single" w:color="808080" w:sz="4"/>
+              <w:right w:val="single" w:color="808080" w:sz="4"/>
+            </w:tcBorders>
+            <w:tcMar>
+              <w:top w:type="dxa" w:w="45"/>
+              <w:left w:type="dxa" w:w="80"/>
+              <w:bottom w:type="dxa" w:w="45"/>
+              <w:right w:type="dxa" w:w="80"/>
+            </w:tcMar>
+            <w:vAlign w:val="center"/>
+          </w:tcPr>
+          <w:p>
+            <w:pPr>
+              <w:spacing w:after="0" w:line="230"/>
+              <w:jc w:val="left"/>
+            </w:pPr>
+            <w:r>
+              <w:rPr>
+                <w:rFonts w:ascii="Arial" w:cs="Arial" w:eastAsia="Arial" w:hAnsi="Arial"/>
+                <w:color w:val="000000"/>
+                <w:sz w:val="16"/>
+                <w:szCs w:val="16"/>
+              </w:rPr>
+              <w:t xml:space="preserve"/>
+            </w:r>
+          </w:p>
+        </w:tc>
+        <w:tc>
+          <w:tcPr>
+            <w:tcW w:type="dxa" w:w="1220"/>
+            <w:tcBorders>
+              <w:top w:val="single" w:color="808080" w:sz="4"/>
+              <w:left w:val="single" w:color="808080" w:sz="4"/>
+              <w:bottom w:val="single" w:color="808080" w:sz="4"/>
+              <w:right w:val="single" w:color="808080" w:sz="4"/>
+            </w:tcBorders>
+            <w:tcMar>
+              <w:top w:type="dxa" w:w="45"/>
+              <w:left w:type="dxa" w:w="80"/>
+              <w:bottom w:type="dxa" w:w="45"/>
+              <w:right w:type="dxa" w:w="80"/>
+            </w:tcMar>
+            <w:vAlign w:val="center"/>
+          </w:tcPr>
+          <w:p>
+            <w:pPr>
+              <w:spacing w:after="0" w:line="230"/>
+              <w:jc w:val="left"/>
+            </w:pPr>
+            <w:r>
+              <w:rPr>
+                <w:rFonts w:ascii="Arial" w:cs="Arial" w:eastAsia="Arial" w:hAnsi="Arial"/>
+                <w:color w:val="000000"/>
+                <w:sz w:val="16"/>
+                <w:szCs w:val="16"/>
+              </w:rPr>
+              <w:t xml:space="preserve"/>
+            </w:r>
+          </w:p>
+        </w:tc>
+      </w:tr>
+      <w:tr>
+        <w:trPr>
+          <w:cantSplit/>
+        </w:trPr>
+        <w:tc>
+          <w:tcPr>
+            <w:tcW w:type="dxa" w:w="1000"/>
+            <w:tcBorders>
+              <w:top w:val="single" w:color="808080" w:sz="4"/>
+              <w:left w:val="single" w:color="808080" w:sz="4"/>
+              <w:bottom w:val="single" w:color="808080" w:sz="4"/>
+              <w:right w:val="single" w:color="808080" w:sz="4"/>
+            </w:tcBorders>
+            <w:shd w:fill="1E4D2B" w:val="clear"/>
+            <w:tcMar>
+              <w:top w:type="dxa" w:w="45"/>
+              <w:left w:type="dxa" w:w="80"/>
+              <w:bottom w:type="dxa" w:w="45"/>
+              <w:right w:type="dxa" w:w="80"/>
+            </w:tcMar>
+            <w:vAlign w:val="center"/>
+          </w:tcPr>
+          <w:p>
+            <w:pPr>
+              <w:spacing w:after="0" w:line="230"/>
+              <w:jc w:val="left"/>
+            </w:pPr>
+            <w:r>
+              <w:rPr>
+                <w:rFonts w:ascii="Arial" w:cs="Arial" w:eastAsia="Arial" w:hAnsi="Arial"/>
+                <w:color w:val="000000"/>
+                <w:sz w:val="16"/>
+                <w:szCs w:val="16"/>
+              </w:rPr>
+              <w:t xml:space="preserve"/>
+            </w:r>
+          </w:p>
+        </w:tc>
+        <w:tc>
+          <w:tcPr>
+            <w:tcW w:type="dxa" w:w="520"/>
+            <w:tcBorders>
+              <w:top w:val="single" w:color="808080" w:sz="4"/>
+              <w:left w:val="single" w:color="808080" w:sz="4"/>
+              <w:bottom w:val="single" w:color="808080" w:sz="4"/>
+              <w:right w:val="single" w:color="808080" w:sz="4"/>
+            </w:tcBorders>
+            <w:tcMar>
+              <w:top w:type="dxa" w:w="45"/>
+              <w:left w:type="dxa" w:w="80"/>
+              <w:bottom w:type="dxa" w:w="45"/>
+              <w:right w:type="dxa" w:w="80"/>
+            </w:tcMar>
+            <w:vAlign w:val="center"/>
+          </w:tcPr>
+          <w:p>
+            <w:pPr>
+              <w:spacing w:after="0" w:line="230"/>
+              <w:jc w:val="center"/>
+            </w:pPr>
+            <w:r>
+              <w:rPr>
+                <w:rFonts w:ascii="Arial" w:cs="Arial" w:eastAsia="Arial" w:hAnsi="Arial"/>
+                <w:color w:val="000000"/>
+                <w:sz w:val="16"/>
+                <w:szCs w:val="16"/>
+              </w:rPr>
+              <w:t xml:space="preserve">3.1c</w:t>
+            </w:r>
+          </w:p>
+        </w:tc>
+        <w:tc>
+          <w:tcPr>
+            <w:tcW w:type="dxa" w:w="1100"/>
+            <w:tcBorders>
+              <w:top w:val="single" w:color="808080" w:sz="4"/>
+              <w:left w:val="single" w:color="808080" w:sz="4"/>
+              <w:bottom w:val="single" w:color="808080" w:sz="4"/>
+              <w:right w:val="single" w:color="808080" w:sz="4"/>
+            </w:tcBorders>
+            <w:tcMar>
+              <w:top w:type="dxa" w:w="45"/>
+              <w:left w:type="dxa" w:w="80"/>
+              <w:bottom w:type="dxa" w:w="45"/>
+              <w:right w:type="dxa" w:w="80"/>
+            </w:tcMar>
+            <w:vAlign w:val="center"/>
+          </w:tcPr>
+          <w:p>
+            <w:pPr>
+              <w:spacing w:after="0" w:line="230"/>
+              <w:jc w:val="left"/>
+            </w:pPr>
+            <w:r>
+              <w:rPr>
+                <w:rFonts w:ascii="Arial" w:cs="Arial" w:eastAsia="Arial" w:hAnsi="Arial"/>
+                <w:b w:val="false"/>
+                <w:bCs w:val="false"/>
+                <w:color w:val="000000"/>
+                <w:sz w:val="16"/>
+                <w:szCs w:val="16"/>
+              </w:rPr>
+              <w:t xml:space="preserve">Sad case</w:t>
+            </w:r>
+          </w:p>
+        </w:tc>
+        <w:tc>
+          <w:tcPr>
+            <w:tcW w:type="dxa" w:w="720"/>
+            <w:tcBorders>
+              <w:top w:val="single" w:color="808080" w:sz="4"/>
+              <w:left w:val="single" w:color="808080" w:sz="4"/>
+              <w:bottom w:val="single" w:color="808080" w:sz="4"/>
+              <w:right w:val="single" w:color="808080" w:sz="4"/>
+            </w:tcBorders>
+            <w:tcMar>
+              <w:top w:type="dxa" w:w="45"/>
+              <w:left w:type="dxa" w:w="80"/>
+              <w:bottom w:type="dxa" w:w="45"/>
+              <w:right w:type="dxa" w:w="80"/>
+            </w:tcMar>
+            <w:vAlign w:val="center"/>
+          </w:tcPr>
+          <w:p>
+            <w:pPr>
+              <w:spacing w:after="0" w:line="230"/>
+              <w:jc w:val="center"/>
+            </w:pPr>
+            <w:r>
+              <w:rPr>
+                <w:rFonts w:ascii="Arial" w:cs="Arial" w:eastAsia="Arial" w:hAnsi="Arial"/>
+                <w:color w:val="000000"/>
+                <w:sz w:val="16"/>
+                <w:szCs w:val="16"/>
+              </w:rPr>
+              <w:t xml:space="preserve">SU-09</w:t>
+            </w:r>
+          </w:p>
+        </w:tc>
+        <w:tc>
+          <w:tcPr>
+            <w:tcW w:type="dxa" w:w="3820"/>
+            <w:tcBorders>
+              <w:top w:val="single" w:color="808080" w:sz="4"/>
+              <w:left w:val="single" w:color="808080" w:sz="4"/>
+              <w:bottom w:val="single" w:color="808080" w:sz="4"/>
+              <w:right w:val="single" w:color="808080" w:sz="4"/>
+            </w:tcBorders>
+            <w:tcMar>
+              <w:top w:type="dxa" w:w="45"/>
+              <w:left w:type="dxa" w:w="80"/>
+              <w:bottom w:type="dxa" w:w="45"/>
+              <w:right w:type="dxa" w:w="80"/>
+            </w:tcMar>
+            <w:vAlign w:val="center"/>
+          </w:tcPr>
+          <w:p>
+            <w:pPr>
+              <w:spacing w:after="0" w:line="230"/>
+              <w:jc w:val="left"/>
+            </w:pPr>
+            <w:r>
+              <w:rPr>
+                <w:rFonts w:ascii="Arial" w:cs="Arial" w:eastAsia="Arial" w:hAnsi="Arial"/>
+                <w:color w:val="000000"/>
+                <w:sz w:val="16"/>
+                <w:szCs w:val="16"/>
+              </w:rPr>
+              <w:t xml:space="preserve">Choose a date more than a year away, then click Confirm order</w:t>
+            </w:r>
+          </w:p>
+        </w:tc>
+        <w:tc>
+          <w:tcPr>
+            <w:tcW w:type="dxa" w:w="3820"/>
+            <w:tcBorders>
+              <w:top w:val="single" w:color="808080" w:sz="4"/>
+              <w:left w:val="single" w:color="808080" w:sz="4"/>
+              <w:bottom w:val="single" w:color="808080" w:sz="4"/>
+              <w:right w:val="single" w:color="808080" w:sz="4"/>
+            </w:tcBorders>
+            <w:tcMar>
+              <w:top w:type="dxa" w:w="45"/>
+              <w:left w:type="dxa" w:w="80"/>
+              <w:bottom w:type="dxa" w:w="45"/>
+              <w:right w:type="dxa" w:w="80"/>
+            </w:tcMar>
+            <w:vAlign w:val="center"/>
+          </w:tcPr>
+          <w:p>
+            <w:pPr>
+              <w:spacing w:after="60" w:line="230"/>
+              <w:jc w:val="left"/>
+            </w:pPr>
+            <w:r>
+              <w:rPr>
+                <w:rFonts w:ascii="Arial" w:cs="Arial" w:eastAsia="Arial" w:hAnsi="Arial"/>
+                <w:b/>
+                <w:bCs/>
+                <w:sz w:val="16"/>
+                <w:szCs w:val="16"/>
+              </w:rPr>
+              <w:t xml:space="preserve">Problem: </w:t>
+            </w:r>
+            <w:r>
+              <w:rPr>
+                <w:rFonts w:ascii="Arial" w:cs="Arial" w:eastAsia="Arial" w:hAnsi="Arial"/>
+                <w:sz w:val="16"/>
+                <w:szCs w:val="16"/>
+              </w:rPr>
+              <w:t xml:space="preserve">A message "That delivery date is more than a year away." is displayed</w:t>
+            </w:r>
+          </w:p>
+          <w:p>
+            <w:pPr>
+              <w:spacing w:after="0" w:line="230"/>
+              <w:jc w:val="left"/>
+            </w:pPr>
+            <w:r>
+              <w:rPr>
+                <w:rFonts w:ascii="Arial" w:cs="Arial" w:eastAsia="Arial" w:hAnsi="Arial"/>
+                <w:b/>
+                <w:bCs/>
+                <w:sz w:val="16"/>
+                <w:szCs w:val="16"/>
+              </w:rPr>
+              <w:t xml:space="preserve">Solution: </w:t>
+            </w:r>
+            <w:r>
+              <w:rPr>
+                <w:rFonts w:ascii="Arial" w:cs="Arial" w:eastAsia="Arial" w:hAnsi="Arial"/>
+                <w:sz w:val="16"/>
+                <w:szCs w:val="16"/>
+              </w:rPr>
+              <w:t xml:space="preserve">Choose a date within a year</w:t>
+            </w:r>
+          </w:p>
+        </w:tc>
+        <w:tc>
+          <w:tcPr>
+            <w:tcW w:type="dxa" w:w="1300"/>
+            <w:tcBorders>
+              <w:top w:val="single" w:color="808080" w:sz="4"/>
+              <w:left w:val="single" w:color="808080" w:sz="4"/>
+              <w:bottom w:val="single" w:color="808080" w:sz="4"/>
+              <w:right w:val="single" w:color="808080" w:sz="4"/>
+            </w:tcBorders>
+            <w:tcMar>
+              <w:top w:type="dxa" w:w="45"/>
+              <w:left w:type="dxa" w:w="80"/>
+              <w:bottom w:type="dxa" w:w="45"/>
+              <w:right w:type="dxa" w:w="80"/>
+            </w:tcMar>
+            <w:vAlign w:val="center"/>
+          </w:tcPr>
+          <w:p>
+            <w:pPr>
+              <w:spacing w:after="0" w:line="230"/>
+              <w:jc w:val="left"/>
+            </w:pPr>
+            <w:r>
+              <w:rPr>
+                <w:rFonts w:ascii="Arial" w:cs="Arial" w:eastAsia="Arial" w:hAnsi="Arial"/>
+                <w:color w:val="000000"/>
+                <w:sz w:val="16"/>
+                <w:szCs w:val="16"/>
+              </w:rPr>
+              <w:t xml:space="preserve"/>
+            </w:r>
+          </w:p>
+        </w:tc>
+        <w:tc>
+          <w:tcPr>
+            <w:tcW w:type="dxa" w:w="900"/>
+            <w:tcBorders>
+              <w:top w:val="single" w:color="808080" w:sz="4"/>
+              <w:left w:val="single" w:color="808080" w:sz="4"/>
+              <w:bottom w:val="single" w:color="808080" w:sz="4"/>
+              <w:right w:val="single" w:color="808080" w:sz="4"/>
+            </w:tcBorders>
+            <w:tcMar>
+              <w:top w:type="dxa" w:w="45"/>
+              <w:left w:type="dxa" w:w="80"/>
+              <w:bottom w:type="dxa" w:w="45"/>
+              <w:right w:type="dxa" w:w="80"/>
+            </w:tcMar>
+            <w:vAlign w:val="center"/>
+          </w:tcPr>
+          <w:p>
+            <w:pPr>
+              <w:spacing w:after="0" w:line="230"/>
+              <w:jc w:val="left"/>
+            </w:pPr>
+            <w:r>
+              <w:rPr>
+                <w:rFonts w:ascii="Arial" w:cs="Arial" w:eastAsia="Arial" w:hAnsi="Arial"/>
+                <w:color w:val="000000"/>
+                <w:sz w:val="16"/>
+                <w:szCs w:val="16"/>
+              </w:rPr>
+              <w:t xml:space="preserve"/>
+            </w:r>
+          </w:p>
+        </w:tc>
+        <w:tc>
+          <w:tcPr>
+            <w:tcW w:type="dxa" w:w="1220"/>
+            <w:tcBorders>
+              <w:top w:val="single" w:color="808080" w:sz="4"/>
+              <w:left w:val="single" w:color="808080" w:sz="4"/>
+              <w:bottom w:val="single" w:color="808080" w:sz="4"/>
+              <w:right w:val="single" w:color="808080" w:sz="4"/>
+            </w:tcBorders>
+            <w:tcMar>
+              <w:top w:type="dxa" w:w="45"/>
+              <w:left w:type="dxa" w:w="80"/>
+              <w:bottom w:type="dxa" w:w="45"/>
+              <w:right w:type="dxa" w:w="80"/>
+            </w:tcMar>
+            <w:vAlign w:val="center"/>
+          </w:tcPr>
+          <w:p>
+            <w:pPr>
+              <w:spacing w:after="0" w:line="230"/>
+              <w:jc w:val="left"/>
+            </w:pPr>
+            <w:r>
+              <w:rPr>
+                <w:rFonts w:ascii="Arial" w:cs="Arial" w:eastAsia="Arial" w:hAnsi="Arial"/>
+                <w:color w:val="000000"/>
+                <w:sz w:val="16"/>
+                <w:szCs w:val="16"/>
+              </w:rPr>
+              <w:t xml:space="preserve"/>
+            </w:r>
+          </w:p>
+        </w:tc>
+      </w:tr>
+      <w:tr>
+        <w:trPr>
+          <w:cantSplit/>
+        </w:trPr>
+        <w:tc>
+          <w:tcPr>
             <w:tcW w:type="dxa" w:w="14400"/>
             <w:gridSpan w:val="9"/>
             <w:tcBorders>
@@ -3785,7 +4330,7 @@
                 <w:sz w:val="18"/>
                 <w:szCs w:val="18"/>
               </w:rPr>
-              <w:t xml:space="preserve">3.  MARK AS SHIPPED</w:t>
+              <w:t xml:space="preserve">STEP 4: MARK AS SHIPPED</w:t>
             </w:r>
           </w:p>
         </w:tc>
@@ -3857,7 +4402,7 @@
                 <w:sz w:val="16"/>
                 <w:szCs w:val="16"/>
               </w:rPr>
-              <w:t xml:space="preserve">3.1</w:t>
+              <w:t xml:space="preserve">4.1</w:t>
             </w:r>
           </w:p>
         </w:tc>
@@ -3925,7 +4470,7 @@
                 <w:sz w:val="16"/>
                 <w:szCs w:val="16"/>
               </w:rPr>
-              <w:t xml:space="preserve">SU-09</w:t>
+              <w:t xml:space="preserve">SU-10</w:t>
             </w:r>
           </w:p>
         </w:tc>
@@ -3958,7 +4503,7 @@
                 <w:sz w:val="16"/>
                 <w:szCs w:val="16"/>
               </w:rPr>
-              <w:t xml:space="preserve">Click Mark as shipped on a confirmed order, enter the delivery receipt number, then click Mark as shipped</w:t>
+              <w:t xml:space="preserve">Click Mark as shipped on the confirmed order, enter the delivery receipt number, then click Mark as shipped</w:t>
             </w:r>
           </w:p>
         </w:tc>
@@ -4162,7 +4707,7 @@
                 <w:sz w:val="16"/>
                 <w:szCs w:val="16"/>
               </w:rPr>
-              <w:t xml:space="preserve">3.1a</w:t>
+              <w:t xml:space="preserve">4.1a</w:t>
             </w:r>
           </w:p>
         </w:tc>
@@ -4230,7 +4775,7 @@
                 <w:sz w:val="16"/>
                 <w:szCs w:val="16"/>
               </w:rPr>
-              <w:t xml:space="preserve">SU-10</w:t>
+              <w:t xml:space="preserve">SU-11</w:t>
             </w:r>
           </w:p>
         </w:tc>
@@ -4263,7 +4808,7 @@
                 <w:sz w:val="16"/>
                 <w:szCs w:val="16"/>
               </w:rPr>
-              <w:t xml:space="preserve">Enter a receipt number with characters such as * or @, then click Mark as shipped</w:t>
+              <w:t xml:space="preserve">Enter a receipt number with * or @</w:t>
             </w:r>
           </w:p>
         </w:tc>
@@ -4286,17 +4831,50 @@
           </w:tcPr>
           <w:p>
             <w:pPr>
-              <w:spacing w:after="0" w:line="230"/>
-              <w:jc w:val="left"/>
-            </w:pPr>
-            <w:r>
-              <w:rPr>
-                <w:rFonts w:ascii="Arial" w:cs="Arial" w:eastAsia="Arial" w:hAnsi="Arial"/>
-                <w:color w:val="000000"/>
+              <w:spacing w:after="60" w:line="230"/>
+              <w:jc w:val="left"/>
+            </w:pPr>
+            <w:r>
+              <w:rPr>
+                <w:rFonts w:ascii="Arial" w:cs="Arial" w:eastAsia="Arial" w:hAnsi="Arial"/>
+                <w:b/>
+                <w:bCs/>
+                <w:sz w:val="16"/>
+                <w:szCs w:val="16"/>
+              </w:rPr>
+              <w:t xml:space="preserve">Problem: </w:t>
+            </w:r>
+            <w:r>
+              <w:rPr>
+                <w:rFonts w:ascii="Arial" w:cs="Arial" w:eastAsia="Arial" w:hAnsi="Arial"/>
                 <w:sz w:val="16"/>
                 <w:szCs w:val="16"/>
               </w:rPr>
               <w:t xml:space="preserve">A message "The receipt number can use letters, numbers, spaces and . / # _ - only." is displayed</w:t>
+            </w:r>
+          </w:p>
+          <w:p>
+            <w:pPr>
+              <w:spacing w:after="0" w:line="230"/>
+              <w:jc w:val="left"/>
+            </w:pPr>
+            <w:r>
+              <w:rPr>
+                <w:rFonts w:ascii="Arial" w:cs="Arial" w:eastAsia="Arial" w:hAnsi="Arial"/>
+                <w:b/>
+                <w:bCs/>
+                <w:sz w:val="16"/>
+                <w:szCs w:val="16"/>
+              </w:rPr>
+              <w:t xml:space="preserve">Solution: </w:t>
+            </w:r>
+            <w:r>
+              <w:rPr>
+                <w:rFonts w:ascii="Arial" w:cs="Arial" w:eastAsia="Arial" w:hAnsi="Arial"/>
+                <w:sz w:val="16"/>
+                <w:szCs w:val="16"/>
+              </w:rPr>
+              <w:t xml:space="preserve">Remove the other characters</w:t>
             </w:r>
           </w:p>
         </w:tc>
@@ -4437,7 +5015,7 @@
                 <w:sz w:val="18"/>
                 <w:szCs w:val="18"/>
               </w:rPr>
-              <w:t xml:space="preserve">4.  CHANGE DELIVERY DATE</w:t>
+              <w:t xml:space="preserve">STEP 5: CHANGE DELIVERY DATE</w:t>
             </w:r>
           </w:p>
         </w:tc>
@@ -4509,7 +5087,7 @@
                 <w:sz w:val="16"/>
                 <w:szCs w:val="16"/>
               </w:rPr>
-              <w:t xml:space="preserve">4.1</w:t>
+              <w:t xml:space="preserve">5.1</w:t>
             </w:r>
           </w:p>
         </w:tc>
@@ -4577,7 +5155,7 @@
                 <w:sz w:val="16"/>
                 <w:szCs w:val="16"/>
               </w:rPr>
-              <w:t xml:space="preserve">SU-11</w:t>
+              <w:t xml:space="preserve">SU-12</w:t>
             </w:r>
           </w:p>
         </w:tc>
@@ -4814,7 +5392,7 @@
                 <w:sz w:val="16"/>
                 <w:szCs w:val="16"/>
               </w:rPr>
-              <w:t xml:space="preserve">4.1a</w:t>
+              <w:t xml:space="preserve">5.1a</w:t>
             </w:r>
           </w:p>
         </w:tc>
@@ -4882,7 +5460,7 @@
                 <w:sz w:val="16"/>
                 <w:szCs w:val="16"/>
               </w:rPr>
-              <w:t xml:space="preserve">SU-12</w:t>
+              <w:t xml:space="preserve">SU-13</w:t>
             </w:r>
           </w:p>
         </w:tc>
@@ -4915,7 +5493,7 @@
                 <w:sz w:val="16"/>
                 <w:szCs w:val="16"/>
               </w:rPr>
-              <w:t xml:space="preserve">Click Change delivery date, leave the new date empty, then click Save new date</w:t>
+              <w:t xml:space="preserve">Leave the new date empty, then click Save new date</w:t>
             </w:r>
           </w:p>
         </w:tc>
@@ -4938,17 +5516,50 @@
           </w:tcPr>
           <w:p>
             <w:pPr>
-              <w:spacing w:after="0" w:line="230"/>
-              <w:jc w:val="left"/>
-            </w:pPr>
-            <w:r>
-              <w:rPr>
-                <w:rFonts w:ascii="Arial" w:cs="Arial" w:eastAsia="Arial" w:hAnsi="Arial"/>
-                <w:color w:val="000000"/>
+              <w:spacing w:after="60" w:line="230"/>
+              <w:jc w:val="left"/>
+            </w:pPr>
+            <w:r>
+              <w:rPr>
+                <w:rFonts w:ascii="Arial" w:cs="Arial" w:eastAsia="Arial" w:hAnsi="Arial"/>
+                <w:b/>
+                <w:bCs/>
+                <w:sz w:val="16"/>
+                <w:szCs w:val="16"/>
+              </w:rPr>
+              <w:t xml:space="preserve">Problem: </w:t>
+            </w:r>
+            <w:r>
+              <w:rPr>
+                <w:rFonts w:ascii="Arial" w:cs="Arial" w:eastAsia="Arial" w:hAnsi="Arial"/>
                 <w:sz w:val="16"/>
                 <w:szCs w:val="16"/>
               </w:rPr>
               <w:t xml:space="preserve">A message "Choose the new delivery date" is displayed</w:t>
+            </w:r>
+          </w:p>
+          <w:p>
+            <w:pPr>
+              <w:spacing w:after="0" w:line="230"/>
+              <w:jc w:val="left"/>
+            </w:pPr>
+            <w:r>
+              <w:rPr>
+                <w:rFonts w:ascii="Arial" w:cs="Arial" w:eastAsia="Arial" w:hAnsi="Arial"/>
+                <w:b/>
+                <w:bCs/>
+                <w:sz w:val="16"/>
+                <w:szCs w:val="16"/>
+              </w:rPr>
+              <w:t xml:space="preserve">Solution: </w:t>
+            </w:r>
+            <w:r>
+              <w:rPr>
+                <w:rFonts w:ascii="Arial" w:cs="Arial" w:eastAsia="Arial" w:hAnsi="Arial"/>
+                <w:sz w:val="16"/>
+                <w:szCs w:val="16"/>
+              </w:rPr>
+              <w:t xml:space="preserve">Choose the new date</w:t>
             </w:r>
           </w:p>
         </w:tc>
@@ -5119,7 +5730,7 @@
                 <w:sz w:val="16"/>
                 <w:szCs w:val="16"/>
               </w:rPr>
-              <w:t xml:space="preserve">4.1b</w:t>
+              <w:t xml:space="preserve">5.1b</w:t>
             </w:r>
           </w:p>
         </w:tc>
@@ -5187,7 +5798,7 @@
                 <w:sz w:val="16"/>
                 <w:szCs w:val="16"/>
               </w:rPr>
-              <w:t xml:space="preserve">SU-13</w:t>
+              <w:t xml:space="preserve">SU-14</w:t>
             </w:r>
           </w:p>
         </w:tc>
@@ -5220,7 +5831,7 @@
                 <w:sz w:val="16"/>
                 <w:szCs w:val="16"/>
               </w:rPr>
-              <w:t xml:space="preserve">Choose the new date but leave the reason empty (or under 3 letters), then click Save new date</w:t>
+              <w:t xml:space="preserve">Leave the reason empty, then click Save new date</w:t>
             </w:r>
           </w:p>
         </w:tc>
@@ -5243,17 +5854,50 @@
           </w:tcPr>
           <w:p>
             <w:pPr>
-              <w:spacing w:after="0" w:line="230"/>
-              <w:jc w:val="left"/>
-            </w:pPr>
-            <w:r>
-              <w:rPr>
-                <w:rFonts w:ascii="Arial" w:cs="Arial" w:eastAsia="Arial" w:hAnsi="Arial"/>
-                <w:color w:val="000000"/>
+              <w:spacing w:after="60" w:line="230"/>
+              <w:jc w:val="left"/>
+            </w:pPr>
+            <w:r>
+              <w:rPr>
+                <w:rFonts w:ascii="Arial" w:cs="Arial" w:eastAsia="Arial" w:hAnsi="Arial"/>
+                <w:b/>
+                <w:bCs/>
+                <w:sz w:val="16"/>
+                <w:szCs w:val="16"/>
+              </w:rPr>
+              <w:t xml:space="preserve">Problem: </w:t>
+            </w:r>
+            <w:r>
+              <w:rPr>
+                <w:rFonts w:ascii="Arial" w:cs="Arial" w:eastAsia="Arial" w:hAnsi="Arial"/>
                 <w:sz w:val="16"/>
                 <w:szCs w:val="16"/>
               </w:rPr>
               <w:t xml:space="preserve">A message "Say briefly why the date changed" is displayed</w:t>
+            </w:r>
+          </w:p>
+          <w:p>
+            <w:pPr>
+              <w:spacing w:after="0" w:line="230"/>
+              <w:jc w:val="left"/>
+            </w:pPr>
+            <w:r>
+              <w:rPr>
+                <w:rFonts w:ascii="Arial" w:cs="Arial" w:eastAsia="Arial" w:hAnsi="Arial"/>
+                <w:b/>
+                <w:bCs/>
+                <w:sz w:val="16"/>
+                <w:szCs w:val="16"/>
+              </w:rPr>
+              <w:t xml:space="preserve">Solution: </w:t>
+            </w:r>
+            <w:r>
+              <w:rPr>
+                <w:rFonts w:ascii="Arial" w:cs="Arial" w:eastAsia="Arial" w:hAnsi="Arial"/>
+                <w:sz w:val="16"/>
+                <w:szCs w:val="16"/>
+              </w:rPr>
+              <w:t xml:space="preserve">Type why the date changed</w:t>
             </w:r>
           </w:p>
         </w:tc>
@@ -5394,7 +6038,7 @@
                 <w:sz w:val="18"/>
                 <w:szCs w:val="18"/>
               </w:rPr>
-              <w:t xml:space="preserve">5.  ORDER NOTES</w:t>
+              <w:t xml:space="preserve">STEP 6: ORDER NOTES</w:t>
             </w:r>
           </w:p>
         </w:tc>
@@ -5466,7 +6110,7 @@
                 <w:sz w:val="16"/>
                 <w:szCs w:val="16"/>
               </w:rPr>
-              <w:t xml:space="preserve">5.1</w:t>
+              <w:t xml:space="preserve">6.1</w:t>
             </w:r>
           </w:p>
         </w:tc>
@@ -5534,7 +6178,7 @@
                 <w:sz w:val="16"/>
                 <w:szCs w:val="16"/>
               </w:rPr>
-              <w:t xml:space="preserve">SU-14</w:t>
+              <w:t xml:space="preserve">SU-15</w:t>
             </w:r>
           </w:p>
         </w:tc>
@@ -5600,7 +6244,7 @@
                 <w:sz w:val="16"/>
                 <w:szCs w:val="16"/>
               </w:rPr>
-              <w:t xml:space="preserve">The note is added under the order and the shop can read it</w:t>
+              <w:t xml:space="preserve">The note is added and the shop can read it</w:t>
             </w:r>
           </w:p>
         </w:tc>
@@ -5771,7 +6415,7 @@
                 <w:sz w:val="16"/>
                 <w:szCs w:val="16"/>
               </w:rPr>
-              <w:t xml:space="preserve">5.1a</w:t>
+              <w:t xml:space="preserve">6.1a</w:t>
             </w:r>
           </w:p>
         </w:tc>
@@ -5839,7 +6483,7 @@
                 <w:sz w:val="16"/>
                 <w:szCs w:val="16"/>
               </w:rPr>
-              <w:t xml:space="preserve">SU-15</w:t>
+              <w:t xml:space="preserve">SU-16</w:t>
             </w:r>
           </w:p>
         </w:tc>
@@ -5872,7 +6516,7 @@
                 <w:sz w:val="16"/>
                 <w:szCs w:val="16"/>
               </w:rPr>
-              <w:t xml:space="preserve">Click Notes, leave the note empty, then click Send</w:t>
+              <w:t xml:space="preserve">Click Send with the note empty</w:t>
             </w:r>
           </w:p>
         </w:tc>
@@ -5895,17 +6539,50 @@
           </w:tcPr>
           <w:p>
             <w:pPr>
-              <w:spacing w:after="0" w:line="230"/>
-              <w:jc w:val="left"/>
-            </w:pPr>
-            <w:r>
-              <w:rPr>
-                <w:rFonts w:ascii="Arial" w:cs="Arial" w:eastAsia="Arial" w:hAnsi="Arial"/>
-                <w:color w:val="000000"/>
-                <w:sz w:val="16"/>
-                <w:szCs w:val="16"/>
-              </w:rPr>
-              <w:t xml:space="preserve">A tooltip "Please fill out this field." is displayed and nothing is sent</w:t>
+              <w:spacing w:after="60" w:line="230"/>
+              <w:jc w:val="left"/>
+            </w:pPr>
+            <w:r>
+              <w:rPr>
+                <w:rFonts w:ascii="Arial" w:cs="Arial" w:eastAsia="Arial" w:hAnsi="Arial"/>
+                <w:b/>
+                <w:bCs/>
+                <w:sz w:val="16"/>
+                <w:szCs w:val="16"/>
+              </w:rPr>
+              <w:t xml:space="preserve">Problem: </w:t>
+            </w:r>
+            <w:r>
+              <w:rPr>
+                <w:rFonts w:ascii="Arial" w:cs="Arial" w:eastAsia="Arial" w:hAnsi="Arial"/>
+                <w:sz w:val="16"/>
+                <w:szCs w:val="16"/>
+              </w:rPr>
+              <w:t xml:space="preserve">A tooltip "Please fill out this field." is displayed</w:t>
+            </w:r>
+          </w:p>
+          <w:p>
+            <w:pPr>
+              <w:spacing w:after="0" w:line="230"/>
+              <w:jc w:val="left"/>
+            </w:pPr>
+            <w:r>
+              <w:rPr>
+                <w:rFonts w:ascii="Arial" w:cs="Arial" w:eastAsia="Arial" w:hAnsi="Arial"/>
+                <w:b/>
+                <w:bCs/>
+                <w:sz w:val="16"/>
+                <w:szCs w:val="16"/>
+              </w:rPr>
+              <w:t xml:space="preserve">Solution: </w:t>
+            </w:r>
+            <w:r>
+              <w:rPr>
+                <w:rFonts w:ascii="Arial" w:cs="Arial" w:eastAsia="Arial" w:hAnsi="Arial"/>
+                <w:sz w:val="16"/>
+                <w:szCs w:val="16"/>
+              </w:rPr>
+              <w:t xml:space="preserve">Type the note</w:t>
             </w:r>
           </w:p>
         </w:tc>
@@ -6046,7 +6723,7 @@
                 <w:sz w:val="18"/>
                 <w:szCs w:val="18"/>
               </w:rPr>
-              <w:t xml:space="preserve">6.  OFFER AN ORDER</w:t>
+              <w:t xml:space="preserve">STEP 7: OFFER AN ORDER</w:t>
             </w:r>
           </w:p>
         </w:tc>
@@ -6118,7 +6795,7 @@
                 <w:sz w:val="16"/>
                 <w:szCs w:val="16"/>
               </w:rPr>
-              <w:t xml:space="preserve">6.1</w:t>
+              <w:t xml:space="preserve">7.1</w:t>
             </w:r>
           </w:p>
         </w:tc>
@@ -6186,7 +6863,7 @@
                 <w:sz w:val="16"/>
                 <w:szCs w:val="16"/>
               </w:rPr>
-              <w:t xml:space="preserve">SU-16</w:t>
+              <w:t xml:space="preserve">SU-17</w:t>
             </w:r>
           </w:p>
         </w:tc>
@@ -6423,7 +7100,7 @@
                 <w:sz w:val="16"/>
                 <w:szCs w:val="16"/>
               </w:rPr>
-              <w:t xml:space="preserve">6.1a</w:t>
+              <w:t xml:space="preserve">7.1a</w:t>
             </w:r>
           </w:p>
         </w:tc>
@@ -6491,7 +7168,7 @@
                 <w:sz w:val="16"/>
                 <w:szCs w:val="16"/>
               </w:rPr>
-              <w:t xml:space="preserve">SU-17</w:t>
+              <w:t xml:space="preserve">SU-18</w:t>
             </w:r>
           </w:p>
         </w:tc>
@@ -6524,7 +7201,7 @@
                 <w:sz w:val="16"/>
                 <w:szCs w:val="16"/>
               </w:rPr>
-              <w:t xml:space="preserve">Click Offer an order, enter no quantity, then click Send offer</w:t>
+              <w:t xml:space="preserve">Click Send offer without any quantity</w:t>
             </w:r>
           </w:p>
         </w:tc>
@@ -6547,17 +7224,50 @@
           </w:tcPr>
           <w:p>
             <w:pPr>
-              <w:spacing w:after="0" w:line="230"/>
-              <w:jc w:val="left"/>
-            </w:pPr>
-            <w:r>
-              <w:rPr>
-                <w:rFonts w:ascii="Arial" w:cs="Arial" w:eastAsia="Arial" w:hAnsi="Arial"/>
-                <w:color w:val="000000"/>
+              <w:spacing w:after="60" w:line="230"/>
+              <w:jc w:val="left"/>
+            </w:pPr>
+            <w:r>
+              <w:rPr>
+                <w:rFonts w:ascii="Arial" w:cs="Arial" w:eastAsia="Arial" w:hAnsi="Arial"/>
+                <w:b/>
+                <w:bCs/>
+                <w:sz w:val="16"/>
+                <w:szCs w:val="16"/>
+              </w:rPr>
+              <w:t xml:space="preserve">Problem: </w:t>
+            </w:r>
+            <w:r>
+              <w:rPr>
+                <w:rFonts w:ascii="Arial" w:cs="Arial" w:eastAsia="Arial" w:hAnsi="Arial"/>
                 <w:sz w:val="16"/>
                 <w:szCs w:val="16"/>
               </w:rPr>
               <w:t xml:space="preserve">A message "Enter a quantity for at least one product" is displayed</w:t>
+            </w:r>
+          </w:p>
+          <w:p>
+            <w:pPr>
+              <w:spacing w:after="0" w:line="230"/>
+              <w:jc w:val="left"/>
+            </w:pPr>
+            <w:r>
+              <w:rPr>
+                <w:rFonts w:ascii="Arial" w:cs="Arial" w:eastAsia="Arial" w:hAnsi="Arial"/>
+                <w:b/>
+                <w:bCs/>
+                <w:sz w:val="16"/>
+                <w:szCs w:val="16"/>
+              </w:rPr>
+              <w:t xml:space="preserve">Solution: </w:t>
+            </w:r>
+            <w:r>
+              <w:rPr>
+                <w:rFonts w:ascii="Arial" w:cs="Arial" w:eastAsia="Arial" w:hAnsi="Arial"/>
+                <w:sz w:val="16"/>
+                <w:szCs w:val="16"/>
+              </w:rPr>
+              <w:t xml:space="preserve">Enter a quantity for at least one product</w:t>
             </w:r>
           </w:p>
         </w:tc>
@@ -6728,7 +7438,7 @@
                 <w:sz w:val="16"/>
                 <w:szCs w:val="16"/>
               </w:rPr>
-              <w:t xml:space="preserve">6.1b</w:t>
+              <w:t xml:space="preserve">7.1b</w:t>
             </w:r>
           </w:p>
         </w:tc>
@@ -6796,7 +7506,7 @@
                 <w:sz w:val="16"/>
                 <w:szCs w:val="16"/>
               </w:rPr>
-              <w:t xml:space="preserve">SU-18</w:t>
+              <w:t xml:space="preserve">SU-19</w:t>
             </w:r>
           </w:p>
         </w:tc>
@@ -6829,7 +7539,7 @@
                 <w:sz w:val="16"/>
                 <w:szCs w:val="16"/>
               </w:rPr>
-              <w:t xml:space="preserve">Enter a quantity but leave the delivery date empty, then click Send offer</w:t>
+              <w:t xml:space="preserve">Leave the delivery date empty, then click Send offer</w:t>
             </w:r>
           </w:p>
         </w:tc>
@@ -6852,17 +7562,50 @@
           </w:tcPr>
           <w:p>
             <w:pPr>
-              <w:spacing w:after="0" w:line="230"/>
-              <w:jc w:val="left"/>
-            </w:pPr>
-            <w:r>
-              <w:rPr>
-                <w:rFonts w:ascii="Arial" w:cs="Arial" w:eastAsia="Arial" w:hAnsi="Arial"/>
-                <w:color w:val="000000"/>
+              <w:spacing w:after="60" w:line="230"/>
+              <w:jc w:val="left"/>
+            </w:pPr>
+            <w:r>
+              <w:rPr>
+                <w:rFonts w:ascii="Arial" w:cs="Arial" w:eastAsia="Arial" w:hAnsi="Arial"/>
+                <w:b/>
+                <w:bCs/>
+                <w:sz w:val="16"/>
+                <w:szCs w:val="16"/>
+              </w:rPr>
+              <w:t xml:space="preserve">Problem: </w:t>
+            </w:r>
+            <w:r>
+              <w:rPr>
+                <w:rFonts w:ascii="Arial" w:cs="Arial" w:eastAsia="Arial" w:hAnsi="Arial"/>
                 <w:sz w:val="16"/>
                 <w:szCs w:val="16"/>
               </w:rPr>
               <w:t xml:space="preserve">A message "Choose the date you could deliver" is displayed</w:t>
+            </w:r>
+          </w:p>
+          <w:p>
+            <w:pPr>
+              <w:spacing w:after="0" w:line="230"/>
+              <w:jc w:val="left"/>
+            </w:pPr>
+            <w:r>
+              <w:rPr>
+                <w:rFonts w:ascii="Arial" w:cs="Arial" w:eastAsia="Arial" w:hAnsi="Arial"/>
+                <w:b/>
+                <w:bCs/>
+                <w:sz w:val="16"/>
+                <w:szCs w:val="16"/>
+              </w:rPr>
+              <w:t xml:space="preserve">Solution: </w:t>
+            </w:r>
+            <w:r>
+              <w:rPr>
+                <w:rFonts w:ascii="Arial" w:cs="Arial" w:eastAsia="Arial" w:hAnsi="Arial"/>
+                <w:sz w:val="16"/>
+                <w:szCs w:val="16"/>
+              </w:rPr>
+              <w:t xml:space="preserve">Choose the date</w:t>
             </w:r>
           </w:p>
         </w:tc>
@@ -7033,7 +7776,7 @@
                 <w:sz w:val="16"/>
                 <w:szCs w:val="16"/>
               </w:rPr>
-              <w:t xml:space="preserve">6.1c</w:t>
+              <w:t xml:space="preserve">7.1c</w:t>
             </w:r>
           </w:p>
         </w:tc>
@@ -7101,7 +7844,7 @@
                 <w:sz w:val="16"/>
                 <w:szCs w:val="16"/>
               </w:rPr>
-              <w:t xml:space="preserve">SU-19</w:t>
+              <w:t xml:space="preserve">SU-20</w:t>
             </w:r>
           </w:p>
         </w:tc>
@@ -7134,7 +7877,7 @@
                 <w:sz w:val="16"/>
                 <w:szCs w:val="16"/>
               </w:rPr>
-              <w:t xml:space="preserve">Send an offer when 5 offers are already waiting for the shop</w:t>
+              <w:t xml:space="preserve">Send an offer when 5 offers are already waiting</w:t>
             </w:r>
           </w:p>
         </w:tc>
@@ -7157,17 +7900,50 @@
           </w:tcPr>
           <w:p>
             <w:pPr>
-              <w:spacing w:after="0" w:line="230"/>
-              <w:jc w:val="left"/>
-            </w:pPr>
-            <w:r>
-              <w:rPr>
-                <w:rFonts w:ascii="Arial" w:cs="Arial" w:eastAsia="Arial" w:hAnsi="Arial"/>
-                <w:color w:val="000000"/>
+              <w:spacing w:after="60" w:line="230"/>
+              <w:jc w:val="left"/>
+            </w:pPr>
+            <w:r>
+              <w:rPr>
+                <w:rFonts w:ascii="Arial" w:cs="Arial" w:eastAsia="Arial" w:hAnsi="Arial"/>
+                <w:b/>
+                <w:bCs/>
+                <w:sz w:val="16"/>
+                <w:szCs w:val="16"/>
+              </w:rPr>
+              <w:t xml:space="preserve">Problem: </w:t>
+            </w:r>
+            <w:r>
+              <w:rPr>
+                <w:rFonts w:ascii="Arial" w:cs="Arial" w:eastAsia="Arial" w:hAnsi="Arial"/>
                 <w:sz w:val="16"/>
                 <w:szCs w:val="16"/>
               </w:rPr>
               <w:t xml:space="preserve">A message "You already have 5 offers waiting for the shop. Wait for an answer before sending more." is displayed</w:t>
+            </w:r>
+          </w:p>
+          <w:p>
+            <w:pPr>
+              <w:spacing w:after="0" w:line="230"/>
+              <w:jc w:val="left"/>
+            </w:pPr>
+            <w:r>
+              <w:rPr>
+                <w:rFonts w:ascii="Arial" w:cs="Arial" w:eastAsia="Arial" w:hAnsi="Arial"/>
+                <w:b/>
+                <w:bCs/>
+                <w:sz w:val="16"/>
+                <w:szCs w:val="16"/>
+              </w:rPr>
+              <w:t xml:space="preserve">Solution: </w:t>
+            </w:r>
+            <w:r>
+              <w:rPr>
+                <w:rFonts w:ascii="Arial" w:cs="Arial" w:eastAsia="Arial" w:hAnsi="Arial"/>
+                <w:sz w:val="16"/>
+                <w:szCs w:val="16"/>
+              </w:rPr>
+              <w:t xml:space="preserve">Wait until the shop answers an offer</w:t>
             </w:r>
           </w:p>
         </w:tc>
@@ -7308,7 +8084,7 @@
                 <w:sz w:val="18"/>
                 <w:szCs w:val="18"/>
               </w:rPr>
-              <w:t xml:space="preserve">7.  CHANGE PRICE</w:t>
+              <w:t xml:space="preserve">STEP 8: CHANGE PRICE</w:t>
             </w:r>
           </w:p>
         </w:tc>
@@ -7380,7 +8156,7 @@
                 <w:sz w:val="16"/>
                 <w:szCs w:val="16"/>
               </w:rPr>
-              <w:t xml:space="preserve">7.1</w:t>
+              <w:t xml:space="preserve">8.1</w:t>
             </w:r>
           </w:p>
         </w:tc>
@@ -7448,7 +8224,7 @@
                 <w:sz w:val="16"/>
                 <w:szCs w:val="16"/>
               </w:rPr>
-              <w:t xml:space="preserve">SU-20</w:t>
+              <w:t xml:space="preserve">SU-21</w:t>
             </w:r>
           </w:p>
         </w:tc>
@@ -7685,7 +8461,7 @@
                 <w:sz w:val="16"/>
                 <w:szCs w:val="16"/>
               </w:rPr>
-              <w:t xml:space="preserve">7.1a</w:t>
+              <w:t xml:space="preserve">8.1a</w:t>
             </w:r>
           </w:p>
         </w:tc>
@@ -7753,7 +8529,7 @@
                 <w:sz w:val="16"/>
                 <w:szCs w:val="16"/>
               </w:rPr>
-              <w:t xml:space="preserve">SU-21</w:t>
+              <w:t xml:space="preserve">SU-22</w:t>
             </w:r>
           </w:p>
         </w:tc>
@@ -7786,7 +8562,7 @@
                 <w:sz w:val="16"/>
                 <w:szCs w:val="16"/>
               </w:rPr>
-              <w:t xml:space="preserve">Click Change price, enter 0 as the New price, then click Send to the shop</w:t>
+              <w:t xml:space="preserve">Enter 0 as the New price</w:t>
             </w:r>
           </w:p>
         </w:tc>
@@ -7809,17 +8585,50 @@
           </w:tcPr>
           <w:p>
             <w:pPr>
-              <w:spacing w:after="0" w:line="230"/>
-              <w:jc w:val="left"/>
-            </w:pPr>
-            <w:r>
-              <w:rPr>
-                <w:rFonts w:ascii="Arial" w:cs="Arial" w:eastAsia="Arial" w:hAnsi="Arial"/>
-                <w:color w:val="000000"/>
+              <w:spacing w:after="60" w:line="230"/>
+              <w:jc w:val="left"/>
+            </w:pPr>
+            <w:r>
+              <w:rPr>
+                <w:rFonts w:ascii="Arial" w:cs="Arial" w:eastAsia="Arial" w:hAnsi="Arial"/>
+                <w:b/>
+                <w:bCs/>
+                <w:sz w:val="16"/>
+                <w:szCs w:val="16"/>
+              </w:rPr>
+              <w:t xml:space="preserve">Problem: </w:t>
+            </w:r>
+            <w:r>
+              <w:rPr>
+                <w:rFonts w:ascii="Arial" w:cs="Arial" w:eastAsia="Arial" w:hAnsi="Arial"/>
                 <w:sz w:val="16"/>
                 <w:szCs w:val="16"/>
               </w:rPr>
               <w:t xml:space="preserve">A message "Enter a price greater than zero" is displayed</w:t>
+            </w:r>
+          </w:p>
+          <w:p>
+            <w:pPr>
+              <w:spacing w:after="0" w:line="230"/>
+              <w:jc w:val="left"/>
+            </w:pPr>
+            <w:r>
+              <w:rPr>
+                <w:rFonts w:ascii="Arial" w:cs="Arial" w:eastAsia="Arial" w:hAnsi="Arial"/>
+                <w:b/>
+                <w:bCs/>
+                <w:sz w:val="16"/>
+                <w:szCs w:val="16"/>
+              </w:rPr>
+              <w:t xml:space="preserve">Solution: </w:t>
+            </w:r>
+            <w:r>
+              <w:rPr>
+                <w:rFonts w:ascii="Arial" w:cs="Arial" w:eastAsia="Arial" w:hAnsi="Arial"/>
+                <w:sz w:val="16"/>
+                <w:szCs w:val="16"/>
+              </w:rPr>
+              <w:t xml:space="preserve">Enter a price above zero</w:t>
             </w:r>
           </w:p>
         </w:tc>
@@ -7990,7 +8799,7 @@
                 <w:sz w:val="16"/>
                 <w:szCs w:val="16"/>
               </w:rPr>
-              <w:t xml:space="preserve">7.1b</w:t>
+              <w:t xml:space="preserve">8.1b</w:t>
             </w:r>
           </w:p>
         </w:tc>
@@ -8058,7 +8867,7 @@
                 <w:sz w:val="16"/>
                 <w:szCs w:val="16"/>
               </w:rPr>
-              <w:t xml:space="preserve">SU-22</w:t>
+              <w:t xml:space="preserve">SU-23</w:t>
             </w:r>
           </w:p>
         </w:tc>
@@ -8091,7 +8900,7 @@
                 <w:sz w:val="16"/>
                 <w:szCs w:val="16"/>
               </w:rPr>
-              <w:t xml:space="preserve">Click Change price, enter the same amount as the current price, then click Send to the shop</w:t>
+              <w:t xml:space="preserve">Enter the current price</w:t>
             </w:r>
           </w:p>
         </w:tc>
@@ -8114,17 +8923,50 @@
           </w:tcPr>
           <w:p>
             <w:pPr>
-              <w:spacing w:after="0" w:line="230"/>
-              <w:jc w:val="left"/>
-            </w:pPr>
-            <w:r>
-              <w:rPr>
-                <w:rFonts w:ascii="Arial" w:cs="Arial" w:eastAsia="Arial" w:hAnsi="Arial"/>
-                <w:color w:val="000000"/>
+              <w:spacing w:after="60" w:line="230"/>
+              <w:jc w:val="left"/>
+            </w:pPr>
+            <w:r>
+              <w:rPr>
+                <w:rFonts w:ascii="Arial" w:cs="Arial" w:eastAsia="Arial" w:hAnsi="Arial"/>
+                <w:b/>
+                <w:bCs/>
+                <w:sz w:val="16"/>
+                <w:szCs w:val="16"/>
+              </w:rPr>
+              <w:t xml:space="preserve">Problem: </w:t>
+            </w:r>
+            <w:r>
+              <w:rPr>
+                <w:rFonts w:ascii="Arial" w:cs="Arial" w:eastAsia="Arial" w:hAnsi="Arial"/>
                 <w:sz w:val="16"/>
                 <w:szCs w:val="16"/>
               </w:rPr>
               <w:t xml:space="preserve">A message "That is already the current price." is displayed</w:t>
+            </w:r>
+          </w:p>
+          <w:p>
+            <w:pPr>
+              <w:spacing w:after="0" w:line="230"/>
+              <w:jc w:val="left"/>
+            </w:pPr>
+            <w:r>
+              <w:rPr>
+                <w:rFonts w:ascii="Arial" w:cs="Arial" w:eastAsia="Arial" w:hAnsi="Arial"/>
+                <w:b/>
+                <w:bCs/>
+                <w:sz w:val="16"/>
+                <w:szCs w:val="16"/>
+              </w:rPr>
+              <w:t xml:space="preserve">Solution: </w:t>
+            </w:r>
+            <w:r>
+              <w:rPr>
+                <w:rFonts w:ascii="Arial" w:cs="Arial" w:eastAsia="Arial" w:hAnsi="Arial"/>
+                <w:sz w:val="16"/>
+                <w:szCs w:val="16"/>
+              </w:rPr>
+              <w:t xml:space="preserve">Enter the new price</w:t>
             </w:r>
           </w:p>
         </w:tc>
@@ -8265,7 +9107,7 @@
                 <w:sz w:val="18"/>
                 <w:szCs w:val="18"/>
               </w:rPr>
-              <w:t xml:space="preserve">8.  CONTACT DETAILS</w:t>
+              <w:t xml:space="preserve">STEP 9: CONTACT DETAILS AND LOGOUT</w:t>
             </w:r>
           </w:p>
         </w:tc>
@@ -8337,7 +9179,7 @@
                 <w:sz w:val="16"/>
                 <w:szCs w:val="16"/>
               </w:rPr>
-              <w:t xml:space="preserve">8.1</w:t>
+              <w:t xml:space="preserve">9.1</w:t>
             </w:r>
           </w:p>
         </w:tc>
@@ -8405,7 +9247,7 @@
                 <w:sz w:val="16"/>
                 <w:szCs w:val="16"/>
               </w:rPr>
-              <w:t xml:space="preserve">SU-23</w:t>
+              <w:t xml:space="preserve">SU-24</w:t>
             </w:r>
           </w:p>
         </w:tc>
@@ -8438,7 +9280,7 @@
                 <w:sz w:val="16"/>
                 <w:szCs w:val="16"/>
               </w:rPr>
-              <w:t xml:space="preserve">Click Edit contact details, change the details, then click Save details</w:t>
+              <w:t xml:space="preserve">Click Edit contact details, change them, then click Save details</w:t>
             </w:r>
           </w:p>
         </w:tc>
@@ -8642,7 +9484,7 @@
                 <w:sz w:val="16"/>
                 <w:szCs w:val="16"/>
               </w:rPr>
-              <w:t xml:space="preserve">8.1a</w:t>
+              <w:t xml:space="preserve">9.1a</w:t>
             </w:r>
           </w:p>
         </w:tc>
@@ -8710,7 +9552,7 @@
                 <w:sz w:val="16"/>
                 <w:szCs w:val="16"/>
               </w:rPr>
-              <w:t xml:space="preserve">SU-24</w:t>
+              <w:t xml:space="preserve">SU-25</w:t>
             </w:r>
           </w:p>
         </w:tc>
@@ -8743,7 +9585,7 @@
                 <w:sz w:val="16"/>
                 <w:szCs w:val="16"/>
               </w:rPr>
-              <w:t xml:space="preserve">Click Edit contact details, enter a phone number with letters, then click Save details</w:t>
+              <w:t xml:space="preserve">Enter a phone number with letters, then click Save details</w:t>
             </w:r>
           </w:p>
         </w:tc>
@@ -8766,17 +9608,50 @@
           </w:tcPr>
           <w:p>
             <w:pPr>
-              <w:spacing w:after="0" w:line="230"/>
-              <w:jc w:val="left"/>
-            </w:pPr>
-            <w:r>
-              <w:rPr>
-                <w:rFonts w:ascii="Arial" w:cs="Arial" w:eastAsia="Arial" w:hAnsi="Arial"/>
-                <w:color w:val="000000"/>
+              <w:spacing w:after="60" w:line="230"/>
+              <w:jc w:val="left"/>
+            </w:pPr>
+            <w:r>
+              <w:rPr>
+                <w:rFonts w:ascii="Arial" w:cs="Arial" w:eastAsia="Arial" w:hAnsi="Arial"/>
+                <w:b/>
+                <w:bCs/>
+                <w:sz w:val="16"/>
+                <w:szCs w:val="16"/>
+              </w:rPr>
+              <w:t xml:space="preserve">Problem: </w:t>
+            </w:r>
+            <w:r>
+              <w:rPr>
+                <w:rFonts w:ascii="Arial" w:cs="Arial" w:eastAsia="Arial" w:hAnsi="Arial"/>
                 <w:sz w:val="16"/>
                 <w:szCs w:val="16"/>
               </w:rPr>
               <w:t xml:space="preserve">A message "Enter a phone number using digits, spaces and + ( ) - only." is displayed</w:t>
+            </w:r>
+          </w:p>
+          <w:p>
+            <w:pPr>
+              <w:spacing w:after="0" w:line="230"/>
+              <w:jc w:val="left"/>
+            </w:pPr>
+            <w:r>
+              <w:rPr>
+                <w:rFonts w:ascii="Arial" w:cs="Arial" w:eastAsia="Arial" w:hAnsi="Arial"/>
+                <w:b/>
+                <w:bCs/>
+                <w:sz w:val="16"/>
+                <w:szCs w:val="16"/>
+              </w:rPr>
+              <w:t xml:space="preserve">Solution: </w:t>
+            </w:r>
+            <w:r>
+              <w:rPr>
+                <w:rFonts w:ascii="Arial" w:cs="Arial" w:eastAsia="Arial" w:hAnsi="Arial"/>
+                <w:sz w:val="16"/>
+                <w:szCs w:val="16"/>
+              </w:rPr>
+              <w:t xml:space="preserve">Type the phone number in digits</w:t>
             </w:r>
           </w:p>
         </w:tc>
@@ -8886,15 +9761,80 @@
         </w:trPr>
         <w:tc>
           <w:tcPr>
-            <w:tcW w:type="dxa" w:w="14400"/>
-            <w:gridSpan w:val="9"/>
-            <w:tcBorders>
-              <w:top w:val="single" w:color="808080" w:sz="4"/>
-              <w:left w:val="single" w:color="808080" w:sz="4"/>
-              <w:bottom w:val="single" w:color="808080" w:sz="4"/>
-              <w:right w:val="single" w:color="808080" w:sz="4"/>
-            </w:tcBorders>
-            <w:shd w:fill="0F2E17" w:val="clear"/>
+            <w:tcW w:type="dxa" w:w="1000"/>
+            <w:tcBorders>
+              <w:top w:val="single" w:color="808080" w:sz="4"/>
+              <w:left w:val="single" w:color="808080" w:sz="4"/>
+              <w:bottom w:val="single" w:color="808080" w:sz="4"/>
+              <w:right w:val="single" w:color="808080" w:sz="4"/>
+            </w:tcBorders>
+            <w:shd w:fill="1E4D2B" w:val="clear"/>
+            <w:tcMar>
+              <w:top w:type="dxa" w:w="45"/>
+              <w:left w:type="dxa" w:w="80"/>
+              <w:bottom w:type="dxa" w:w="45"/>
+              <w:right w:type="dxa" w:w="80"/>
+            </w:tcMar>
+            <w:vAlign w:val="center"/>
+          </w:tcPr>
+          <w:p>
+            <w:pPr>
+              <w:spacing w:after="0" w:line="230"/>
+              <w:jc w:val="left"/>
+            </w:pPr>
+            <w:r>
+              <w:rPr>
+                <w:rFonts w:ascii="Arial" w:cs="Arial" w:eastAsia="Arial" w:hAnsi="Arial"/>
+                <w:color w:val="000000"/>
+                <w:sz w:val="16"/>
+                <w:szCs w:val="16"/>
+              </w:rPr>
+              <w:t xml:space="preserve"/>
+            </w:r>
+          </w:p>
+        </w:tc>
+        <w:tc>
+          <w:tcPr>
+            <w:tcW w:type="dxa" w:w="520"/>
+            <w:tcBorders>
+              <w:top w:val="single" w:color="808080" w:sz="4"/>
+              <w:left w:val="single" w:color="808080" w:sz="4"/>
+              <w:bottom w:val="single" w:color="808080" w:sz="4"/>
+              <w:right w:val="single" w:color="808080" w:sz="4"/>
+            </w:tcBorders>
+            <w:tcMar>
+              <w:top w:type="dxa" w:w="45"/>
+              <w:left w:type="dxa" w:w="80"/>
+              <w:bottom w:type="dxa" w:w="45"/>
+              <w:right w:type="dxa" w:w="80"/>
+            </w:tcMar>
+            <w:vAlign w:val="center"/>
+          </w:tcPr>
+          <w:p>
+            <w:pPr>
+              <w:spacing w:after="0" w:line="230"/>
+              <w:jc w:val="center"/>
+            </w:pPr>
+            <w:r>
+              <w:rPr>
+                <w:rFonts w:ascii="Arial" w:cs="Arial" w:eastAsia="Arial" w:hAnsi="Arial"/>
+                <w:color w:val="000000"/>
+                <w:sz w:val="16"/>
+                <w:szCs w:val="16"/>
+              </w:rPr>
+              <w:t xml:space="preserve">9.2</w:t>
+            </w:r>
+          </w:p>
+        </w:tc>
+        <w:tc>
+          <w:tcPr>
+            <w:tcW w:type="dxa" w:w="1100"/>
+            <w:tcBorders>
+              <w:top w:val="single" w:color="808080" w:sz="4"/>
+              <w:left w:val="single" w:color="808080" w:sz="4"/>
+              <w:bottom w:val="single" w:color="808080" w:sz="4"/>
+              <w:right w:val="single" w:color="808080" w:sz="4"/>
+            </w:tcBorders>
             <w:tcMar>
               <w:top w:type="dxa" w:w="45"/>
               <w:left w:type="dxa" w:w="80"/>
@@ -8913,56 +9853,17 @@
                 <w:rFonts w:ascii="Arial" w:cs="Arial" w:eastAsia="Arial" w:hAnsi="Arial"/>
                 <w:b/>
                 <w:bCs/>
-                <w:color w:val="FFFFFF"/>
-                <w:sz w:val="18"/>
-                <w:szCs w:val="18"/>
-              </w:rPr>
-              <w:t xml:space="preserve">9.  STAR RATING</w:t>
-            </w:r>
-          </w:p>
-        </w:tc>
-      </w:tr>
-      <w:tr>
-        <w:trPr>
-          <w:cantSplit/>
-        </w:trPr>
-        <w:tc>
-          <w:tcPr>
-            <w:tcW w:type="dxa" w:w="1000"/>
-            <w:tcBorders>
-              <w:top w:val="single" w:color="808080" w:sz="4"/>
-              <w:left w:val="single" w:color="808080" w:sz="4"/>
-              <w:bottom w:val="single" w:color="808080" w:sz="4"/>
-              <w:right w:val="single" w:color="808080" w:sz="4"/>
-            </w:tcBorders>
-            <w:shd w:fill="1E4D2B" w:val="clear"/>
-            <w:tcMar>
-              <w:top w:type="dxa" w:w="45"/>
-              <w:left w:type="dxa" w:w="80"/>
-              <w:bottom w:type="dxa" w:w="45"/>
-              <w:right w:type="dxa" w:w="80"/>
-            </w:tcMar>
-            <w:vAlign w:val="center"/>
-          </w:tcPr>
-          <w:p>
-            <w:pPr>
-              <w:spacing w:after="0" w:line="230"/>
-              <w:jc w:val="left"/>
-            </w:pPr>
-            <w:r>
-              <w:rPr>
-                <w:rFonts w:ascii="Arial" w:cs="Arial" w:eastAsia="Arial" w:hAnsi="Arial"/>
-                <w:color w:val="000000"/>
-                <w:sz w:val="16"/>
-                <w:szCs w:val="16"/>
-              </w:rPr>
-              <w:t xml:space="preserve"/>
-            </w:r>
-          </w:p>
-        </w:tc>
-        <w:tc>
-          <w:tcPr>
-            <w:tcW w:type="dxa" w:w="520"/>
+                <w:color w:val="000000"/>
+                <w:sz w:val="16"/>
+                <w:szCs w:val="16"/>
+              </w:rPr>
+              <w:t xml:space="preserve">Happy case</w:t>
+            </w:r>
+          </w:p>
+        </w:tc>
+        <w:tc>
+          <w:tcPr>
+            <w:tcW w:type="dxa" w:w="720"/>
             <w:tcBorders>
               <w:top w:val="single" w:color="808080" w:sz="4"/>
               <w:left w:val="single" w:color="808080" w:sz="4"/>
@@ -8989,75 +9890,7 @@
                 <w:sz w:val="16"/>
                 <w:szCs w:val="16"/>
               </w:rPr>
-              <w:t xml:space="preserve">9.1</w:t>
-            </w:r>
-          </w:p>
-        </w:tc>
-        <w:tc>
-          <w:tcPr>
-            <w:tcW w:type="dxa" w:w="1100"/>
-            <w:tcBorders>
-              <w:top w:val="single" w:color="808080" w:sz="4"/>
-              <w:left w:val="single" w:color="808080" w:sz="4"/>
-              <w:bottom w:val="single" w:color="808080" w:sz="4"/>
-              <w:right w:val="single" w:color="808080" w:sz="4"/>
-            </w:tcBorders>
-            <w:tcMar>
-              <w:top w:type="dxa" w:w="45"/>
-              <w:left w:type="dxa" w:w="80"/>
-              <w:bottom w:type="dxa" w:w="45"/>
-              <w:right w:type="dxa" w:w="80"/>
-            </w:tcMar>
-            <w:vAlign w:val="center"/>
-          </w:tcPr>
-          <w:p>
-            <w:pPr>
-              <w:spacing w:after="0" w:line="230"/>
-              <w:jc w:val="left"/>
-            </w:pPr>
-            <w:r>
-              <w:rPr>
-                <w:rFonts w:ascii="Arial" w:cs="Arial" w:eastAsia="Arial" w:hAnsi="Arial"/>
-                <w:b/>
-                <w:bCs/>
-                <w:color w:val="000000"/>
-                <w:sz w:val="16"/>
-                <w:szCs w:val="16"/>
-              </w:rPr>
-              <w:t xml:space="preserve">Happy case</w:t>
-            </w:r>
-          </w:p>
-        </w:tc>
-        <w:tc>
-          <w:tcPr>
-            <w:tcW w:type="dxa" w:w="720"/>
-            <w:tcBorders>
-              <w:top w:val="single" w:color="808080" w:sz="4"/>
-              <w:left w:val="single" w:color="808080" w:sz="4"/>
-              <w:bottom w:val="single" w:color="808080" w:sz="4"/>
-              <w:right w:val="single" w:color="808080" w:sz="4"/>
-            </w:tcBorders>
-            <w:tcMar>
-              <w:top w:type="dxa" w:w="45"/>
-              <w:left w:type="dxa" w:w="80"/>
-              <w:bottom w:type="dxa" w:w="45"/>
-              <w:right w:type="dxa" w:w="80"/>
-            </w:tcMar>
-            <w:vAlign w:val="center"/>
-          </w:tcPr>
-          <w:p>
-            <w:pPr>
-              <w:spacing w:after="0" w:line="230"/>
-              <w:jc w:val="center"/>
-            </w:pPr>
-            <w:r>
-              <w:rPr>
-                <w:rFonts w:ascii="Arial" w:cs="Arial" w:eastAsia="Arial" w:hAnsi="Arial"/>
-                <w:color w:val="000000"/>
-                <w:sz w:val="16"/>
-                <w:szCs w:val="16"/>
-              </w:rPr>
-              <w:t xml:space="preserve">SU-25</w:t>
+              <w:t xml:space="preserve">SU-26</w:t>
             </w:r>
           </w:p>
         </w:tc>
@@ -9090,7 +9923,7 @@
                 <w:sz w:val="16"/>
                 <w:szCs w:val="16"/>
               </w:rPr>
-              <w:t xml:space="preserve">Open the Supplier Portal after the shop has received orders from this supplier</w:t>
+              <w:t xml:space="preserve">Click Logout, then click Yes, Logout</w:t>
             </w:r>
           </w:p>
         </w:tc>
@@ -9123,312 +9956,7 @@
                 <w:sz w:val="16"/>
                 <w:szCs w:val="16"/>
               </w:rPr>
-              <w:t xml:space="preserve">The rating is displayed as "(n) of 5 stars" with a tick or a cross for each of the five conditions (at least 1 order received; at least 75% delivered on time by the promised date; at least 90% on time; at least 90% delivered in full; average delivery of 7 days or less), and "Meets the standard" (4 stars or more) or "Below the standard"; it is the same rating the shop sees</w:t>
-            </w:r>
-          </w:p>
-        </w:tc>
-        <w:tc>
-          <w:tcPr>
-            <w:tcW w:type="dxa" w:w="1300"/>
-            <w:tcBorders>
-              <w:top w:val="single" w:color="808080" w:sz="4"/>
-              <w:left w:val="single" w:color="808080" w:sz="4"/>
-              <w:bottom w:val="single" w:color="808080" w:sz="4"/>
-              <w:right w:val="single" w:color="808080" w:sz="4"/>
-            </w:tcBorders>
-            <w:tcMar>
-              <w:top w:type="dxa" w:w="45"/>
-              <w:left w:type="dxa" w:w="80"/>
-              <w:bottom w:type="dxa" w:w="45"/>
-              <w:right w:type="dxa" w:w="80"/>
-            </w:tcMar>
-            <w:vAlign w:val="center"/>
-          </w:tcPr>
-          <w:p>
-            <w:pPr>
-              <w:spacing w:after="0" w:line="230"/>
-              <w:jc w:val="left"/>
-            </w:pPr>
-            <w:r>
-              <w:rPr>
-                <w:rFonts w:ascii="Arial" w:cs="Arial" w:eastAsia="Arial" w:hAnsi="Arial"/>
-                <w:color w:val="000000"/>
-                <w:sz w:val="16"/>
-                <w:szCs w:val="16"/>
-              </w:rPr>
-              <w:t xml:space="preserve"/>
-            </w:r>
-          </w:p>
-        </w:tc>
-        <w:tc>
-          <w:tcPr>
-            <w:tcW w:type="dxa" w:w="900"/>
-            <w:tcBorders>
-              <w:top w:val="single" w:color="808080" w:sz="4"/>
-              <w:left w:val="single" w:color="808080" w:sz="4"/>
-              <w:bottom w:val="single" w:color="808080" w:sz="4"/>
-              <w:right w:val="single" w:color="808080" w:sz="4"/>
-            </w:tcBorders>
-            <w:tcMar>
-              <w:top w:type="dxa" w:w="45"/>
-              <w:left w:type="dxa" w:w="80"/>
-              <w:bottom w:type="dxa" w:w="45"/>
-              <w:right w:type="dxa" w:w="80"/>
-            </w:tcMar>
-            <w:vAlign w:val="center"/>
-          </w:tcPr>
-          <w:p>
-            <w:pPr>
-              <w:spacing w:after="0" w:line="230"/>
-              <w:jc w:val="left"/>
-            </w:pPr>
-            <w:r>
-              <w:rPr>
-                <w:rFonts w:ascii="Arial" w:cs="Arial" w:eastAsia="Arial" w:hAnsi="Arial"/>
-                <w:color w:val="000000"/>
-                <w:sz w:val="16"/>
-                <w:szCs w:val="16"/>
-              </w:rPr>
-              <w:t xml:space="preserve"/>
-            </w:r>
-          </w:p>
-        </w:tc>
-        <w:tc>
-          <w:tcPr>
-            <w:tcW w:type="dxa" w:w="1220"/>
-            <w:tcBorders>
-              <w:top w:val="single" w:color="808080" w:sz="4"/>
-              <w:left w:val="single" w:color="808080" w:sz="4"/>
-              <w:bottom w:val="single" w:color="808080" w:sz="4"/>
-              <w:right w:val="single" w:color="808080" w:sz="4"/>
-            </w:tcBorders>
-            <w:tcMar>
-              <w:top w:type="dxa" w:w="45"/>
-              <w:left w:type="dxa" w:w="80"/>
-              <w:bottom w:type="dxa" w:w="45"/>
-              <w:right w:type="dxa" w:w="80"/>
-            </w:tcMar>
-            <w:vAlign w:val="center"/>
-          </w:tcPr>
-          <w:p>
-            <w:pPr>
-              <w:spacing w:after="0" w:line="230"/>
-              <w:jc w:val="left"/>
-            </w:pPr>
-            <w:r>
-              <w:rPr>
-                <w:rFonts w:ascii="Arial" w:cs="Arial" w:eastAsia="Arial" w:hAnsi="Arial"/>
-                <w:color w:val="000000"/>
-                <w:sz w:val="16"/>
-                <w:szCs w:val="16"/>
-              </w:rPr>
-              <w:t xml:space="preserve"/>
-            </w:r>
-          </w:p>
-        </w:tc>
-      </w:tr>
-      <w:tr>
-        <w:trPr>
-          <w:cantSplit/>
-        </w:trPr>
-        <w:tc>
-          <w:tcPr>
-            <w:tcW w:type="dxa" w:w="1000"/>
-            <w:tcBorders>
-              <w:top w:val="single" w:color="808080" w:sz="4"/>
-              <w:left w:val="single" w:color="808080" w:sz="4"/>
-              <w:bottom w:val="single" w:color="808080" w:sz="4"/>
-              <w:right w:val="single" w:color="808080" w:sz="4"/>
-            </w:tcBorders>
-            <w:shd w:fill="1E4D2B" w:val="clear"/>
-            <w:tcMar>
-              <w:top w:type="dxa" w:w="45"/>
-              <w:left w:type="dxa" w:w="80"/>
-              <w:bottom w:type="dxa" w:w="45"/>
-              <w:right w:type="dxa" w:w="80"/>
-            </w:tcMar>
-            <w:vAlign w:val="center"/>
-          </w:tcPr>
-          <w:p>
-            <w:pPr>
-              <w:spacing w:after="0" w:line="230"/>
-              <w:jc w:val="left"/>
-            </w:pPr>
-            <w:r>
-              <w:rPr>
-                <w:rFonts w:ascii="Arial" w:cs="Arial" w:eastAsia="Arial" w:hAnsi="Arial"/>
-                <w:color w:val="000000"/>
-                <w:sz w:val="16"/>
-                <w:szCs w:val="16"/>
-              </w:rPr>
-              <w:t xml:space="preserve"/>
-            </w:r>
-          </w:p>
-        </w:tc>
-        <w:tc>
-          <w:tcPr>
-            <w:tcW w:type="dxa" w:w="520"/>
-            <w:tcBorders>
-              <w:top w:val="single" w:color="808080" w:sz="4"/>
-              <w:left w:val="single" w:color="808080" w:sz="4"/>
-              <w:bottom w:val="single" w:color="808080" w:sz="4"/>
-              <w:right w:val="single" w:color="808080" w:sz="4"/>
-            </w:tcBorders>
-            <w:tcMar>
-              <w:top w:type="dxa" w:w="45"/>
-              <w:left w:type="dxa" w:w="80"/>
-              <w:bottom w:type="dxa" w:w="45"/>
-              <w:right w:type="dxa" w:w="80"/>
-            </w:tcMar>
-            <w:vAlign w:val="center"/>
-          </w:tcPr>
-          <w:p>
-            <w:pPr>
-              <w:spacing w:after="0" w:line="230"/>
-              <w:jc w:val="center"/>
-            </w:pPr>
-            <w:r>
-              <w:rPr>
-                <w:rFonts w:ascii="Arial" w:cs="Arial" w:eastAsia="Arial" w:hAnsi="Arial"/>
-                <w:color w:val="000000"/>
-                <w:sz w:val="16"/>
-                <w:szCs w:val="16"/>
-              </w:rPr>
-              <w:t xml:space="preserve">9.1a</w:t>
-            </w:r>
-          </w:p>
-        </w:tc>
-        <w:tc>
-          <w:tcPr>
-            <w:tcW w:type="dxa" w:w="1100"/>
-            <w:tcBorders>
-              <w:top w:val="single" w:color="808080" w:sz="4"/>
-              <w:left w:val="single" w:color="808080" w:sz="4"/>
-              <w:bottom w:val="single" w:color="808080" w:sz="4"/>
-              <w:right w:val="single" w:color="808080" w:sz="4"/>
-            </w:tcBorders>
-            <w:tcMar>
-              <w:top w:type="dxa" w:w="45"/>
-              <w:left w:type="dxa" w:w="80"/>
-              <w:bottom w:type="dxa" w:w="45"/>
-              <w:right w:type="dxa" w:w="80"/>
-            </w:tcMar>
-            <w:vAlign w:val="center"/>
-          </w:tcPr>
-          <w:p>
-            <w:pPr>
-              <w:spacing w:after="0" w:line="230"/>
-              <w:jc w:val="left"/>
-            </w:pPr>
-            <w:r>
-              <w:rPr>
-                <w:rFonts w:ascii="Arial" w:cs="Arial" w:eastAsia="Arial" w:hAnsi="Arial"/>
-                <w:b w:val="false"/>
-                <w:bCs w:val="false"/>
-                <w:color w:val="000000"/>
-                <w:sz w:val="16"/>
-                <w:szCs w:val="16"/>
-              </w:rPr>
-              <w:t xml:space="preserve">Sad case</w:t>
-            </w:r>
-          </w:p>
-        </w:tc>
-        <w:tc>
-          <w:tcPr>
-            <w:tcW w:type="dxa" w:w="720"/>
-            <w:tcBorders>
-              <w:top w:val="single" w:color="808080" w:sz="4"/>
-              <w:left w:val="single" w:color="808080" w:sz="4"/>
-              <w:bottom w:val="single" w:color="808080" w:sz="4"/>
-              <w:right w:val="single" w:color="808080" w:sz="4"/>
-            </w:tcBorders>
-            <w:tcMar>
-              <w:top w:type="dxa" w:w="45"/>
-              <w:left w:type="dxa" w:w="80"/>
-              <w:bottom w:type="dxa" w:w="45"/>
-              <w:right w:type="dxa" w:w="80"/>
-            </w:tcMar>
-            <w:vAlign w:val="center"/>
-          </w:tcPr>
-          <w:p>
-            <w:pPr>
-              <w:spacing w:after="0" w:line="230"/>
-              <w:jc w:val="center"/>
-            </w:pPr>
-            <w:r>
-              <w:rPr>
-                <w:rFonts w:ascii="Arial" w:cs="Arial" w:eastAsia="Arial" w:hAnsi="Arial"/>
-                <w:color w:val="000000"/>
-                <w:sz w:val="16"/>
-                <w:szCs w:val="16"/>
-              </w:rPr>
-              <w:t xml:space="preserve">SU-26</w:t>
-            </w:r>
-          </w:p>
-        </w:tc>
-        <w:tc>
-          <w:tcPr>
-            <w:tcW w:type="dxa" w:w="3820"/>
-            <w:tcBorders>
-              <w:top w:val="single" w:color="808080" w:sz="4"/>
-              <w:left w:val="single" w:color="808080" w:sz="4"/>
-              <w:bottom w:val="single" w:color="808080" w:sz="4"/>
-              <w:right w:val="single" w:color="808080" w:sz="4"/>
-            </w:tcBorders>
-            <w:tcMar>
-              <w:top w:type="dxa" w:w="45"/>
-              <w:left w:type="dxa" w:w="80"/>
-              <w:bottom w:type="dxa" w:w="45"/>
-              <w:right w:type="dxa" w:w="80"/>
-            </w:tcMar>
-            <w:vAlign w:val="center"/>
-          </w:tcPr>
-          <w:p>
-            <w:pPr>
-              <w:spacing w:after="0" w:line="230"/>
-              <w:jc w:val="left"/>
-            </w:pPr>
-            <w:r>
-              <w:rPr>
-                <w:rFonts w:ascii="Arial" w:cs="Arial" w:eastAsia="Arial" w:hAnsi="Arial"/>
-                <w:color w:val="000000"/>
-                <w:sz w:val="16"/>
-                <w:szCs w:val="16"/>
-              </w:rPr>
-              <w:t xml:space="preserve">Open the Supplier Portal when no order from this supplier was received in the last 12 months</w:t>
-            </w:r>
-          </w:p>
-        </w:tc>
-        <w:tc>
-          <w:tcPr>
-            <w:tcW w:type="dxa" w:w="3820"/>
-            <w:tcBorders>
-              <w:top w:val="single" w:color="808080" w:sz="4"/>
-              <w:left w:val="single" w:color="808080" w:sz="4"/>
-              <w:bottom w:val="single" w:color="808080" w:sz="4"/>
-              <w:right w:val="single" w:color="808080" w:sz="4"/>
-            </w:tcBorders>
-            <w:tcMar>
-              <w:top w:type="dxa" w:w="45"/>
-              <w:left w:type="dxa" w:w="80"/>
-              <w:bottom w:type="dxa" w:w="45"/>
-              <w:right w:type="dxa" w:w="80"/>
-            </w:tcMar>
-            <w:vAlign w:val="center"/>
-          </w:tcPr>
-          <w:p>
-            <w:pPr>
-              <w:spacing w:after="0" w:line="230"/>
-              <w:jc w:val="left"/>
-            </w:pPr>
-            <w:r>
-              <w:rPr>
-                <w:rFonts w:ascii="Arial" w:cs="Arial" w:eastAsia="Arial" w:hAnsi="Arial"/>
-                <w:color w:val="000000"/>
-                <w:sz w:val="16"/>
-                <w:szCs w:val="16"/>
-              </w:rPr>
-              <w:t xml:space="preserve">A message "Not rated yet: no order from this supplier was received in the last 12 months." is displayed and no stars are given</w:t>
+              <w:t xml:space="preserve">The Sign in page opens</w:t>
             </w:r>
           </w:p>
         </w:tc>
@@ -9546,115 +10074,115 @@
           <w:sz w:val="24"/>
           <w:szCs w:val="24"/>
         </w:rPr>
-        <w:t xml:space="preserve">How to use this plan</w:t>
+        <w:t xml:space="preserve">How to use this script</w:t>
       </w:r>
     </w:p>
     <w:p>
       <w:pPr>
-        <w:spacing w:after="60" w:line="250"/>
+        <w:spacing w:after="90" w:line="260"/>
       </w:pPr>
       <w:r>
         <w:rPr>
           <w:rFonts w:ascii="Arial" w:cs="Arial" w:eastAsia="Arial" w:hAnsi="Arial"/>
-          <w:sz w:val="17"/>
-          <w:szCs w:val="17"/>
+          <w:sz w:val="18"/>
+          <w:szCs w:val="18"/>
         </w:rPr>
-        <w:t xml:space="preserve">Each scenario starts with a happy case (the user does it the right way, numbered 1.1, 1.2 …) followed by its sad cases (the user makes a mistake, leaves something out, types the wrong kind of value or tries something the role may not do, numbered 1.1a, 1.1b …). For every sad case the expected result is the exact message the system shows, so the tester can compare it word for word.</w:t>
+        <w:t xml:space="preserve">Follow the steps from top to bottom: each step starts where the one before ended, from signing in to logging out. Every happy case (numbered 1.1, 1.2 …) is followed by its sad cases (1.1a, 1.1b …). For a sad case the expected result gives the Problem first (the exact message the system shows) and then the Solution (what the user does to fix it).</w:t>
       </w:r>
     </w:p>
     <w:p>
       <w:pPr>
-        <w:spacing w:after="60" w:line="250"/>
+        <w:spacing w:after="90" w:line="260"/>
       </w:pPr>
       <w:r>
         <w:rPr>
           <w:rFonts w:ascii="Arial" w:cs="Arial" w:eastAsia="Arial" w:hAnsi="Arial"/>
-          <w:sz w:val="17"/>
-          <w:szCs w:val="17"/>
+          <w:sz w:val="18"/>
+          <w:szCs w:val="18"/>
         </w:rPr>
-        <w:t xml:space="preserve">Words in brackets, such as (product) or (amount), stand for the value on the tester's screen. A "tooltip" is the small box the web browser shows next to a field that has to be filled in; its wording comes from the browser, not from FETCH.</w:t>
+        <w:t xml:space="preserve">Words in brackets, such as (product) or (amount), stand for the value on the screen. A tooltip is the small box the web browser shows beside a field that must be filled in; its wording comes from the browser.</w:t>
       </w:r>
     </w:p>
     <w:p>
       <w:pPr>
-        <w:spacing w:after="60" w:line="250"/>
+        <w:spacing w:after="90" w:line="260"/>
       </w:pPr>
       <w:r>
         <w:rPr>
           <w:rFonts w:ascii="Arial" w:cs="Arial" w:eastAsia="Arial" w:hAnsi="Arial"/>
-          <w:sz w:val="17"/>
-          <w:szCs w:val="17"/>
+          <w:sz w:val="18"/>
+          <w:szCs w:val="18"/>
         </w:rPr>
         <w:t xml:space="preserve">Mark STATUS with the colours in the legend: green Passed, red Failed, amber In Progress, blank Open.</w:t>
       </w:r>
     </w:p>
     <w:p>
       <w:pPr>
-        <w:spacing w:after="80" w:before="160"/>
+        <w:spacing w:after="80" w:before="140"/>
       </w:pPr>
       <w:r>
         <w:rPr>
           <w:rFonts w:ascii="Arial" w:cs="Arial" w:eastAsia="Arial" w:hAnsi="Arial"/>
           <w:b/>
           <w:bCs/>
-          <w:sz w:val="22"/>
-          <w:szCs w:val="22"/>
+          <w:sz w:val="21"/>
+          <w:szCs w:val="21"/>
         </w:rPr>
         <w:t xml:space="preserve">Set up before testing</w:t>
       </w:r>
     </w:p>
     <w:p>
       <w:pPr>
-        <w:spacing w:after="40" w:line="250"/>
+        <w:spacing w:after="50" w:line="260"/>
         <w:ind w:left="360" w:hanging="220"/>
       </w:pPr>
       <w:r>
         <w:rPr>
           <w:rFonts w:ascii="Arial" w:cs="Arial" w:eastAsia="Arial" w:hAnsi="Arial"/>
-          <w:sz w:val="17"/>
-          <w:szCs w:val="17"/>
+          <w:sz w:val="18"/>
+          <w:szCs w:val="18"/>
         </w:rPr>
         <w:t xml:space="preserve">•  A supplier account linked to a supplier in Suppliers.</w:t>
       </w:r>
     </w:p>
     <w:p>
       <w:pPr>
-        <w:spacing w:after="40" w:line="250"/>
+        <w:spacing w:after="50" w:line="260"/>
         <w:ind w:left="360" w:hanging="220"/>
       </w:pPr>
       <w:r>
         <w:rPr>
           <w:rFonts w:ascii="Arial" w:cs="Arial" w:eastAsia="Arial" w:hAnsi="Arial"/>
-          <w:sz w:val="17"/>
-          <w:szCs w:val="17"/>
+          <w:sz w:val="18"/>
+          <w:szCs w:val="18"/>
         </w:rPr>
         <w:t xml:space="preserve">•  Orders from the shop to that supplier: one waiting for confirmation and one already confirmed.</w:t>
       </w:r>
     </w:p>
     <w:p>
       <w:pPr>
-        <w:spacing w:after="40" w:line="250"/>
+        <w:spacing w:after="50" w:line="260"/>
         <w:ind w:left="360" w:hanging="220"/>
       </w:pPr>
       <w:r>
         <w:rPr>
           <w:rFonts w:ascii="Arial" w:cs="Arial" w:eastAsia="Arial" w:hAnsi="Arial"/>
-          <w:sz w:val="17"/>
-          <w:szCs w:val="17"/>
+          <w:sz w:val="18"/>
+          <w:szCs w:val="18"/>
         </w:rPr>
         <w:t xml:space="preserve">•  At least one product that this supplier supplies, with a current price.</w:t>
       </w:r>
     </w:p>
     <w:p>
       <w:pPr>
-        <w:spacing w:after="40" w:line="250"/>
+        <w:spacing w:after="50" w:line="260"/>
         <w:ind w:left="360" w:hanging="220"/>
       </w:pPr>
       <w:r>
         <w:rPr>
           <w:rFonts w:ascii="Arial" w:cs="Arial" w:eastAsia="Arial" w:hAnsi="Arial"/>
-          <w:sz w:val="17"/>
-          <w:szCs w:val="17"/>
+          <w:sz w:val="18"/>
+          <w:szCs w:val="18"/>
         </w:rPr>
         <w:t xml:space="preserve">•  For the 5-offers case: 5 offers from this supplier still waiting for the shop.</w:t>
       </w:r>

--- a/QA/FETCH-UAT-Supplier.docx
+++ b/QA/FETCH-UAT-Supplier.docx
@@ -368,7 +368,7 @@
                 <w:sz w:val="16"/>
                 <w:szCs w:val="16"/>
               </w:rPr>
-              <w:t xml:space="preserve">Supplier (26 test cases: 10 happy, 16 sad)</w:t>
+              <w:t xml:space="preserve">Supplier (26 test cases: 10 positive, 16 negative)</w:t>
             </w:r>
           </w:p>
         </w:tc>
@@ -1368,7 +1368,7 @@
                 <w:sz w:val="16"/>
                 <w:szCs w:val="16"/>
               </w:rPr>
-              <w:t xml:space="preserve">Happy case</w:t>
+              <w:t xml:space="preserve">Positive</w:t>
             </w:r>
           </w:p>
         </w:tc>
@@ -1673,7 +1673,7 @@
                 <w:sz w:val="16"/>
                 <w:szCs w:val="16"/>
               </w:rPr>
-              <w:t xml:space="preserve">Sad case</w:t>
+              <w:t xml:space="preserve">Negative</w:t>
             </w:r>
           </w:p>
         </w:tc>
@@ -2011,7 +2011,7 @@
                 <w:sz w:val="16"/>
                 <w:szCs w:val="16"/>
               </w:rPr>
-              <w:t xml:space="preserve">Sad case</w:t>
+              <w:t xml:space="preserve">Negative</w:t>
             </w:r>
           </w:p>
         </w:tc>
@@ -2391,7 +2391,7 @@
                 <w:sz w:val="16"/>
                 <w:szCs w:val="16"/>
               </w:rPr>
-              <w:t xml:space="preserve">Happy case</w:t>
+              <w:t xml:space="preserve">Positive</w:t>
             </w:r>
           </w:p>
         </w:tc>
@@ -2696,7 +2696,7 @@
                 <w:sz w:val="16"/>
                 <w:szCs w:val="16"/>
               </w:rPr>
-              <w:t xml:space="preserve">Sad case</w:t>
+              <w:t xml:space="preserve">Negative</w:t>
             </w:r>
           </w:p>
         </w:tc>
@@ -3076,7 +3076,7 @@
                 <w:sz w:val="16"/>
                 <w:szCs w:val="16"/>
               </w:rPr>
-              <w:t xml:space="preserve">Happy case</w:t>
+              <w:t xml:space="preserve">Positive</w:t>
             </w:r>
           </w:p>
         </w:tc>
@@ -3381,7 +3381,7 @@
                 <w:sz w:val="16"/>
                 <w:szCs w:val="16"/>
               </w:rPr>
-              <w:t xml:space="preserve">Sad case</w:t>
+              <w:t xml:space="preserve">Negative</w:t>
             </w:r>
           </w:p>
         </w:tc>
@@ -3719,7 +3719,7 @@
                 <w:sz w:val="16"/>
                 <w:szCs w:val="16"/>
               </w:rPr>
-              <w:t xml:space="preserve">Sad case</w:t>
+              <w:t xml:space="preserve">Negative</w:t>
             </w:r>
           </w:p>
         </w:tc>
@@ -4057,7 +4057,7 @@
                 <w:sz w:val="16"/>
                 <w:szCs w:val="16"/>
               </w:rPr>
-              <w:t xml:space="preserve">Sad case</w:t>
+              <w:t xml:space="preserve">Negative</w:t>
             </w:r>
           </w:p>
         </w:tc>
@@ -4437,7 +4437,7 @@
                 <w:sz w:val="16"/>
                 <w:szCs w:val="16"/>
               </w:rPr>
-              <w:t xml:space="preserve">Happy case</w:t>
+              <w:t xml:space="preserve">Positive</w:t>
             </w:r>
           </w:p>
         </w:tc>
@@ -4742,7 +4742,7 @@
                 <w:sz w:val="16"/>
                 <w:szCs w:val="16"/>
               </w:rPr>
-              <w:t xml:space="preserve">Sad case</w:t>
+              <w:t xml:space="preserve">Negative</w:t>
             </w:r>
           </w:p>
         </w:tc>
@@ -5122,7 +5122,7 @@
                 <w:sz w:val="16"/>
                 <w:szCs w:val="16"/>
               </w:rPr>
-              <w:t xml:space="preserve">Happy case</w:t>
+              <w:t xml:space="preserve">Positive</w:t>
             </w:r>
           </w:p>
         </w:tc>
@@ -5427,7 +5427,7 @@
                 <w:sz w:val="16"/>
                 <w:szCs w:val="16"/>
               </w:rPr>
-              <w:t xml:space="preserve">Sad case</w:t>
+              <w:t xml:space="preserve">Negative</w:t>
             </w:r>
           </w:p>
         </w:tc>
@@ -5765,7 +5765,7 @@
                 <w:sz w:val="16"/>
                 <w:szCs w:val="16"/>
               </w:rPr>
-              <w:t xml:space="preserve">Sad case</w:t>
+              <w:t xml:space="preserve">Negative</w:t>
             </w:r>
           </w:p>
         </w:tc>
@@ -6145,7 +6145,7 @@
                 <w:sz w:val="16"/>
                 <w:szCs w:val="16"/>
               </w:rPr>
-              <w:t xml:space="preserve">Happy case</w:t>
+              <w:t xml:space="preserve">Positive</w:t>
             </w:r>
           </w:p>
         </w:tc>
@@ -6450,7 +6450,7 @@
                 <w:sz w:val="16"/>
                 <w:szCs w:val="16"/>
               </w:rPr>
-              <w:t xml:space="preserve">Sad case</w:t>
+              <w:t xml:space="preserve">Negative</w:t>
             </w:r>
           </w:p>
         </w:tc>
@@ -6830,7 +6830,7 @@
                 <w:sz w:val="16"/>
                 <w:szCs w:val="16"/>
               </w:rPr>
-              <w:t xml:space="preserve">Happy case</w:t>
+              <w:t xml:space="preserve">Positive</w:t>
             </w:r>
           </w:p>
         </w:tc>
@@ -7135,7 +7135,7 @@
                 <w:sz w:val="16"/>
                 <w:szCs w:val="16"/>
               </w:rPr>
-              <w:t xml:space="preserve">Sad case</w:t>
+              <w:t xml:space="preserve">Negative</w:t>
             </w:r>
           </w:p>
         </w:tc>
@@ -7473,7 +7473,7 @@
                 <w:sz w:val="16"/>
                 <w:szCs w:val="16"/>
               </w:rPr>
-              <w:t xml:space="preserve">Sad case</w:t>
+              <w:t xml:space="preserve">Negative</w:t>
             </w:r>
           </w:p>
         </w:tc>
@@ -7811,7 +7811,7 @@
                 <w:sz w:val="16"/>
                 <w:szCs w:val="16"/>
               </w:rPr>
-              <w:t xml:space="preserve">Sad case</w:t>
+              <w:t xml:space="preserve">Negative</w:t>
             </w:r>
           </w:p>
         </w:tc>
@@ -8191,7 +8191,7 @@
                 <w:sz w:val="16"/>
                 <w:szCs w:val="16"/>
               </w:rPr>
-              <w:t xml:space="preserve">Happy case</w:t>
+              <w:t xml:space="preserve">Positive</w:t>
             </w:r>
           </w:p>
         </w:tc>
@@ -8496,7 +8496,7 @@
                 <w:sz w:val="16"/>
                 <w:szCs w:val="16"/>
               </w:rPr>
-              <w:t xml:space="preserve">Sad case</w:t>
+              <w:t xml:space="preserve">Negative</w:t>
             </w:r>
           </w:p>
         </w:tc>
@@ -8834,7 +8834,7 @@
                 <w:sz w:val="16"/>
                 <w:szCs w:val="16"/>
               </w:rPr>
-              <w:t xml:space="preserve">Sad case</w:t>
+              <w:t xml:space="preserve">Negative</w:t>
             </w:r>
           </w:p>
         </w:tc>
@@ -9214,7 +9214,7 @@
                 <w:sz w:val="16"/>
                 <w:szCs w:val="16"/>
               </w:rPr>
-              <w:t xml:space="preserve">Happy case</w:t>
+              <w:t xml:space="preserve">Positive</w:t>
             </w:r>
           </w:p>
         </w:tc>
@@ -9519,7 +9519,7 @@
                 <w:sz w:val="16"/>
                 <w:szCs w:val="16"/>
               </w:rPr>
-              <w:t xml:space="preserve">Sad case</w:t>
+              <w:t xml:space="preserve">Negative</w:t>
             </w:r>
           </w:p>
         </w:tc>
@@ -9857,7 +9857,7 @@
                 <w:sz w:val="16"/>
                 <w:szCs w:val="16"/>
               </w:rPr>
-              <w:t xml:space="preserve">Happy case</w:t>
+              <w:t xml:space="preserve">Positive</w:t>
             </w:r>
           </w:p>
         </w:tc>
@@ -10087,7 +10087,7 @@
           <w:sz w:val="18"/>
           <w:szCs w:val="18"/>
         </w:rPr>
-        <w:t xml:space="preserve">Follow the steps from top to bottom: each step starts where the one before ended, from signing in to logging out. Every happy case (numbered 1.1, 1.2 …) is followed by its sad cases (1.1a, 1.1b …). For a sad case the expected result gives the Problem first (the exact message the system shows) and then the Solution (what the user does to fix it).</w:t>
+        <w:t xml:space="preserve">Follow the steps from top to bottom: each step starts where the one before ended, from signing in to logging out. Every positive test case (numbered 1.1, 1.2 …) is followed by its negative test cases (1.1a, 1.1b …). For a negative test case the expected result gives the Problem first (the exact message the system shows) and then the Solution (what the user does to fix it).</w:t>
       </w:r>
     </w:p>
     <w:p>

--- a/QA/FETCH-UAT-Supplier.docx
+++ b/QA/FETCH-UAT-Supplier.docx
@@ -697,106 +697,7 @@
                 <w:rFonts w:ascii="Calibri" w:hAnsi="Calibri"/>
                 <w:sz w:val="21"/>
               </w:rPr>
-              <w:t>Check if a valid sign in works</w:t>
-            </w:r>
-          </w:p>
-          <w:p>
-            <w:pPr>
-              <w:spacing w:after="0"/>
-            </w:pPr>
-            <w:r>
-              <w:rPr>
-                <w:rFonts w:ascii="Calibri" w:hAnsi="Calibri"/>
-                <w:sz w:val="21"/>
-              </w:rPr>
-              <w:t>Enter the username and the password, then click Sign in</w:t>
-            </w:r>
-          </w:p>
-        </w:tc>
-        <w:tc>
-          <w:tcPr>
-            <w:tcW w:type="dxa" w:w="4700"/>
-          </w:tcPr>
-          <w:p>
-            <w:pPr>
-              <w:spacing w:after="0"/>
-            </w:pPr>
-            <w:r/>
-            <w:r>
-              <w:rPr>
-                <w:rFonts w:ascii="Calibri" w:hAnsi="Calibri"/>
-                <w:sz w:val="21"/>
-              </w:rPr>
-              <w:t>The user is signed in and taken to the home page of the account</w:t>
-            </w:r>
-          </w:p>
-        </w:tc>
-        <w:tc>
-          <w:tcPr>
-            <w:tcW w:type="dxa" w:w="2100"/>
-          </w:tcPr>
-          <w:p/>
-        </w:tc>
-        <w:tc>
-          <w:tcPr>
-            <w:tcW w:type="dxa" w:w="1520"/>
-          </w:tcPr>
-          <w:p/>
-        </w:tc>
-        <w:tc>
-          <w:tcPr>
-            <w:tcW w:type="dxa" w:w="1100"/>
-          </w:tcPr>
-          <w:p/>
-        </w:tc>
-      </w:tr>
-      <w:tr>
-        <w:tc>
-          <w:tcPr>
-            <w:tcW w:type="dxa" w:w="1900"/>
-            <w:vMerge/>
-          </w:tcPr>
-          <w:p/>
-        </w:tc>
-        <w:tc>
-          <w:tcPr>
-            <w:tcW w:type="dxa" w:w="600"/>
-          </w:tcPr>
-          <w:p/>
-        </w:tc>
-        <w:tc>
-          <w:tcPr>
-            <w:tcW w:type="dxa" w:w="2300"/>
-          </w:tcPr>
-          <w:p/>
-        </w:tc>
-        <w:tc>
-          <w:tcPr>
-            <w:tcW w:type="dxa" w:w="4500"/>
-          </w:tcPr>
-          <w:p>
-            <w:pPr>
-              <w:spacing w:after="0"/>
-            </w:pPr>
-            <w:r/>
-            <w:r>
-              <w:rPr>
-                <w:rFonts w:ascii="Calibri" w:hAnsi="Calibri"/>
-                <w:sz w:val="21"/>
-              </w:rPr>
-              <w:t>Check if Username is empty</w:t>
-            </w:r>
-          </w:p>
-          <w:p>
-            <w:pPr>
-              <w:spacing w:after="0"/>
-            </w:pPr>
-            <w:r>
-              <w:rPr>
-                <w:rFonts w:ascii="Calibri" w:hAnsi="Calibri"/>
-                <w:sz w:val="21"/>
-              </w:rPr>
-              <w:t>Leave Username empty, then click Sign in</w:t>
+              <w:t>Check if Username is empty: leave Username empty, then click Sign in</w:t>
             </w:r>
           </w:p>
         </w:tc>
@@ -815,354 +716,6 @@
                 <w:sz w:val="21"/>
               </w:rPr>
               <w:t>A tooltip "Please fill out this field." is displayed on Username</w:t>
-            </w:r>
-          </w:p>
-        </w:tc>
-        <w:tc>
-          <w:tcPr>
-            <w:tcW w:type="dxa" w:w="2100"/>
-          </w:tcPr>
-          <w:p/>
-        </w:tc>
-        <w:tc>
-          <w:tcPr>
-            <w:tcW w:type="dxa" w:w="1520"/>
-          </w:tcPr>
-          <w:p/>
-        </w:tc>
-        <w:tc>
-          <w:tcPr>
-            <w:tcW w:type="dxa" w:w="1100"/>
-          </w:tcPr>
-          <w:p/>
-        </w:tc>
-      </w:tr>
-      <w:tr>
-        <w:tc>
-          <w:tcPr>
-            <w:tcW w:type="dxa" w:w="1900"/>
-            <w:vMerge/>
-          </w:tcPr>
-          <w:p/>
-        </w:tc>
-        <w:tc>
-          <w:tcPr>
-            <w:tcW w:type="dxa" w:w="600"/>
-          </w:tcPr>
-          <w:p/>
-        </w:tc>
-        <w:tc>
-          <w:tcPr>
-            <w:tcW w:type="dxa" w:w="2300"/>
-          </w:tcPr>
-          <w:p/>
-        </w:tc>
-        <w:tc>
-          <w:tcPr>
-            <w:tcW w:type="dxa" w:w="4500"/>
-          </w:tcPr>
-          <w:p>
-            <w:pPr>
-              <w:spacing w:after="0"/>
-            </w:pPr>
-            <w:r/>
-            <w:r>
-              <w:rPr>
-                <w:rFonts w:ascii="Calibri" w:hAnsi="Calibri"/>
-                <w:sz w:val="21"/>
-              </w:rPr>
-              <w:t>Check if Password is empty</w:t>
-            </w:r>
-          </w:p>
-          <w:p>
-            <w:pPr>
-              <w:spacing w:after="0"/>
-            </w:pPr>
-            <w:r>
-              <w:rPr>
-                <w:rFonts w:ascii="Calibri" w:hAnsi="Calibri"/>
-                <w:sz w:val="21"/>
-              </w:rPr>
-              <w:t>Leave Password empty, then click Sign in</w:t>
-            </w:r>
-          </w:p>
-        </w:tc>
-        <w:tc>
-          <w:tcPr>
-            <w:tcW w:type="dxa" w:w="4700"/>
-          </w:tcPr>
-          <w:p>
-            <w:pPr>
-              <w:spacing w:after="0"/>
-            </w:pPr>
-            <w:r/>
-            <w:r>
-              <w:rPr>
-                <w:rFonts w:ascii="Calibri" w:hAnsi="Calibri"/>
-                <w:sz w:val="21"/>
-              </w:rPr>
-              <w:t>A tooltip "Please fill out this field." is displayed on Password</w:t>
-            </w:r>
-          </w:p>
-        </w:tc>
-        <w:tc>
-          <w:tcPr>
-            <w:tcW w:type="dxa" w:w="2100"/>
-          </w:tcPr>
-          <w:p/>
-        </w:tc>
-        <w:tc>
-          <w:tcPr>
-            <w:tcW w:type="dxa" w:w="1520"/>
-          </w:tcPr>
-          <w:p/>
-        </w:tc>
-        <w:tc>
-          <w:tcPr>
-            <w:tcW w:type="dxa" w:w="1100"/>
-          </w:tcPr>
-          <w:p/>
-        </w:tc>
-      </w:tr>
-      <w:tr>
-        <w:tc>
-          <w:tcPr>
-            <w:tcW w:type="dxa" w:w="1900"/>
-            <w:vMerge/>
-          </w:tcPr>
-          <w:p/>
-        </w:tc>
-        <w:tc>
-          <w:tcPr>
-            <w:tcW w:type="dxa" w:w="600"/>
-          </w:tcPr>
-          <w:p/>
-        </w:tc>
-        <w:tc>
-          <w:tcPr>
-            <w:tcW w:type="dxa" w:w="2300"/>
-          </w:tcPr>
-          <w:p/>
-        </w:tc>
-        <w:tc>
-          <w:tcPr>
-            <w:tcW w:type="dxa" w:w="4500"/>
-          </w:tcPr>
-          <w:p>
-            <w:pPr>
-              <w:spacing w:after="0"/>
-            </w:pPr>
-            <w:r/>
-            <w:r>
-              <w:rPr>
-                <w:rFonts w:ascii="Calibri" w:hAnsi="Calibri"/>
-                <w:sz w:val="21"/>
-              </w:rPr>
-              <w:t>Check if the reset username or email is empty</w:t>
-            </w:r>
-          </w:p>
-          <w:p>
-            <w:pPr>
-              <w:spacing w:after="0"/>
-            </w:pPr>
-            <w:r>
-              <w:rPr>
-                <w:rFonts w:ascii="Calibri" w:hAnsi="Calibri"/>
-                <w:sz w:val="21"/>
-              </w:rPr>
-              <w:t>Type the username, click "Forgot your password?", clear the Username or email box, then click Ask for a reset</w:t>
-            </w:r>
-          </w:p>
-        </w:tc>
-        <w:tc>
-          <w:tcPr>
-            <w:tcW w:type="dxa" w:w="4700"/>
-          </w:tcPr>
-          <w:p>
-            <w:pPr>
-              <w:spacing w:after="0"/>
-            </w:pPr>
-            <w:r/>
-            <w:r>
-              <w:rPr>
-                <w:rFonts w:ascii="Calibri" w:hAnsi="Calibri"/>
-                <w:sz w:val="21"/>
-              </w:rPr>
-              <w:t>A tooltip "Please fill out this field." is displayed</w:t>
-            </w:r>
-          </w:p>
-        </w:tc>
-        <w:tc>
-          <w:tcPr>
-            <w:tcW w:type="dxa" w:w="2100"/>
-          </w:tcPr>
-          <w:p/>
-        </w:tc>
-        <w:tc>
-          <w:tcPr>
-            <w:tcW w:type="dxa" w:w="1520"/>
-          </w:tcPr>
-          <w:p/>
-        </w:tc>
-        <w:tc>
-          <w:tcPr>
-            <w:tcW w:type="dxa" w:w="1100"/>
-          </w:tcPr>
-          <w:p/>
-        </w:tc>
-      </w:tr>
-      <w:tr>
-        <w:tc>
-          <w:tcPr>
-            <w:tcW w:type="dxa" w:w="1900"/>
-            <w:vMerge/>
-          </w:tcPr>
-          <w:p/>
-        </w:tc>
-        <w:tc>
-          <w:tcPr>
-            <w:tcW w:type="dxa" w:w="600"/>
-          </w:tcPr>
-          <w:p/>
-        </w:tc>
-        <w:tc>
-          <w:tcPr>
-            <w:tcW w:type="dxa" w:w="2300"/>
-          </w:tcPr>
-          <w:p/>
-        </w:tc>
-        <w:tc>
-          <w:tcPr>
-            <w:tcW w:type="dxa" w:w="4500"/>
-          </w:tcPr>
-          <w:p>
-            <w:pPr>
-              <w:spacing w:after="0"/>
-            </w:pPr>
-            <w:r/>
-            <w:r>
-              <w:rPr>
-                <w:rFonts w:ascii="Calibri" w:hAnsi="Calibri"/>
-                <w:sz w:val="21"/>
-              </w:rPr>
-              <w:t>Check if New password is empty</w:t>
-            </w:r>
-          </w:p>
-          <w:p>
-            <w:pPr>
-              <w:spacing w:after="0"/>
-            </w:pPr>
-            <w:r>
-              <w:rPr>
-                <w:rFonts w:ascii="Calibri" w:hAnsi="Calibri"/>
-                <w:sz w:val="21"/>
-              </w:rPr>
-              <w:t>Open a reset link, leave New password empty, then click Save new password</w:t>
-            </w:r>
-          </w:p>
-        </w:tc>
-        <w:tc>
-          <w:tcPr>
-            <w:tcW w:type="dxa" w:w="4700"/>
-          </w:tcPr>
-          <w:p>
-            <w:pPr>
-              <w:spacing w:after="0"/>
-            </w:pPr>
-            <w:r/>
-            <w:r>
-              <w:rPr>
-                <w:rFonts w:ascii="Calibri" w:hAnsi="Calibri"/>
-                <w:sz w:val="21"/>
-              </w:rPr>
-              <w:t>A tooltip "Please fill out this field." is displayed</w:t>
-            </w:r>
-          </w:p>
-        </w:tc>
-        <w:tc>
-          <w:tcPr>
-            <w:tcW w:type="dxa" w:w="2100"/>
-          </w:tcPr>
-          <w:p/>
-        </w:tc>
-        <w:tc>
-          <w:tcPr>
-            <w:tcW w:type="dxa" w:w="1520"/>
-          </w:tcPr>
-          <w:p/>
-        </w:tc>
-        <w:tc>
-          <w:tcPr>
-            <w:tcW w:type="dxa" w:w="1100"/>
-          </w:tcPr>
-          <w:p/>
-        </w:tc>
-      </w:tr>
-      <w:tr>
-        <w:tc>
-          <w:tcPr>
-            <w:tcW w:type="dxa" w:w="1900"/>
-            <w:vMerge/>
-          </w:tcPr>
-          <w:p/>
-        </w:tc>
-        <w:tc>
-          <w:tcPr>
-            <w:tcW w:type="dxa" w:w="600"/>
-          </w:tcPr>
-          <w:p/>
-        </w:tc>
-        <w:tc>
-          <w:tcPr>
-            <w:tcW w:type="dxa" w:w="2300"/>
-          </w:tcPr>
-          <w:p/>
-        </w:tc>
-        <w:tc>
-          <w:tcPr>
-            <w:tcW w:type="dxa" w:w="4500"/>
-          </w:tcPr>
-          <w:p>
-            <w:pPr>
-              <w:spacing w:after="0"/>
-            </w:pPr>
-            <w:r/>
-            <w:r>
-              <w:rPr>
-                <w:rFonts w:ascii="Calibri" w:hAnsi="Calibri"/>
-                <w:sz w:val="21"/>
-              </w:rPr>
-              <w:t>Check if a username is needed for a reset</w:t>
-            </w:r>
-          </w:p>
-          <w:p>
-            <w:pPr>
-              <w:spacing w:after="0"/>
-            </w:pPr>
-            <w:r>
-              <w:rPr>
-                <w:rFonts w:ascii="Calibri" w:hAnsi="Calibri"/>
-                <w:sz w:val="21"/>
-              </w:rPr>
-              <w:t>Leave Username empty, then click "Forgot your password?"</w:t>
-            </w:r>
-          </w:p>
-        </w:tc>
-        <w:tc>
-          <w:tcPr>
-            <w:tcW w:type="dxa" w:w="4700"/>
-          </w:tcPr>
-          <w:p>
-            <w:pPr>
-              <w:spacing w:after="0"/>
-            </w:pPr>
-            <w:r/>
-            <w:r>
-              <w:rPr>
-                <w:rFonts w:ascii="Calibri" w:hAnsi="Calibri"/>
-                <w:sz w:val="21"/>
-              </w:rPr>
-              <w:t>A message "Enter your username first." is displayed and the reset box does not open</w:t>
             </w:r>
           </w:p>
         </w:tc>
@@ -1302,280 +855,7 @@
                 <w:rFonts w:ascii="Calibri" w:hAnsi="Calibri"/>
                 <w:sz w:val="21"/>
               </w:rPr>
-              <w:t>Check if a password with every kind of character is accepted</w:t>
-            </w:r>
-          </w:p>
-          <w:p>
-            <w:pPr>
-              <w:spacing w:after="0"/>
-            </w:pPr>
-            <w:r>
-              <w:rPr>
-                <w:rFonts w:ascii="Calibri" w:hAnsi="Calibri"/>
-                <w:sz w:val="21"/>
-              </w:rPr>
-              <w:t>Open a reset link, enter a new password with an uppercase letter, a lowercase letter, a number and a special character, then click Save new password</w:t>
-            </w:r>
-          </w:p>
-        </w:tc>
-        <w:tc>
-          <w:tcPr>
-            <w:tcW w:type="dxa" w:w="4700"/>
-          </w:tcPr>
-          <w:p>
-            <w:pPr>
-              <w:spacing w:after="0"/>
-            </w:pPr>
-            <w:r/>
-            <w:r>
-              <w:rPr>
-                <w:rFonts w:ascii="Calibri" w:hAnsi="Calibri"/>
-                <w:sz w:val="21"/>
-              </w:rPr>
-              <w:t>A message "Password has been reset. You can now sign in. Redirecting to sign in..." is displayed</w:t>
-            </w:r>
-          </w:p>
-        </w:tc>
-        <w:tc>
-          <w:tcPr>
-            <w:tcW w:type="dxa" w:w="2100"/>
-          </w:tcPr>
-          <w:p/>
-        </w:tc>
-        <w:tc>
-          <w:tcPr>
-            <w:tcW w:type="dxa" w:w="1520"/>
-          </w:tcPr>
-          <w:p/>
-        </w:tc>
-        <w:tc>
-          <w:tcPr>
-            <w:tcW w:type="dxa" w:w="1100"/>
-          </w:tcPr>
-          <w:p/>
-        </w:tc>
-      </w:tr>
-      <w:tr>
-        <w:tc>
-          <w:tcPr>
-            <w:tcW w:type="dxa" w:w="1900"/>
-            <w:vMerge/>
-          </w:tcPr>
-          <w:p/>
-        </w:tc>
-        <w:tc>
-          <w:tcPr>
-            <w:tcW w:type="dxa" w:w="600"/>
-          </w:tcPr>
-          <w:p/>
-        </w:tc>
-        <w:tc>
-          <w:tcPr>
-            <w:tcW w:type="dxa" w:w="2300"/>
-          </w:tcPr>
-          <w:p/>
-        </w:tc>
-        <w:tc>
-          <w:tcPr>
-            <w:tcW w:type="dxa" w:w="4500"/>
-          </w:tcPr>
-          <w:p>
-            <w:pPr>
-              <w:spacing w:after="0"/>
-            </w:pPr>
-            <w:r/>
-            <w:r>
-              <w:rPr>
-                <w:rFonts w:ascii="Calibri" w:hAnsi="Calibri"/>
-                <w:sz w:val="21"/>
-              </w:rPr>
-              <w:t>Check if the password has no uppercase letter</w:t>
-            </w:r>
-          </w:p>
-          <w:p>
-            <w:pPr>
-              <w:spacing w:after="0"/>
-            </w:pPr>
-            <w:r>
-              <w:rPr>
-                <w:rFonts w:ascii="Calibri" w:hAnsi="Calibri"/>
-                <w:sz w:val="21"/>
-              </w:rPr>
-              <w:t>Enter a new password without an uppercase letter</w:t>
-            </w:r>
-          </w:p>
-        </w:tc>
-        <w:tc>
-          <w:tcPr>
-            <w:tcW w:type="dxa" w:w="4700"/>
-          </w:tcPr>
-          <w:p>
-            <w:pPr>
-              <w:spacing w:after="0"/>
-            </w:pPr>
-            <w:r/>
-            <w:r>
-              <w:rPr>
-                <w:rFonts w:ascii="Calibri" w:hAnsi="Calibri"/>
-                <w:sz w:val="21"/>
-              </w:rPr>
-              <w:t>A message "Password must contain at least one uppercase letter (A–Z)" is displayed</w:t>
-            </w:r>
-          </w:p>
-        </w:tc>
-        <w:tc>
-          <w:tcPr>
-            <w:tcW w:type="dxa" w:w="2100"/>
-          </w:tcPr>
-          <w:p/>
-        </w:tc>
-        <w:tc>
-          <w:tcPr>
-            <w:tcW w:type="dxa" w:w="1520"/>
-          </w:tcPr>
-          <w:p/>
-        </w:tc>
-        <w:tc>
-          <w:tcPr>
-            <w:tcW w:type="dxa" w:w="1100"/>
-          </w:tcPr>
-          <w:p/>
-        </w:tc>
-      </w:tr>
-      <w:tr>
-        <w:tc>
-          <w:tcPr>
-            <w:tcW w:type="dxa" w:w="1900"/>
-            <w:vMerge/>
-          </w:tcPr>
-          <w:p/>
-        </w:tc>
-        <w:tc>
-          <w:tcPr>
-            <w:tcW w:type="dxa" w:w="600"/>
-          </w:tcPr>
-          <w:p/>
-        </w:tc>
-        <w:tc>
-          <w:tcPr>
-            <w:tcW w:type="dxa" w:w="2300"/>
-          </w:tcPr>
-          <w:p/>
-        </w:tc>
-        <w:tc>
-          <w:tcPr>
-            <w:tcW w:type="dxa" w:w="4500"/>
-          </w:tcPr>
-          <w:p>
-            <w:pPr>
-              <w:spacing w:after="0"/>
-            </w:pPr>
-            <w:r/>
-            <w:r>
-              <w:rPr>
-                <w:rFonts w:ascii="Calibri" w:hAnsi="Calibri"/>
-                <w:sz w:val="21"/>
-              </w:rPr>
-              <w:t>Check if the password has no lowercase letter</w:t>
-            </w:r>
-          </w:p>
-          <w:p>
-            <w:pPr>
-              <w:spacing w:after="0"/>
-            </w:pPr>
-            <w:r>
-              <w:rPr>
-                <w:rFonts w:ascii="Calibri" w:hAnsi="Calibri"/>
-                <w:sz w:val="21"/>
-              </w:rPr>
-              <w:t>Enter a new password without a lowercase letter</w:t>
-            </w:r>
-          </w:p>
-        </w:tc>
-        <w:tc>
-          <w:tcPr>
-            <w:tcW w:type="dxa" w:w="4700"/>
-          </w:tcPr>
-          <w:p>
-            <w:pPr>
-              <w:spacing w:after="0"/>
-            </w:pPr>
-            <w:r/>
-            <w:r>
-              <w:rPr>
-                <w:rFonts w:ascii="Calibri" w:hAnsi="Calibri"/>
-                <w:sz w:val="21"/>
-              </w:rPr>
-              <w:t>A message "Password must contain at least one lowercase letter (a–z)" is displayed</w:t>
-            </w:r>
-          </w:p>
-        </w:tc>
-        <w:tc>
-          <w:tcPr>
-            <w:tcW w:type="dxa" w:w="2100"/>
-          </w:tcPr>
-          <w:p/>
-        </w:tc>
-        <w:tc>
-          <w:tcPr>
-            <w:tcW w:type="dxa" w:w="1520"/>
-          </w:tcPr>
-          <w:p/>
-        </w:tc>
-        <w:tc>
-          <w:tcPr>
-            <w:tcW w:type="dxa" w:w="1100"/>
-          </w:tcPr>
-          <w:p/>
-        </w:tc>
-      </w:tr>
-      <w:tr>
-        <w:tc>
-          <w:tcPr>
-            <w:tcW w:type="dxa" w:w="1900"/>
-            <w:vMerge/>
-          </w:tcPr>
-          <w:p/>
-        </w:tc>
-        <w:tc>
-          <w:tcPr>
-            <w:tcW w:type="dxa" w:w="600"/>
-          </w:tcPr>
-          <w:p/>
-        </w:tc>
-        <w:tc>
-          <w:tcPr>
-            <w:tcW w:type="dxa" w:w="2300"/>
-          </w:tcPr>
-          <w:p/>
-        </w:tc>
-        <w:tc>
-          <w:tcPr>
-            <w:tcW w:type="dxa" w:w="4500"/>
-          </w:tcPr>
-          <w:p>
-            <w:pPr>
-              <w:spacing w:after="0"/>
-            </w:pPr>
-            <w:r/>
-            <w:r>
-              <w:rPr>
-                <w:rFonts w:ascii="Calibri" w:hAnsi="Calibri"/>
-                <w:sz w:val="21"/>
-              </w:rPr>
-              <w:t>Check if the password has no number</w:t>
-            </w:r>
-          </w:p>
-          <w:p>
-            <w:pPr>
-              <w:spacing w:after="0"/>
-            </w:pPr>
-            <w:r>
-              <w:rPr>
-                <w:rFonts w:ascii="Calibri" w:hAnsi="Calibri"/>
-                <w:sz w:val="21"/>
-              </w:rPr>
-              <w:t>Enter a new password without a number</w:t>
+              <w:t>Check if the password has no number: enter a new password without a number</w:t>
             </w:r>
           </w:p>
         </w:tc>
@@ -1594,93 +874,6 @@
                 <w:sz w:val="21"/>
               </w:rPr>
               <w:t>A message "Password must contain at least one number (0–9)" is displayed</w:t>
-            </w:r>
-          </w:p>
-        </w:tc>
-        <w:tc>
-          <w:tcPr>
-            <w:tcW w:type="dxa" w:w="2100"/>
-          </w:tcPr>
-          <w:p/>
-        </w:tc>
-        <w:tc>
-          <w:tcPr>
-            <w:tcW w:type="dxa" w:w="1520"/>
-          </w:tcPr>
-          <w:p/>
-        </w:tc>
-        <w:tc>
-          <w:tcPr>
-            <w:tcW w:type="dxa" w:w="1100"/>
-          </w:tcPr>
-          <w:p/>
-        </w:tc>
-      </w:tr>
-      <w:tr>
-        <w:tc>
-          <w:tcPr>
-            <w:tcW w:type="dxa" w:w="1900"/>
-            <w:vMerge/>
-          </w:tcPr>
-          <w:p/>
-        </w:tc>
-        <w:tc>
-          <w:tcPr>
-            <w:tcW w:type="dxa" w:w="600"/>
-          </w:tcPr>
-          <w:p/>
-        </w:tc>
-        <w:tc>
-          <w:tcPr>
-            <w:tcW w:type="dxa" w:w="2300"/>
-          </w:tcPr>
-          <w:p/>
-        </w:tc>
-        <w:tc>
-          <w:tcPr>
-            <w:tcW w:type="dxa" w:w="4500"/>
-          </w:tcPr>
-          <w:p>
-            <w:pPr>
-              <w:spacing w:after="0"/>
-            </w:pPr>
-            <w:r/>
-            <w:r>
-              <w:rPr>
-                <w:rFonts w:ascii="Calibri" w:hAnsi="Calibri"/>
-                <w:sz w:val="21"/>
-              </w:rPr>
-              <w:t>Check if the password has no special character</w:t>
-            </w:r>
-          </w:p>
-          <w:p>
-            <w:pPr>
-              <w:spacing w:after="0"/>
-            </w:pPr>
-            <w:r>
-              <w:rPr>
-                <w:rFonts w:ascii="Calibri" w:hAnsi="Calibri"/>
-                <w:sz w:val="21"/>
-              </w:rPr>
-              <w:t>Enter a new password without a special character</w:t>
-            </w:r>
-          </w:p>
-        </w:tc>
-        <w:tc>
-          <w:tcPr>
-            <w:tcW w:type="dxa" w:w="4700"/>
-          </w:tcPr>
-          <w:p>
-            <w:pPr>
-              <w:spacing w:after="0"/>
-            </w:pPr>
-            <w:r/>
-            <w:r>
-              <w:rPr>
-                <w:rFonts w:ascii="Calibri" w:hAnsi="Calibri"/>
-                <w:sz w:val="21"/>
-              </w:rPr>
-              <w:t>A message "Password must contain at least one special character (e.g. !@#$%)" is displayed</w:t>
             </w:r>
           </w:p>
         </w:tc>
@@ -1820,193 +1013,7 @@
                 <w:rFonts w:ascii="Calibri" w:hAnsi="Calibri"/>
                 <w:sz w:val="21"/>
               </w:rPr>
-              <w:t>Check if a password of 6 or more characters is saved</w:t>
-            </w:r>
-          </w:p>
-          <w:p>
-            <w:pPr>
-              <w:spacing w:after="0"/>
-            </w:pPr>
-            <w:r>
-              <w:rPr>
-                <w:rFonts w:ascii="Calibri" w:hAnsi="Calibri"/>
-                <w:sz w:val="21"/>
-              </w:rPr>
-              <w:t>Enter a new password of 6 characters or more that follows the rules, then click Save new password</w:t>
-            </w:r>
-          </w:p>
-        </w:tc>
-        <w:tc>
-          <w:tcPr>
-            <w:tcW w:type="dxa" w:w="4700"/>
-          </w:tcPr>
-          <w:p>
-            <w:pPr>
-              <w:spacing w:after="0"/>
-            </w:pPr>
-            <w:r/>
-            <w:r>
-              <w:rPr>
-                <w:rFonts w:ascii="Calibri" w:hAnsi="Calibri"/>
-                <w:sz w:val="21"/>
-              </w:rPr>
-              <w:t>The password is saved and the user is taken to the Sign in page</w:t>
-            </w:r>
-          </w:p>
-        </w:tc>
-        <w:tc>
-          <w:tcPr>
-            <w:tcW w:type="dxa" w:w="2100"/>
-          </w:tcPr>
-          <w:p/>
-        </w:tc>
-        <w:tc>
-          <w:tcPr>
-            <w:tcW w:type="dxa" w:w="1520"/>
-          </w:tcPr>
-          <w:p/>
-        </w:tc>
-        <w:tc>
-          <w:tcPr>
-            <w:tcW w:type="dxa" w:w="1100"/>
-          </w:tcPr>
-          <w:p/>
-        </w:tc>
-      </w:tr>
-      <w:tr>
-        <w:tc>
-          <w:tcPr>
-            <w:tcW w:type="dxa" w:w="1900"/>
-            <w:vMerge/>
-          </w:tcPr>
-          <w:p/>
-        </w:tc>
-        <w:tc>
-          <w:tcPr>
-            <w:tcW w:type="dxa" w:w="600"/>
-          </w:tcPr>
-          <w:p/>
-        </w:tc>
-        <w:tc>
-          <w:tcPr>
-            <w:tcW w:type="dxa" w:w="2300"/>
-          </w:tcPr>
-          <w:p/>
-        </w:tc>
-        <w:tc>
-          <w:tcPr>
-            <w:tcW w:type="dxa" w:w="4500"/>
-          </w:tcPr>
-          <w:p>
-            <w:pPr>
-              <w:spacing w:after="0"/>
-            </w:pPr>
-            <w:r/>
-            <w:r>
-              <w:rPr>
-                <w:rFonts w:ascii="Calibri" w:hAnsi="Calibri"/>
-                <w:sz w:val="21"/>
-              </w:rPr>
-              <w:t>Check if the password is shorter than 6 characters</w:t>
-            </w:r>
-          </w:p>
-          <w:p>
-            <w:pPr>
-              <w:spacing w:after="0"/>
-            </w:pPr>
-            <w:r>
-              <w:rPr>
-                <w:rFonts w:ascii="Calibri" w:hAnsi="Calibri"/>
-                <w:sz w:val="21"/>
-              </w:rPr>
-              <w:t>Enter a new password with fewer than 6 characters</w:t>
-            </w:r>
-          </w:p>
-        </w:tc>
-        <w:tc>
-          <w:tcPr>
-            <w:tcW w:type="dxa" w:w="4700"/>
-          </w:tcPr>
-          <w:p>
-            <w:pPr>
-              <w:spacing w:after="0"/>
-            </w:pPr>
-            <w:r/>
-            <w:r>
-              <w:rPr>
-                <w:rFonts w:ascii="Calibri" w:hAnsi="Calibri"/>
-                <w:sz w:val="21"/>
-              </w:rPr>
-              <w:t>A message "Password must be at least 6 characters long" is displayed</w:t>
-            </w:r>
-          </w:p>
-        </w:tc>
-        <w:tc>
-          <w:tcPr>
-            <w:tcW w:type="dxa" w:w="2100"/>
-          </w:tcPr>
-          <w:p/>
-        </w:tc>
-        <w:tc>
-          <w:tcPr>
-            <w:tcW w:type="dxa" w:w="1520"/>
-          </w:tcPr>
-          <w:p/>
-        </w:tc>
-        <w:tc>
-          <w:tcPr>
-            <w:tcW w:type="dxa" w:w="1100"/>
-          </w:tcPr>
-          <w:p/>
-        </w:tc>
-      </w:tr>
-      <w:tr>
-        <w:tc>
-          <w:tcPr>
-            <w:tcW w:type="dxa" w:w="1900"/>
-            <w:vMerge/>
-          </w:tcPr>
-          <w:p/>
-        </w:tc>
-        <w:tc>
-          <w:tcPr>
-            <w:tcW w:type="dxa" w:w="600"/>
-          </w:tcPr>
-          <w:p/>
-        </w:tc>
-        <w:tc>
-          <w:tcPr>
-            <w:tcW w:type="dxa" w:w="2300"/>
-          </w:tcPr>
-          <w:p/>
-        </w:tc>
-        <w:tc>
-          <w:tcPr>
-            <w:tcW w:type="dxa" w:w="4500"/>
-          </w:tcPr>
-          <w:p>
-            <w:pPr>
-              <w:spacing w:after="0"/>
-            </w:pPr>
-            <w:r/>
-            <w:r>
-              <w:rPr>
-                <w:rFonts w:ascii="Calibri" w:hAnsi="Calibri"/>
-                <w:sz w:val="21"/>
-              </w:rPr>
-              <w:t>Check if a 6th wrong sign-in is blocked</w:t>
-            </w:r>
-          </w:p>
-          <w:p>
-            <w:pPr>
-              <w:spacing w:after="0"/>
-            </w:pPr>
-            <w:r>
-              <w:rPr>
-                <w:rFonts w:ascii="Calibri" w:hAnsi="Calibri"/>
-                <w:sz w:val="21"/>
-              </w:rPr>
-              <w:t>Enter a wrong password 5 times within 15 minutes, then try a 6th time</w:t>
+              <w:t>Check if a 6th wrong sign-in is blocked: enter a wrong password 5 times within 15 minutes, then try a 6th time</w:t>
             </w:r>
           </w:p>
         </w:tc>
@@ -2164,19 +1171,7 @@
                 <w:rFonts w:ascii="Calibri" w:hAnsi="Calibri"/>
                 <w:sz w:val="21"/>
               </w:rPr>
-              <w:t>Check if the two passwords do not match</w:t>
-            </w:r>
-          </w:p>
-          <w:p>
-            <w:pPr>
-              <w:spacing w:after="0"/>
-            </w:pPr>
-            <w:r>
-              <w:rPr>
-                <w:rFonts w:ascii="Calibri" w:hAnsi="Calibri"/>
-                <w:sz w:val="21"/>
-              </w:rPr>
-              <w:t>Open a reset link, enter a new password and a different password in Confirm password, then click Save new password</w:t>
+              <w:t>Check if the two passwords do not match: open a reset link, enter a new password and a different password in Confirm password, then click Save new password</w:t>
             </w:r>
           </w:p>
         </w:tc>
@@ -2334,106 +1329,7 @@
                 <w:rFonts w:ascii="Calibri" w:hAnsi="Calibri"/>
                 <w:sz w:val="21"/>
               </w:rPr>
-              <w:t>Check if a saved account can sign in</w:t>
-            </w:r>
-          </w:p>
-          <w:p>
-            <w:pPr>
-              <w:spacing w:after="0"/>
-            </w:pPr>
-            <w:r>
-              <w:rPr>
-                <w:rFonts w:ascii="Calibri" w:hAnsi="Calibri"/>
-                <w:sz w:val="21"/>
-              </w:rPr>
-              <w:t>Enter a username and password that are saved in the system, then click Sign in</w:t>
-            </w:r>
-          </w:p>
-        </w:tc>
-        <w:tc>
-          <w:tcPr>
-            <w:tcW w:type="dxa" w:w="4700"/>
-          </w:tcPr>
-          <w:p>
-            <w:pPr>
-              <w:spacing w:after="0"/>
-            </w:pPr>
-            <w:r/>
-            <w:r>
-              <w:rPr>
-                <w:rFonts w:ascii="Calibri" w:hAnsi="Calibri"/>
-                <w:sz w:val="21"/>
-              </w:rPr>
-              <w:t>The user is signed in</w:t>
-            </w:r>
-          </w:p>
-        </w:tc>
-        <w:tc>
-          <w:tcPr>
-            <w:tcW w:type="dxa" w:w="2100"/>
-          </w:tcPr>
-          <w:p/>
-        </w:tc>
-        <w:tc>
-          <w:tcPr>
-            <w:tcW w:type="dxa" w:w="1520"/>
-          </w:tcPr>
-          <w:p/>
-        </w:tc>
-        <w:tc>
-          <w:tcPr>
-            <w:tcW w:type="dxa" w:w="1100"/>
-          </w:tcPr>
-          <w:p/>
-        </w:tc>
-      </w:tr>
-      <w:tr>
-        <w:tc>
-          <w:tcPr>
-            <w:tcW w:type="dxa" w:w="1900"/>
-            <w:vMerge/>
-          </w:tcPr>
-          <w:p/>
-        </w:tc>
-        <w:tc>
-          <w:tcPr>
-            <w:tcW w:type="dxa" w:w="600"/>
-          </w:tcPr>
-          <w:p/>
-        </w:tc>
-        <w:tc>
-          <w:tcPr>
-            <w:tcW w:type="dxa" w:w="2300"/>
-          </w:tcPr>
-          <w:p/>
-        </w:tc>
-        <w:tc>
-          <w:tcPr>
-            <w:tcW w:type="dxa" w:w="4500"/>
-          </w:tcPr>
-          <w:p>
-            <w:pPr>
-              <w:spacing w:after="0"/>
-            </w:pPr>
-            <w:r/>
-            <w:r>
-              <w:rPr>
-                <w:rFonts w:ascii="Calibri" w:hAnsi="Calibri"/>
-                <w:sz w:val="21"/>
-              </w:rPr>
-              <w:t>Check if the password is wrong</w:t>
-            </w:r>
-          </w:p>
-          <w:p>
-            <w:pPr>
-              <w:spacing w:after="0"/>
-            </w:pPr>
-            <w:r>
-              <w:rPr>
-                <w:rFonts w:ascii="Calibri" w:hAnsi="Calibri"/>
-                <w:sz w:val="21"/>
-              </w:rPr>
-              <w:t>Enter a username with a wrong password, then click Sign in</w:t>
+              <w:t>Check if the password is wrong: enter a username with a wrong password, then click Sign in</w:t>
             </w:r>
           </w:p>
         </w:tc>
@@ -2452,267 +1348,6 @@
                 <w:sz w:val="21"/>
               </w:rPr>
               <w:t>A message "Invalid username or password" is displayed</w:t>
-            </w:r>
-          </w:p>
-        </w:tc>
-        <w:tc>
-          <w:tcPr>
-            <w:tcW w:type="dxa" w:w="2100"/>
-          </w:tcPr>
-          <w:p/>
-        </w:tc>
-        <w:tc>
-          <w:tcPr>
-            <w:tcW w:type="dxa" w:w="1520"/>
-          </w:tcPr>
-          <w:p/>
-        </w:tc>
-        <w:tc>
-          <w:tcPr>
-            <w:tcW w:type="dxa" w:w="1100"/>
-          </w:tcPr>
-          <w:p/>
-        </w:tc>
-      </w:tr>
-      <w:tr>
-        <w:tc>
-          <w:tcPr>
-            <w:tcW w:type="dxa" w:w="1900"/>
-            <w:vMerge/>
-          </w:tcPr>
-          <w:p/>
-        </w:tc>
-        <w:tc>
-          <w:tcPr>
-            <w:tcW w:type="dxa" w:w="600"/>
-          </w:tcPr>
-          <w:p/>
-        </w:tc>
-        <w:tc>
-          <w:tcPr>
-            <w:tcW w:type="dxa" w:w="2300"/>
-          </w:tcPr>
-          <w:p/>
-        </w:tc>
-        <w:tc>
-          <w:tcPr>
-            <w:tcW w:type="dxa" w:w="4500"/>
-          </w:tcPr>
-          <w:p>
-            <w:pPr>
-              <w:spacing w:after="0"/>
-            </w:pPr>
-            <w:r/>
-            <w:r>
-              <w:rPr>
-                <w:rFonts w:ascii="Calibri" w:hAnsi="Calibri"/>
-                <w:sz w:val="21"/>
-              </w:rPr>
-              <w:t>Check if the email is not yet confirmed</w:t>
-            </w:r>
-          </w:p>
-          <w:p>
-            <w:pPr>
-              <w:spacing w:after="0"/>
-            </w:pPr>
-            <w:r>
-              <w:rPr>
-                <w:rFonts w:ascii="Calibri" w:hAnsi="Calibri"/>
-                <w:sz w:val="21"/>
-              </w:rPr>
-              <w:t>Sign in with an account whose email is not yet confirmed</w:t>
-            </w:r>
-          </w:p>
-        </w:tc>
-        <w:tc>
-          <w:tcPr>
-            <w:tcW w:type="dxa" w:w="4700"/>
-          </w:tcPr>
-          <w:p>
-            <w:pPr>
-              <w:spacing w:after="0"/>
-            </w:pPr>
-            <w:r/>
-            <w:r>
-              <w:rPr>
-                <w:rFonts w:ascii="Calibri" w:hAnsi="Calibri"/>
-                <w:sz w:val="21"/>
-              </w:rPr>
-              <w:t>A message "Please confirm your email address first. Check (email) for the confirmation link." is displayed with a "Resend it" link</w:t>
-            </w:r>
-          </w:p>
-        </w:tc>
-        <w:tc>
-          <w:tcPr>
-            <w:tcW w:type="dxa" w:w="2100"/>
-          </w:tcPr>
-          <w:p/>
-        </w:tc>
-        <w:tc>
-          <w:tcPr>
-            <w:tcW w:type="dxa" w:w="1520"/>
-          </w:tcPr>
-          <w:p/>
-        </w:tc>
-        <w:tc>
-          <w:tcPr>
-            <w:tcW w:type="dxa" w:w="1100"/>
-          </w:tcPr>
-          <w:p/>
-        </w:tc>
-      </w:tr>
-      <w:tr>
-        <w:tc>
-          <w:tcPr>
-            <w:tcW w:type="dxa" w:w="1900"/>
-            <w:vMerge/>
-          </w:tcPr>
-          <w:p/>
-        </w:tc>
-        <w:tc>
-          <w:tcPr>
-            <w:tcW w:type="dxa" w:w="600"/>
-          </w:tcPr>
-          <w:p/>
-        </w:tc>
-        <w:tc>
-          <w:tcPr>
-            <w:tcW w:type="dxa" w:w="2300"/>
-          </w:tcPr>
-          <w:p/>
-        </w:tc>
-        <w:tc>
-          <w:tcPr>
-            <w:tcW w:type="dxa" w:w="4500"/>
-          </w:tcPr>
-          <w:p>
-            <w:pPr>
-              <w:spacing w:after="0"/>
-            </w:pPr>
-            <w:r/>
-            <w:r>
-              <w:rPr>
-                <w:rFonts w:ascii="Calibri" w:hAnsi="Calibri"/>
-                <w:sz w:val="21"/>
-              </w:rPr>
-              <w:t>Check if the account is deactivated</w:t>
-            </w:r>
-          </w:p>
-          <w:p>
-            <w:pPr>
-              <w:spacing w:after="0"/>
-            </w:pPr>
-            <w:r>
-              <w:rPr>
-                <w:rFonts w:ascii="Calibri" w:hAnsi="Calibri"/>
-                <w:sz w:val="21"/>
-              </w:rPr>
-              <w:t>Sign in with an account that was deactivated</w:t>
-            </w:r>
-          </w:p>
-        </w:tc>
-        <w:tc>
-          <w:tcPr>
-            <w:tcW w:type="dxa" w:w="4700"/>
-          </w:tcPr>
-          <w:p>
-            <w:pPr>
-              <w:spacing w:after="0"/>
-            </w:pPr>
-            <w:r/>
-            <w:r>
-              <w:rPr>
-                <w:rFonts w:ascii="Calibri" w:hAnsi="Calibri"/>
-                <w:sz w:val="21"/>
-              </w:rPr>
-              <w:t>A message "Invalid username or password" is displayed and the account cannot sign in</w:t>
-            </w:r>
-          </w:p>
-        </w:tc>
-        <w:tc>
-          <w:tcPr>
-            <w:tcW w:type="dxa" w:w="2100"/>
-          </w:tcPr>
-          <w:p/>
-        </w:tc>
-        <w:tc>
-          <w:tcPr>
-            <w:tcW w:type="dxa" w:w="1520"/>
-          </w:tcPr>
-          <w:p/>
-        </w:tc>
-        <w:tc>
-          <w:tcPr>
-            <w:tcW w:type="dxa" w:w="1100"/>
-          </w:tcPr>
-          <w:p/>
-        </w:tc>
-      </w:tr>
-      <w:tr>
-        <w:tc>
-          <w:tcPr>
-            <w:tcW w:type="dxa" w:w="1900"/>
-            <w:vMerge/>
-          </w:tcPr>
-          <w:p/>
-        </w:tc>
-        <w:tc>
-          <w:tcPr>
-            <w:tcW w:type="dxa" w:w="600"/>
-          </w:tcPr>
-          <w:p/>
-        </w:tc>
-        <w:tc>
-          <w:tcPr>
-            <w:tcW w:type="dxa" w:w="2300"/>
-          </w:tcPr>
-          <w:p/>
-        </w:tc>
-        <w:tc>
-          <w:tcPr>
-            <w:tcW w:type="dxa" w:w="4500"/>
-          </w:tcPr>
-          <w:p>
-            <w:pPr>
-              <w:spacing w:after="0"/>
-            </w:pPr>
-            <w:r/>
-            <w:r>
-              <w:rPr>
-                <w:rFonts w:ascii="Calibri" w:hAnsi="Calibri"/>
-                <w:sz w:val="21"/>
-              </w:rPr>
-              <w:t>Check if the reset link has expired or was used</w:t>
-            </w:r>
-          </w:p>
-          <w:p>
-            <w:pPr>
-              <w:spacing w:after="0"/>
-            </w:pPr>
-            <w:r>
-              <w:rPr>
-                <w:rFonts w:ascii="Calibri" w:hAnsi="Calibri"/>
-                <w:sz w:val="21"/>
-              </w:rPr>
-              <w:t>Open a reset link that has expired or was already used</w:t>
-            </w:r>
-          </w:p>
-        </w:tc>
-        <w:tc>
-          <w:tcPr>
-            <w:tcW w:type="dxa" w:w="4700"/>
-          </w:tcPr>
-          <w:p>
-            <w:pPr>
-              <w:spacing w:after="0"/>
-            </w:pPr>
-            <w:r/>
-            <w:r>
-              <w:rPr>
-                <w:rFonts w:ascii="Calibri" w:hAnsi="Calibri"/>
-                <w:sz w:val="21"/>
-              </w:rPr>
-              <w:t>A message "This reset link is invalid or has expired. Please request a new one." is displayed</w:t>
             </w:r>
           </w:p>
         </w:tc>
@@ -2852,193 +1487,7 @@
                 <w:rFonts w:ascii="Calibri" w:hAnsi="Calibri"/>
                 <w:sz w:val="21"/>
               </w:rPr>
-              <w:t>Check if the Administrator opens the Dashboard</w:t>
-            </w:r>
-          </w:p>
-          <w:p>
-            <w:pPr>
-              <w:spacing w:after="0"/>
-            </w:pPr>
-            <w:r>
-              <w:rPr>
-                <w:rFonts w:ascii="Calibri" w:hAnsi="Calibri"/>
-                <w:sz w:val="21"/>
-              </w:rPr>
-              <w:t>Sign in as Administrator</w:t>
-            </w:r>
-          </w:p>
-        </w:tc>
-        <w:tc>
-          <w:tcPr>
-            <w:tcW w:type="dxa" w:w="4700"/>
-          </w:tcPr>
-          <w:p>
-            <w:pPr>
-              <w:spacing w:after="0"/>
-            </w:pPr>
-            <w:r/>
-            <w:r>
-              <w:rPr>
-                <w:rFonts w:ascii="Calibri" w:hAnsi="Calibri"/>
-                <w:sz w:val="21"/>
-              </w:rPr>
-              <w:t>The Dashboard opens: the administrator's home page, with the shop's figures</w:t>
-            </w:r>
-          </w:p>
-        </w:tc>
-        <w:tc>
-          <w:tcPr>
-            <w:tcW w:type="dxa" w:w="2100"/>
-          </w:tcPr>
-          <w:p/>
-        </w:tc>
-        <w:tc>
-          <w:tcPr>
-            <w:tcW w:type="dxa" w:w="1520"/>
-          </w:tcPr>
-          <w:p/>
-        </w:tc>
-        <w:tc>
-          <w:tcPr>
-            <w:tcW w:type="dxa" w:w="1100"/>
-          </w:tcPr>
-          <w:p/>
-        </w:tc>
-      </w:tr>
-      <w:tr>
-        <w:tc>
-          <w:tcPr>
-            <w:tcW w:type="dxa" w:w="1900"/>
-            <w:vMerge/>
-          </w:tcPr>
-          <w:p/>
-        </w:tc>
-        <w:tc>
-          <w:tcPr>
-            <w:tcW w:type="dxa" w:w="600"/>
-          </w:tcPr>
-          <w:p/>
-        </w:tc>
-        <w:tc>
-          <w:tcPr>
-            <w:tcW w:type="dxa" w:w="2300"/>
-          </w:tcPr>
-          <w:p/>
-        </w:tc>
-        <w:tc>
-          <w:tcPr>
-            <w:tcW w:type="dxa" w:w="4500"/>
-          </w:tcPr>
-          <w:p>
-            <w:pPr>
-              <w:spacing w:after="0"/>
-            </w:pPr>
-            <w:r/>
-            <w:r>
-              <w:rPr>
-                <w:rFonts w:ascii="Calibri" w:hAnsi="Calibri"/>
-                <w:sz w:val="21"/>
-              </w:rPr>
-              <w:t>Check if the Cashier opens the Point of Sale</w:t>
-            </w:r>
-          </w:p>
-          <w:p>
-            <w:pPr>
-              <w:spacing w:after="0"/>
-            </w:pPr>
-            <w:r>
-              <w:rPr>
-                <w:rFonts w:ascii="Calibri" w:hAnsi="Calibri"/>
-                <w:sz w:val="21"/>
-              </w:rPr>
-              <w:t>Sign in as Cashier</w:t>
-            </w:r>
-          </w:p>
-        </w:tc>
-        <w:tc>
-          <w:tcPr>
-            <w:tcW w:type="dxa" w:w="4700"/>
-          </w:tcPr>
-          <w:p>
-            <w:pPr>
-              <w:spacing w:after="0"/>
-            </w:pPr>
-            <w:r/>
-            <w:r>
-              <w:rPr>
-                <w:rFonts w:ascii="Calibri" w:hAnsi="Calibri"/>
-                <w:sz w:val="21"/>
-              </w:rPr>
-              <w:t>The Point of Sale opens, not the Dashboard, with "Cashier: (name)" of the cashier who signed in</w:t>
-            </w:r>
-          </w:p>
-        </w:tc>
-        <w:tc>
-          <w:tcPr>
-            <w:tcW w:type="dxa" w:w="2100"/>
-          </w:tcPr>
-          <w:p/>
-        </w:tc>
-        <w:tc>
-          <w:tcPr>
-            <w:tcW w:type="dxa" w:w="1520"/>
-          </w:tcPr>
-          <w:p/>
-        </w:tc>
-        <w:tc>
-          <w:tcPr>
-            <w:tcW w:type="dxa" w:w="1100"/>
-          </w:tcPr>
-          <w:p/>
-        </w:tc>
-      </w:tr>
-      <w:tr>
-        <w:tc>
-          <w:tcPr>
-            <w:tcW w:type="dxa" w:w="1900"/>
-            <w:vMerge/>
-          </w:tcPr>
-          <w:p/>
-        </w:tc>
-        <w:tc>
-          <w:tcPr>
-            <w:tcW w:type="dxa" w:w="600"/>
-          </w:tcPr>
-          <w:p/>
-        </w:tc>
-        <w:tc>
-          <w:tcPr>
-            <w:tcW w:type="dxa" w:w="2300"/>
-          </w:tcPr>
-          <w:p/>
-        </w:tc>
-        <w:tc>
-          <w:tcPr>
-            <w:tcW w:type="dxa" w:w="4500"/>
-          </w:tcPr>
-          <w:p>
-            <w:pPr>
-              <w:spacing w:after="0"/>
-            </w:pPr>
-            <w:r/>
-            <w:r>
-              <w:rPr>
-                <w:rFonts w:ascii="Calibri" w:hAnsi="Calibri"/>
-                <w:sz w:val="21"/>
-              </w:rPr>
-              <w:t>Check if the Supplier opens the Supplier Portal</w:t>
-            </w:r>
-          </w:p>
-          <w:p>
-            <w:pPr>
-              <w:spacing w:after="0"/>
-            </w:pPr>
-            <w:r>
-              <w:rPr>
-                <w:rFonts w:ascii="Calibri" w:hAnsi="Calibri"/>
-                <w:sz w:val="21"/>
-              </w:rPr>
-              <w:t>Sign in as Supplier</w:t>
+              <w:t>Check if the Supplier opens the Supplier Portal: sign in as Supplier</w:t>
             </w:r>
           </w:p>
         </w:tc>
@@ -3113,19 +1562,7 @@
                 <w:rFonts w:ascii="Calibri" w:hAnsi="Calibri"/>
                 <w:sz w:val="21"/>
               </w:rPr>
-              <w:t>Check if "Keep me signed in" keeps the session</w:t>
-            </w:r>
-          </w:p>
-          <w:p>
-            <w:pPr>
-              <w:spacing w:after="0"/>
-            </w:pPr>
-            <w:r>
-              <w:rPr>
-                <w:rFonts w:ascii="Calibri" w:hAnsi="Calibri"/>
-                <w:sz w:val="21"/>
-              </w:rPr>
-              <w:t>Tick "Keep me signed in", sign in, close the browser and open FETCH again</w:t>
+              <w:t>Check if "Keep me signed in" keeps the session: tick "Keep me signed in", sign in, close the browser and open FETCH again</w:t>
             </w:r>
           </w:p>
         </w:tc>
@@ -3367,19 +1804,7 @@
                 <w:rFonts w:ascii="Calibri" w:hAnsi="Calibri"/>
                 <w:sz w:val="21"/>
               </w:rPr>
-              <w:t>Check if a supplier can open the Dashboard</w:t>
-            </w:r>
-          </w:p>
-          <w:p>
-            <w:pPr>
-              <w:spacing w:after="0"/>
-            </w:pPr>
-            <w:r>
-              <w:rPr>
-                <w:rFonts w:ascii="Calibri" w:hAnsi="Calibri"/>
-                <w:sz w:val="21"/>
-              </w:rPr>
-              <w:t>Sign in as Supplier, then type the address of the Dashboard (dashboard.html)</w:t>
+              <w:t>Check if a supplier can open the Dashboard: sign in as Supplier, then type the address of the Dashboard (dashboard.html)</w:t>
             </w:r>
           </w:p>
         </w:tc>
@@ -3621,106 +2046,7 @@
                 <w:rFonts w:ascii="Calibri" w:hAnsi="Calibri"/>
                 <w:sz w:val="21"/>
               </w:rPr>
-              <w:t>Check if a complete profile is saved</w:t>
-            </w:r>
-          </w:p>
-          <w:p>
-            <w:pPr>
-              <w:spacing w:after="0"/>
-            </w:pPr>
-            <w:r>
-              <w:rPr>
-                <w:rFonts w:ascii="Calibri" w:hAnsi="Calibri"/>
-                <w:sz w:val="21"/>
-              </w:rPr>
-              <w:t>In Profile, fill in Full name and Email, then click Save changes</w:t>
-            </w:r>
-          </w:p>
-        </w:tc>
-        <w:tc>
-          <w:tcPr>
-            <w:tcW w:type="dxa" w:w="4700"/>
-          </w:tcPr>
-          <w:p>
-            <w:pPr>
-              <w:spacing w:after="0"/>
-            </w:pPr>
-            <w:r/>
-            <w:r>
-              <w:rPr>
-                <w:rFonts w:ascii="Calibri" w:hAnsi="Calibri"/>
-                <w:sz w:val="21"/>
-              </w:rPr>
-              <w:t>A message "Profile updated" is displayed</w:t>
-            </w:r>
-          </w:p>
-        </w:tc>
-        <w:tc>
-          <w:tcPr>
-            <w:tcW w:type="dxa" w:w="2100"/>
-          </w:tcPr>
-          <w:p/>
-        </w:tc>
-        <w:tc>
-          <w:tcPr>
-            <w:tcW w:type="dxa" w:w="1520"/>
-          </w:tcPr>
-          <w:p/>
-        </w:tc>
-        <w:tc>
-          <w:tcPr>
-            <w:tcW w:type="dxa" w:w="1100"/>
-          </w:tcPr>
-          <w:p/>
-        </w:tc>
-      </w:tr>
-      <w:tr>
-        <w:tc>
-          <w:tcPr>
-            <w:tcW w:type="dxa" w:w="1900"/>
-            <w:vMerge/>
-          </w:tcPr>
-          <w:p/>
-        </w:tc>
-        <w:tc>
-          <w:tcPr>
-            <w:tcW w:type="dxa" w:w="600"/>
-          </w:tcPr>
-          <w:p/>
-        </w:tc>
-        <w:tc>
-          <w:tcPr>
-            <w:tcW w:type="dxa" w:w="2300"/>
-          </w:tcPr>
-          <w:p/>
-        </w:tc>
-        <w:tc>
-          <w:tcPr>
-            <w:tcW w:type="dxa" w:w="4500"/>
-          </w:tcPr>
-          <w:p>
-            <w:pPr>
-              <w:spacing w:after="0"/>
-            </w:pPr>
-            <w:r/>
-            <w:r>
-              <w:rPr>
-                <w:rFonts w:ascii="Calibri" w:hAnsi="Calibri"/>
-                <w:sz w:val="21"/>
-              </w:rPr>
-              <w:t>Check if Full name is empty</w:t>
-            </w:r>
-          </w:p>
-          <w:p>
-            <w:pPr>
-              <w:spacing w:after="0"/>
-            </w:pPr>
-            <w:r>
-              <w:rPr>
-                <w:rFonts w:ascii="Calibri" w:hAnsi="Calibri"/>
-                <w:sz w:val="21"/>
-              </w:rPr>
-              <w:t>In Profile, clear Full name, then click Save changes</w:t>
+              <w:t>Check if Full name is empty: in Profile, clear Full name, then click Save changes</w:t>
             </w:r>
           </w:p>
         </w:tc>
@@ -3739,267 +2065,6 @@
                 <w:sz w:val="21"/>
               </w:rPr>
               <w:t>A message "Please enter your full name" is displayed</w:t>
-            </w:r>
-          </w:p>
-        </w:tc>
-        <w:tc>
-          <w:tcPr>
-            <w:tcW w:type="dxa" w:w="2100"/>
-          </w:tcPr>
-          <w:p/>
-        </w:tc>
-        <w:tc>
-          <w:tcPr>
-            <w:tcW w:type="dxa" w:w="1520"/>
-          </w:tcPr>
-          <w:p/>
-        </w:tc>
-        <w:tc>
-          <w:tcPr>
-            <w:tcW w:type="dxa" w:w="1100"/>
-          </w:tcPr>
-          <w:p/>
-        </w:tc>
-      </w:tr>
-      <w:tr>
-        <w:tc>
-          <w:tcPr>
-            <w:tcW w:type="dxa" w:w="1900"/>
-            <w:vMerge/>
-          </w:tcPr>
-          <w:p/>
-        </w:tc>
-        <w:tc>
-          <w:tcPr>
-            <w:tcW w:type="dxa" w:w="600"/>
-          </w:tcPr>
-          <w:p/>
-        </w:tc>
-        <w:tc>
-          <w:tcPr>
-            <w:tcW w:type="dxa" w:w="2300"/>
-          </w:tcPr>
-          <w:p/>
-        </w:tc>
-        <w:tc>
-          <w:tcPr>
-            <w:tcW w:type="dxa" w:w="4500"/>
-          </w:tcPr>
-          <w:p>
-            <w:pPr>
-              <w:spacing w:after="0"/>
-            </w:pPr>
-            <w:r/>
-            <w:r>
-              <w:rPr>
-                <w:rFonts w:ascii="Calibri" w:hAnsi="Calibri"/>
-                <w:sz w:val="21"/>
-              </w:rPr>
-              <w:t>Check if Current password is empty</w:t>
-            </w:r>
-          </w:p>
-          <w:p>
-            <w:pPr>
-              <w:spacing w:after="0"/>
-            </w:pPr>
-            <w:r>
-              <w:rPr>
-                <w:rFonts w:ascii="Calibri" w:hAnsi="Calibri"/>
-                <w:sz w:val="21"/>
-              </w:rPr>
-              <w:t>In Password, leave Current password empty, then click Update password</w:t>
-            </w:r>
-          </w:p>
-        </w:tc>
-        <w:tc>
-          <w:tcPr>
-            <w:tcW w:type="dxa" w:w="4700"/>
-          </w:tcPr>
-          <w:p>
-            <w:pPr>
-              <w:spacing w:after="0"/>
-            </w:pPr>
-            <w:r/>
-            <w:r>
-              <w:rPr>
-                <w:rFonts w:ascii="Calibri" w:hAnsi="Calibri"/>
-                <w:sz w:val="21"/>
-              </w:rPr>
-              <w:t>A message "Enter current password" is displayed</w:t>
-            </w:r>
-          </w:p>
-        </w:tc>
-        <w:tc>
-          <w:tcPr>
-            <w:tcW w:type="dxa" w:w="2100"/>
-          </w:tcPr>
-          <w:p/>
-        </w:tc>
-        <w:tc>
-          <w:tcPr>
-            <w:tcW w:type="dxa" w:w="1520"/>
-          </w:tcPr>
-          <w:p/>
-        </w:tc>
-        <w:tc>
-          <w:tcPr>
-            <w:tcW w:type="dxa" w:w="1100"/>
-          </w:tcPr>
-          <w:p/>
-        </w:tc>
-      </w:tr>
-      <w:tr>
-        <w:tc>
-          <w:tcPr>
-            <w:tcW w:type="dxa" w:w="1900"/>
-            <w:vMerge/>
-          </w:tcPr>
-          <w:p/>
-        </w:tc>
-        <w:tc>
-          <w:tcPr>
-            <w:tcW w:type="dxa" w:w="600"/>
-          </w:tcPr>
-          <w:p/>
-        </w:tc>
-        <w:tc>
-          <w:tcPr>
-            <w:tcW w:type="dxa" w:w="2300"/>
-          </w:tcPr>
-          <w:p/>
-        </w:tc>
-        <w:tc>
-          <w:tcPr>
-            <w:tcW w:type="dxa" w:w="4500"/>
-          </w:tcPr>
-          <w:p>
-            <w:pPr>
-              <w:spacing w:after="0"/>
-            </w:pPr>
-            <w:r/>
-            <w:r>
-              <w:rPr>
-                <w:rFonts w:ascii="Calibri" w:hAnsi="Calibri"/>
-                <w:sz w:val="21"/>
-              </w:rPr>
-              <w:t>Check if New password is empty</w:t>
-            </w:r>
-          </w:p>
-          <w:p>
-            <w:pPr>
-              <w:spacing w:after="0"/>
-            </w:pPr>
-            <w:r>
-              <w:rPr>
-                <w:rFonts w:ascii="Calibri" w:hAnsi="Calibri"/>
-                <w:sz w:val="21"/>
-              </w:rPr>
-              <w:t>In Password, leave New password empty, then click Update password</w:t>
-            </w:r>
-          </w:p>
-        </w:tc>
-        <w:tc>
-          <w:tcPr>
-            <w:tcW w:type="dxa" w:w="4700"/>
-          </w:tcPr>
-          <w:p>
-            <w:pPr>
-              <w:spacing w:after="0"/>
-            </w:pPr>
-            <w:r/>
-            <w:r>
-              <w:rPr>
-                <w:rFonts w:ascii="Calibri" w:hAnsi="Calibri"/>
-                <w:sz w:val="21"/>
-              </w:rPr>
-              <w:t>A message "Enter new password" is displayed</w:t>
-            </w:r>
-          </w:p>
-        </w:tc>
-        <w:tc>
-          <w:tcPr>
-            <w:tcW w:type="dxa" w:w="2100"/>
-          </w:tcPr>
-          <w:p/>
-        </w:tc>
-        <w:tc>
-          <w:tcPr>
-            <w:tcW w:type="dxa" w:w="1520"/>
-          </w:tcPr>
-          <w:p/>
-        </w:tc>
-        <w:tc>
-          <w:tcPr>
-            <w:tcW w:type="dxa" w:w="1100"/>
-          </w:tcPr>
-          <w:p/>
-        </w:tc>
-      </w:tr>
-      <w:tr>
-        <w:tc>
-          <w:tcPr>
-            <w:tcW w:type="dxa" w:w="1900"/>
-            <w:vMerge/>
-          </w:tcPr>
-          <w:p/>
-        </w:tc>
-        <w:tc>
-          <w:tcPr>
-            <w:tcW w:type="dxa" w:w="600"/>
-          </w:tcPr>
-          <w:p/>
-        </w:tc>
-        <w:tc>
-          <w:tcPr>
-            <w:tcW w:type="dxa" w:w="2300"/>
-          </w:tcPr>
-          <w:p/>
-        </w:tc>
-        <w:tc>
-          <w:tcPr>
-            <w:tcW w:type="dxa" w:w="4500"/>
-          </w:tcPr>
-          <w:p>
-            <w:pPr>
-              <w:spacing w:after="0"/>
-            </w:pPr>
-            <w:r/>
-            <w:r>
-              <w:rPr>
-                <w:rFonts w:ascii="Calibri" w:hAnsi="Calibri"/>
-                <w:sz w:val="21"/>
-              </w:rPr>
-              <w:t>Check if Confirm new password is empty</w:t>
-            </w:r>
-          </w:p>
-          <w:p>
-            <w:pPr>
-              <w:spacing w:after="0"/>
-            </w:pPr>
-            <w:r>
-              <w:rPr>
-                <w:rFonts w:ascii="Calibri" w:hAnsi="Calibri"/>
-                <w:sz w:val="21"/>
-              </w:rPr>
-              <w:t>In Password, leave Confirm new password empty, then click Update password</w:t>
-            </w:r>
-          </w:p>
-        </w:tc>
-        <w:tc>
-          <w:tcPr>
-            <w:tcW w:type="dxa" w:w="4700"/>
-          </w:tcPr>
-          <w:p>
-            <w:pPr>
-              <w:spacing w:after="0"/>
-            </w:pPr>
-            <w:r/>
-            <w:r>
-              <w:rPr>
-                <w:rFonts w:ascii="Calibri" w:hAnsi="Calibri"/>
-                <w:sz w:val="21"/>
-              </w:rPr>
-              <w:t>A message "Confirm new password" is displayed</w:t>
             </w:r>
           </w:p>
         </w:tc>
@@ -4139,106 +2204,7 @@
                 <w:rFonts w:ascii="Calibri" w:hAnsi="Calibri"/>
                 <w:sz w:val="21"/>
               </w:rPr>
-              <w:t>Check if a correct email is saved</w:t>
-            </w:r>
-          </w:p>
-          <w:p>
-            <w:pPr>
-              <w:spacing w:after="0"/>
-            </w:pPr>
-            <w:r>
-              <w:rPr>
-                <w:rFonts w:ascii="Calibri" w:hAnsi="Calibri"/>
-                <w:sz w:val="21"/>
-              </w:rPr>
-              <w:t>In Profile, enter an email with @, then click Save changes</w:t>
-            </w:r>
-          </w:p>
-        </w:tc>
-        <w:tc>
-          <w:tcPr>
-            <w:tcW w:type="dxa" w:w="4700"/>
-          </w:tcPr>
-          <w:p>
-            <w:pPr>
-              <w:spacing w:after="0"/>
-            </w:pPr>
-            <w:r/>
-            <w:r>
-              <w:rPr>
-                <w:rFonts w:ascii="Calibri" w:hAnsi="Calibri"/>
-                <w:sz w:val="21"/>
-              </w:rPr>
-              <w:t>The profile is saved</w:t>
-            </w:r>
-          </w:p>
-        </w:tc>
-        <w:tc>
-          <w:tcPr>
-            <w:tcW w:type="dxa" w:w="2100"/>
-          </w:tcPr>
-          <w:p/>
-        </w:tc>
-        <w:tc>
-          <w:tcPr>
-            <w:tcW w:type="dxa" w:w="1520"/>
-          </w:tcPr>
-          <w:p/>
-        </w:tc>
-        <w:tc>
-          <w:tcPr>
-            <w:tcW w:type="dxa" w:w="1100"/>
-          </w:tcPr>
-          <w:p/>
-        </w:tc>
-      </w:tr>
-      <w:tr>
-        <w:tc>
-          <w:tcPr>
-            <w:tcW w:type="dxa" w:w="1900"/>
-            <w:vMerge/>
-          </w:tcPr>
-          <w:p/>
-        </w:tc>
-        <w:tc>
-          <w:tcPr>
-            <w:tcW w:type="dxa" w:w="600"/>
-          </w:tcPr>
-          <w:p/>
-        </w:tc>
-        <w:tc>
-          <w:tcPr>
-            <w:tcW w:type="dxa" w:w="2300"/>
-          </w:tcPr>
-          <w:p/>
-        </w:tc>
-        <w:tc>
-          <w:tcPr>
-            <w:tcW w:type="dxa" w:w="4500"/>
-          </w:tcPr>
-          <w:p>
-            <w:pPr>
-              <w:spacing w:after="0"/>
-            </w:pPr>
-            <w:r/>
-            <w:r>
-              <w:rPr>
-                <w:rFonts w:ascii="Calibri" w:hAnsi="Calibri"/>
-                <w:sz w:val="21"/>
-              </w:rPr>
-              <w:t>Check if the email has no @</w:t>
-            </w:r>
-          </w:p>
-          <w:p>
-            <w:pPr>
-              <w:spacing w:after="0"/>
-            </w:pPr>
-            <w:r>
-              <w:rPr>
-                <w:rFonts w:ascii="Calibri" w:hAnsi="Calibri"/>
-                <w:sz w:val="21"/>
-              </w:rPr>
-              <w:t>In Profile, enter an email without @, then click Save changes</w:t>
+              <w:t>Check if the email has no @: in Profile, enter an email without @, then click Save changes</w:t>
             </w:r>
           </w:p>
         </w:tc>
@@ -4257,180 +2223,6 @@
                 <w:sz w:val="21"/>
               </w:rPr>
               <w:t>A message "Please enter a valid email address" is displayed</w:t>
-            </w:r>
-          </w:p>
-        </w:tc>
-        <w:tc>
-          <w:tcPr>
-            <w:tcW w:type="dxa" w:w="2100"/>
-          </w:tcPr>
-          <w:p/>
-        </w:tc>
-        <w:tc>
-          <w:tcPr>
-            <w:tcW w:type="dxa" w:w="1520"/>
-          </w:tcPr>
-          <w:p/>
-        </w:tc>
-        <w:tc>
-          <w:tcPr>
-            <w:tcW w:type="dxa" w:w="1100"/>
-          </w:tcPr>
-          <w:p/>
-        </w:tc>
-      </w:tr>
-      <w:tr>
-        <w:tc>
-          <w:tcPr>
-            <w:tcW w:type="dxa" w:w="1900"/>
-            <w:vMerge/>
-          </w:tcPr>
-          <w:p/>
-        </w:tc>
-        <w:tc>
-          <w:tcPr>
-            <w:tcW w:type="dxa" w:w="600"/>
-          </w:tcPr>
-          <w:p/>
-        </w:tc>
-        <w:tc>
-          <w:tcPr>
-            <w:tcW w:type="dxa" w:w="2300"/>
-          </w:tcPr>
-          <w:p/>
-        </w:tc>
-        <w:tc>
-          <w:tcPr>
-            <w:tcW w:type="dxa" w:w="4500"/>
-          </w:tcPr>
-          <w:p>
-            <w:pPr>
-              <w:spacing w:after="0"/>
-            </w:pPr>
-            <w:r/>
-            <w:r>
-              <w:rPr>
-                <w:rFonts w:ascii="Calibri" w:hAnsi="Calibri"/>
-                <w:sz w:val="21"/>
-              </w:rPr>
-              <w:t>Check if the new password is too weak</w:t>
-            </w:r>
-          </w:p>
-          <w:p>
-            <w:pPr>
-              <w:spacing w:after="0"/>
-            </w:pPr>
-            <w:r>
-              <w:rPr>
-                <w:rFonts w:ascii="Calibri" w:hAnsi="Calibri"/>
-                <w:sz w:val="21"/>
-              </w:rPr>
-              <w:t>In Password, enter a new password without a number or special character</w:t>
-            </w:r>
-          </w:p>
-        </w:tc>
-        <w:tc>
-          <w:tcPr>
-            <w:tcW w:type="dxa" w:w="4700"/>
-          </w:tcPr>
-          <w:p>
-            <w:pPr>
-              <w:spacing w:after="0"/>
-            </w:pPr>
-            <w:r/>
-            <w:r>
-              <w:rPr>
-                <w:rFonts w:ascii="Calibri" w:hAnsi="Calibri"/>
-                <w:sz w:val="21"/>
-              </w:rPr>
-              <w:t>A message "Password too weak" is displayed with the missing rule</w:t>
-            </w:r>
-          </w:p>
-        </w:tc>
-        <w:tc>
-          <w:tcPr>
-            <w:tcW w:type="dxa" w:w="2100"/>
-          </w:tcPr>
-          <w:p/>
-        </w:tc>
-        <w:tc>
-          <w:tcPr>
-            <w:tcW w:type="dxa" w:w="1520"/>
-          </w:tcPr>
-          <w:p/>
-        </w:tc>
-        <w:tc>
-          <w:tcPr>
-            <w:tcW w:type="dxa" w:w="1100"/>
-          </w:tcPr>
-          <w:p/>
-        </w:tc>
-      </w:tr>
-      <w:tr>
-        <w:tc>
-          <w:tcPr>
-            <w:tcW w:type="dxa" w:w="1900"/>
-            <w:vMerge/>
-          </w:tcPr>
-          <w:p/>
-        </w:tc>
-        <w:tc>
-          <w:tcPr>
-            <w:tcW w:type="dxa" w:w="600"/>
-          </w:tcPr>
-          <w:p/>
-        </w:tc>
-        <w:tc>
-          <w:tcPr>
-            <w:tcW w:type="dxa" w:w="2300"/>
-          </w:tcPr>
-          <w:p/>
-        </w:tc>
-        <w:tc>
-          <w:tcPr>
-            <w:tcW w:type="dxa" w:w="4500"/>
-          </w:tcPr>
-          <w:p>
-            <w:pPr>
-              <w:spacing w:after="0"/>
-            </w:pPr>
-            <w:r/>
-            <w:r>
-              <w:rPr>
-                <w:rFonts w:ascii="Calibri" w:hAnsi="Calibri"/>
-                <w:sz w:val="21"/>
-              </w:rPr>
-              <w:t>Check if the photo is not an image</w:t>
-            </w:r>
-          </w:p>
-          <w:p>
-            <w:pPr>
-              <w:spacing w:after="0"/>
-            </w:pPr>
-            <w:r>
-              <w:rPr>
-                <w:rFonts w:ascii="Calibri" w:hAnsi="Calibri"/>
-                <w:sz w:val="21"/>
-              </w:rPr>
-              <w:t>In Profile, upload a file that is not an image as the photo</w:t>
-            </w:r>
-          </w:p>
-        </w:tc>
-        <w:tc>
-          <w:tcPr>
-            <w:tcW w:type="dxa" w:w="4700"/>
-          </w:tcPr>
-          <w:p>
-            <w:pPr>
-              <w:spacing w:after="0"/>
-            </w:pPr>
-            <w:r/>
-            <w:r>
-              <w:rPr>
-                <w:rFonts w:ascii="Calibri" w:hAnsi="Calibri"/>
-                <w:sz w:val="21"/>
-              </w:rPr>
-              <w:t>A message "Please choose an image file" is displayed (a damaged picture shows "That image could not be loaded")</w:t>
             </w:r>
           </w:p>
         </w:tc>
@@ -4570,193 +2362,7 @@
                 <w:rFonts w:ascii="Calibri" w:hAnsi="Calibri"/>
                 <w:sz w:val="21"/>
               </w:rPr>
-              <w:t>Check if Session shows the signed-in user</w:t>
-            </w:r>
-          </w:p>
-          <w:p>
-            <w:pPr>
-              <w:spacing w:after="0"/>
-            </w:pPr>
-            <w:r>
-              <w:rPr>
-                <w:rFonts w:ascii="Calibri" w:hAnsi="Calibri"/>
-                <w:sz w:val="21"/>
-              </w:rPr>
-              <w:t>Click the Session tab</w:t>
-            </w:r>
-          </w:p>
-        </w:tc>
-        <w:tc>
-          <w:tcPr>
-            <w:tcW w:type="dxa" w:w="4700"/>
-          </w:tcPr>
-          <w:p>
-            <w:pPr>
-              <w:spacing w:after="0"/>
-            </w:pPr>
-            <w:r/>
-            <w:r>
-              <w:rPr>
-                <w:rFonts w:ascii="Calibri" w:hAnsi="Calibri"/>
-                <w:sz w:val="21"/>
-              </w:rPr>
-              <w:t>The full name, role and account status of the signed-in user are displayed (the Cashier role reads "Staff")</w:t>
-            </w:r>
-          </w:p>
-        </w:tc>
-        <w:tc>
-          <w:tcPr>
-            <w:tcW w:type="dxa" w:w="2100"/>
-          </w:tcPr>
-          <w:p/>
-        </w:tc>
-        <w:tc>
-          <w:tcPr>
-            <w:tcW w:type="dxa" w:w="1520"/>
-          </w:tcPr>
-          <w:p/>
-        </w:tc>
-        <w:tc>
-          <w:tcPr>
-            <w:tcW w:type="dxa" w:w="1100"/>
-          </w:tcPr>
-          <w:p/>
-        </w:tc>
-      </w:tr>
-      <w:tr>
-        <w:tc>
-          <w:tcPr>
-            <w:tcW w:type="dxa" w:w="1900"/>
-            <w:vMerge/>
-          </w:tcPr>
-          <w:p/>
-        </w:tc>
-        <w:tc>
-          <w:tcPr>
-            <w:tcW w:type="dxa" w:w="600"/>
-          </w:tcPr>
-          <w:p/>
-        </w:tc>
-        <w:tc>
-          <w:tcPr>
-            <w:tcW w:type="dxa" w:w="2300"/>
-          </w:tcPr>
-          <w:p/>
-        </w:tc>
-        <w:tc>
-          <w:tcPr>
-            <w:tcW w:type="dxa" w:w="4500"/>
-          </w:tcPr>
-          <w:p>
-            <w:pPr>
-              <w:spacing w:after="0"/>
-            </w:pPr>
-            <w:r/>
-            <w:r>
-              <w:rPr>
-                <w:rFonts w:ascii="Calibri" w:hAnsi="Calibri"/>
-                <w:sz w:val="21"/>
-              </w:rPr>
-              <w:t>Check if Profile shows the signed-in user</w:t>
-            </w:r>
-          </w:p>
-          <w:p>
-            <w:pPr>
-              <w:spacing w:after="0"/>
-            </w:pPr>
-            <w:r>
-              <w:rPr>
-                <w:rFonts w:ascii="Calibri" w:hAnsi="Calibri"/>
-                <w:sz w:val="21"/>
-              </w:rPr>
-              <w:t>Click the Profile tab</w:t>
-            </w:r>
-          </w:p>
-        </w:tc>
-        <w:tc>
-          <w:tcPr>
-            <w:tcW w:type="dxa" w:w="4700"/>
-          </w:tcPr>
-          <w:p>
-            <w:pPr>
-              <w:spacing w:after="0"/>
-            </w:pPr>
-            <w:r/>
-            <w:r>
-              <w:rPr>
-                <w:rFonts w:ascii="Calibri" w:hAnsi="Calibri"/>
-                <w:sz w:val="21"/>
-              </w:rPr>
-              <w:t>The full name and email of the signed-in user are displayed</w:t>
-            </w:r>
-          </w:p>
-        </w:tc>
-        <w:tc>
-          <w:tcPr>
-            <w:tcW w:type="dxa" w:w="2100"/>
-          </w:tcPr>
-          <w:p/>
-        </w:tc>
-        <w:tc>
-          <w:tcPr>
-            <w:tcW w:type="dxa" w:w="1520"/>
-          </w:tcPr>
-          <w:p/>
-        </w:tc>
-        <w:tc>
-          <w:tcPr>
-            <w:tcW w:type="dxa" w:w="1100"/>
-          </w:tcPr>
-          <w:p/>
-        </w:tc>
-      </w:tr>
-      <w:tr>
-        <w:tc>
-          <w:tcPr>
-            <w:tcW w:type="dxa" w:w="1900"/>
-            <w:vMerge/>
-          </w:tcPr>
-          <w:p/>
-        </w:tc>
-        <w:tc>
-          <w:tcPr>
-            <w:tcW w:type="dxa" w:w="600"/>
-          </w:tcPr>
-          <w:p/>
-        </w:tc>
-        <w:tc>
-          <w:tcPr>
-            <w:tcW w:type="dxa" w:w="2300"/>
-          </w:tcPr>
-          <w:p/>
-        </w:tc>
-        <w:tc>
-          <w:tcPr>
-            <w:tcW w:type="dxa" w:w="4500"/>
-          </w:tcPr>
-          <w:p>
-            <w:pPr>
-              <w:spacing w:after="0"/>
-            </w:pPr>
-            <w:r/>
-            <w:r>
-              <w:rPr>
-                <w:rFonts w:ascii="Calibri" w:hAnsi="Calibri"/>
-                <w:sz w:val="21"/>
-              </w:rPr>
-              <w:t>Check if the two passwords do not match</w:t>
-            </w:r>
-          </w:p>
-          <w:p>
-            <w:pPr>
-              <w:spacing w:after="0"/>
-            </w:pPr>
-            <w:r>
-              <w:rPr>
-                <w:rFonts w:ascii="Calibri" w:hAnsi="Calibri"/>
-                <w:sz w:val="21"/>
-              </w:rPr>
-              <w:t>In Password, enter a different password in Confirm new password</w:t>
+              <w:t>Check if the two passwords do not match: in Password, enter a different password in Confirm new password</w:t>
             </w:r>
           </w:p>
         </w:tc>
@@ -4914,106 +2520,7 @@
                 <w:rFonts w:ascii="Calibri" w:hAnsi="Calibri"/>
                 <w:sz w:val="21"/>
               </w:rPr>
-              <w:t>Check if a new email is saved</w:t>
-            </w:r>
-          </w:p>
-          <w:p>
-            <w:pPr>
-              <w:spacing w:after="0"/>
-            </w:pPr>
-            <w:r>
-              <w:rPr>
-                <w:rFonts w:ascii="Calibri" w:hAnsi="Calibri"/>
-                <w:sz w:val="21"/>
-              </w:rPr>
-              <w:t>In Profile, enter an email no other account uses, then click Save changes</w:t>
-            </w:r>
-          </w:p>
-        </w:tc>
-        <w:tc>
-          <w:tcPr>
-            <w:tcW w:type="dxa" w:w="4700"/>
-          </w:tcPr>
-          <w:p>
-            <w:pPr>
-              <w:spacing w:after="0"/>
-            </w:pPr>
-            <w:r/>
-            <w:r>
-              <w:rPr>
-                <w:rFonts w:ascii="Calibri" w:hAnsi="Calibri"/>
-                <w:sz w:val="21"/>
-              </w:rPr>
-              <w:t>The profile is saved</w:t>
-            </w:r>
-          </w:p>
-        </w:tc>
-        <w:tc>
-          <w:tcPr>
-            <w:tcW w:type="dxa" w:w="2100"/>
-          </w:tcPr>
-          <w:p/>
-        </w:tc>
-        <w:tc>
-          <w:tcPr>
-            <w:tcW w:type="dxa" w:w="1520"/>
-          </w:tcPr>
-          <w:p/>
-        </w:tc>
-        <w:tc>
-          <w:tcPr>
-            <w:tcW w:type="dxa" w:w="1100"/>
-          </w:tcPr>
-          <w:p/>
-        </w:tc>
-      </w:tr>
-      <w:tr>
-        <w:tc>
-          <w:tcPr>
-            <w:tcW w:type="dxa" w:w="1900"/>
-            <w:vMerge/>
-          </w:tcPr>
-          <w:p/>
-        </w:tc>
-        <w:tc>
-          <w:tcPr>
-            <w:tcW w:type="dxa" w:w="600"/>
-          </w:tcPr>
-          <w:p/>
-        </w:tc>
-        <w:tc>
-          <w:tcPr>
-            <w:tcW w:type="dxa" w:w="2300"/>
-          </w:tcPr>
-          <w:p/>
-        </w:tc>
-        <w:tc>
-          <w:tcPr>
-            <w:tcW w:type="dxa" w:w="4500"/>
-          </w:tcPr>
-          <w:p>
-            <w:pPr>
-              <w:spacing w:after="0"/>
-            </w:pPr>
-            <w:r/>
-            <w:r>
-              <w:rPr>
-                <w:rFonts w:ascii="Calibri" w:hAnsi="Calibri"/>
-                <w:sz w:val="21"/>
-              </w:rPr>
-              <w:t>Check if the current password is wrong</w:t>
-            </w:r>
-          </w:p>
-          <w:p>
-            <w:pPr>
-              <w:spacing w:after="0"/>
-            </w:pPr>
-            <w:r>
-              <w:rPr>
-                <w:rFonts w:ascii="Calibri" w:hAnsi="Calibri"/>
-                <w:sz w:val="21"/>
-              </w:rPr>
-              <w:t>In Password, enter a wrong current password, then click Update password</w:t>
+              <w:t>Check if the current password is wrong: in Password, enter a wrong current password, then click Update password</w:t>
             </w:r>
           </w:p>
         </w:tc>
@@ -5032,93 +2539,6 @@
                 <w:sz w:val="21"/>
               </w:rPr>
               <w:t>A message "Password not changed" is displayed with "Current password is incorrect"</w:t>
-            </w:r>
-          </w:p>
-        </w:tc>
-        <w:tc>
-          <w:tcPr>
-            <w:tcW w:type="dxa" w:w="2100"/>
-          </w:tcPr>
-          <w:p/>
-        </w:tc>
-        <w:tc>
-          <w:tcPr>
-            <w:tcW w:type="dxa" w:w="1520"/>
-          </w:tcPr>
-          <w:p/>
-        </w:tc>
-        <w:tc>
-          <w:tcPr>
-            <w:tcW w:type="dxa" w:w="1100"/>
-          </w:tcPr>
-          <w:p/>
-        </w:tc>
-      </w:tr>
-      <w:tr>
-        <w:tc>
-          <w:tcPr>
-            <w:tcW w:type="dxa" w:w="1900"/>
-            <w:vMerge/>
-          </w:tcPr>
-          <w:p/>
-        </w:tc>
-        <w:tc>
-          <w:tcPr>
-            <w:tcW w:type="dxa" w:w="600"/>
-          </w:tcPr>
-          <w:p/>
-        </w:tc>
-        <w:tc>
-          <w:tcPr>
-            <w:tcW w:type="dxa" w:w="2300"/>
-          </w:tcPr>
-          <w:p/>
-        </w:tc>
-        <w:tc>
-          <w:tcPr>
-            <w:tcW w:type="dxa" w:w="4500"/>
-          </w:tcPr>
-          <w:p>
-            <w:pPr>
-              <w:spacing w:after="0"/>
-            </w:pPr>
-            <w:r/>
-            <w:r>
-              <w:rPr>
-                <w:rFonts w:ascii="Calibri" w:hAnsi="Calibri"/>
-                <w:sz w:val="21"/>
-              </w:rPr>
-              <w:t>Check if the email is already used</w:t>
-            </w:r>
-          </w:p>
-          <w:p>
-            <w:pPr>
-              <w:spacing w:after="0"/>
-            </w:pPr>
-            <w:r>
-              <w:rPr>
-                <w:rFonts w:ascii="Calibri" w:hAnsi="Calibri"/>
-                <w:sz w:val="21"/>
-              </w:rPr>
-              <w:t>In Profile, enter an email another account uses</w:t>
-            </w:r>
-          </w:p>
-        </w:tc>
-        <w:tc>
-          <w:tcPr>
-            <w:tcW w:type="dxa" w:w="4700"/>
-          </w:tcPr>
-          <w:p>
-            <w:pPr>
-              <w:spacing w:after="0"/>
-            </w:pPr>
-            <w:r/>
-            <w:r>
-              <w:rPr>
-                <w:rFonts w:ascii="Calibri" w:hAnsi="Calibri"/>
-                <w:sz w:val="21"/>
-              </w:rPr>
-              <w:t>A message "That email is already used by another account" is displayed</w:t>
             </w:r>
           </w:p>
         </w:tc>
@@ -5258,19 +2678,7 @@
                 <w:rFonts w:ascii="Calibri" w:hAnsi="Calibri"/>
                 <w:sz w:val="21"/>
               </w:rPr>
-              <w:t>Check if the password is changed</w:t>
-            </w:r>
-          </w:p>
-          <w:p>
-            <w:pPr>
-              <w:spacing w:after="0"/>
-            </w:pPr>
-            <w:r>
-              <w:rPr>
-                <w:rFonts w:ascii="Calibri" w:hAnsi="Calibri"/>
-                <w:sz w:val="21"/>
-              </w:rPr>
-              <w:t>In Password, enter the current password and the same new password twice, then click Update password</w:t>
+              <w:t>Check if the password is changed: in Password, enter the current password and the same new password twice, then click Update password</w:t>
             </w:r>
           </w:p>
         </w:tc>
@@ -5512,106 +2920,7 @@
                 <w:rFonts w:ascii="Calibri" w:hAnsi="Calibri"/>
                 <w:sz w:val="21"/>
               </w:rPr>
-              <w:t>Check if an order is confirmed</w:t>
-            </w:r>
-          </w:p>
-          <w:p>
-            <w:pPr>
-              <w:spacing w:after="0"/>
-            </w:pPr>
-            <w:r>
-              <w:rPr>
-                <w:rFonts w:ascii="Calibri" w:hAnsi="Calibri"/>
-                <w:sz w:val="21"/>
-              </w:rPr>
-              <w:t>Click Confirm order on a waiting order, choose the delivery date, then click Confirm order</w:t>
-            </w:r>
-          </w:p>
-        </w:tc>
-        <w:tc>
-          <w:tcPr>
-            <w:tcW w:type="dxa" w:w="4700"/>
-          </w:tcPr>
-          <w:p>
-            <w:pPr>
-              <w:spacing w:after="0"/>
-            </w:pPr>
-            <w:r/>
-            <w:r>
-              <w:rPr>
-                <w:rFonts w:ascii="Calibri" w:hAnsi="Calibri"/>
-                <w:sz w:val="21"/>
-              </w:rPr>
-              <w:t>A message "Order confirmed." is displayed</w:t>
-            </w:r>
-          </w:p>
-        </w:tc>
-        <w:tc>
-          <w:tcPr>
-            <w:tcW w:type="dxa" w:w="2100"/>
-          </w:tcPr>
-          <w:p/>
-        </w:tc>
-        <w:tc>
-          <w:tcPr>
-            <w:tcW w:type="dxa" w:w="1520"/>
-          </w:tcPr>
-          <w:p/>
-        </w:tc>
-        <w:tc>
-          <w:tcPr>
-            <w:tcW w:type="dxa" w:w="1100"/>
-          </w:tcPr>
-          <w:p/>
-        </w:tc>
-      </w:tr>
-      <w:tr>
-        <w:tc>
-          <w:tcPr>
-            <w:tcW w:type="dxa" w:w="1900"/>
-            <w:vMerge/>
-          </w:tcPr>
-          <w:p/>
-        </w:tc>
-        <w:tc>
-          <w:tcPr>
-            <w:tcW w:type="dxa" w:w="600"/>
-          </w:tcPr>
-          <w:p/>
-        </w:tc>
-        <w:tc>
-          <w:tcPr>
-            <w:tcW w:type="dxa" w:w="2300"/>
-          </w:tcPr>
-          <w:p/>
-        </w:tc>
-        <w:tc>
-          <w:tcPr>
-            <w:tcW w:type="dxa" w:w="4500"/>
-          </w:tcPr>
-          <w:p>
-            <w:pPr>
-              <w:spacing w:after="0"/>
-            </w:pPr>
-            <w:r/>
-            <w:r>
-              <w:rPr>
-                <w:rFonts w:ascii="Calibri" w:hAnsi="Calibri"/>
-                <w:sz w:val="21"/>
-              </w:rPr>
-              <w:t>Check if the delivery date is empty</w:t>
-            </w:r>
-          </w:p>
-          <w:p>
-            <w:pPr>
-              <w:spacing w:after="0"/>
-            </w:pPr>
-            <w:r>
-              <w:rPr>
-                <w:rFonts w:ascii="Calibri" w:hAnsi="Calibri"/>
-                <w:sz w:val="21"/>
-              </w:rPr>
-              <w:t>Click Confirm order and leave the delivery date empty</w:t>
+              <w:t>Check if the delivery date is empty: click Confirm order and leave the delivery date empty</w:t>
             </w:r>
           </w:p>
         </w:tc>
@@ -5630,441 +2939,6 @@
                 <w:sz w:val="21"/>
               </w:rPr>
               <w:t>A message "Choose the date you will deliver" is displayed</w:t>
-            </w:r>
-          </w:p>
-        </w:tc>
-        <w:tc>
-          <w:tcPr>
-            <w:tcW w:type="dxa" w:w="2100"/>
-          </w:tcPr>
-          <w:p/>
-        </w:tc>
-        <w:tc>
-          <w:tcPr>
-            <w:tcW w:type="dxa" w:w="1520"/>
-          </w:tcPr>
-          <w:p/>
-        </w:tc>
-        <w:tc>
-          <w:tcPr>
-            <w:tcW w:type="dxa" w:w="1100"/>
-          </w:tcPr>
-          <w:p/>
-        </w:tc>
-      </w:tr>
-      <w:tr>
-        <w:tc>
-          <w:tcPr>
-            <w:tcW w:type="dxa" w:w="1900"/>
-            <w:vMerge/>
-          </w:tcPr>
-          <w:p/>
-        </w:tc>
-        <w:tc>
-          <w:tcPr>
-            <w:tcW w:type="dxa" w:w="600"/>
-          </w:tcPr>
-          <w:p/>
-        </w:tc>
-        <w:tc>
-          <w:tcPr>
-            <w:tcW w:type="dxa" w:w="2300"/>
-          </w:tcPr>
-          <w:p/>
-        </w:tc>
-        <w:tc>
-          <w:tcPr>
-            <w:tcW w:type="dxa" w:w="4500"/>
-          </w:tcPr>
-          <w:p>
-            <w:pPr>
-              <w:spacing w:after="0"/>
-            </w:pPr>
-            <w:r/>
-            <w:r>
-              <w:rPr>
-                <w:rFonts w:ascii="Calibri" w:hAnsi="Calibri"/>
-                <w:sz w:val="21"/>
-              </w:rPr>
-              <w:t>Check if the new delivery date is empty</w:t>
-            </w:r>
-          </w:p>
-          <w:p>
-            <w:pPr>
-              <w:spacing w:after="0"/>
-            </w:pPr>
-            <w:r>
-              <w:rPr>
-                <w:rFonts w:ascii="Calibri" w:hAnsi="Calibri"/>
-                <w:sz w:val="21"/>
-              </w:rPr>
-              <w:t>Click Change delivery date and leave the new date empty, then click Save new date</w:t>
-            </w:r>
-          </w:p>
-        </w:tc>
-        <w:tc>
-          <w:tcPr>
-            <w:tcW w:type="dxa" w:w="4700"/>
-          </w:tcPr>
-          <w:p>
-            <w:pPr>
-              <w:spacing w:after="0"/>
-            </w:pPr>
-            <w:r/>
-            <w:r>
-              <w:rPr>
-                <w:rFonts w:ascii="Calibri" w:hAnsi="Calibri"/>
-                <w:sz w:val="21"/>
-              </w:rPr>
-              <w:t>A message "Choose the new delivery date" is displayed</w:t>
-            </w:r>
-          </w:p>
-        </w:tc>
-        <w:tc>
-          <w:tcPr>
-            <w:tcW w:type="dxa" w:w="2100"/>
-          </w:tcPr>
-          <w:p/>
-        </w:tc>
-        <w:tc>
-          <w:tcPr>
-            <w:tcW w:type="dxa" w:w="1520"/>
-          </w:tcPr>
-          <w:p/>
-        </w:tc>
-        <w:tc>
-          <w:tcPr>
-            <w:tcW w:type="dxa" w:w="1100"/>
-          </w:tcPr>
-          <w:p/>
-        </w:tc>
-      </w:tr>
-      <w:tr>
-        <w:tc>
-          <w:tcPr>
-            <w:tcW w:type="dxa" w:w="1900"/>
-            <w:vMerge/>
-          </w:tcPr>
-          <w:p/>
-        </w:tc>
-        <w:tc>
-          <w:tcPr>
-            <w:tcW w:type="dxa" w:w="600"/>
-          </w:tcPr>
-          <w:p/>
-        </w:tc>
-        <w:tc>
-          <w:tcPr>
-            <w:tcW w:type="dxa" w:w="2300"/>
-          </w:tcPr>
-          <w:p/>
-        </w:tc>
-        <w:tc>
-          <w:tcPr>
-            <w:tcW w:type="dxa" w:w="4500"/>
-          </w:tcPr>
-          <w:p>
-            <w:pPr>
-              <w:spacing w:after="0"/>
-            </w:pPr>
-            <w:r/>
-            <w:r>
-              <w:rPr>
-                <w:rFonts w:ascii="Calibri" w:hAnsi="Calibri"/>
-                <w:sz w:val="21"/>
-              </w:rPr>
-              <w:t>Check if the reason for the new date is empty</w:t>
-            </w:r>
-          </w:p>
-          <w:p>
-            <w:pPr>
-              <w:spacing w:after="0"/>
-            </w:pPr>
-            <w:r>
-              <w:rPr>
-                <w:rFonts w:ascii="Calibri" w:hAnsi="Calibri"/>
-                <w:sz w:val="21"/>
-              </w:rPr>
-              <w:t>Enter the new date but leave the reason empty, then click Save new date</w:t>
-            </w:r>
-          </w:p>
-        </w:tc>
-        <w:tc>
-          <w:tcPr>
-            <w:tcW w:type="dxa" w:w="4700"/>
-          </w:tcPr>
-          <w:p>
-            <w:pPr>
-              <w:spacing w:after="0"/>
-            </w:pPr>
-            <w:r/>
-            <w:r>
-              <w:rPr>
-                <w:rFonts w:ascii="Calibri" w:hAnsi="Calibri"/>
-                <w:sz w:val="21"/>
-              </w:rPr>
-              <w:t>A message "Say briefly why the date changed" is displayed</w:t>
-            </w:r>
-          </w:p>
-        </w:tc>
-        <w:tc>
-          <w:tcPr>
-            <w:tcW w:type="dxa" w:w="2100"/>
-          </w:tcPr>
-          <w:p/>
-        </w:tc>
-        <w:tc>
-          <w:tcPr>
-            <w:tcW w:type="dxa" w:w="1520"/>
-          </w:tcPr>
-          <w:p/>
-        </w:tc>
-        <w:tc>
-          <w:tcPr>
-            <w:tcW w:type="dxa" w:w="1100"/>
-          </w:tcPr>
-          <w:p/>
-        </w:tc>
-      </w:tr>
-      <w:tr>
-        <w:tc>
-          <w:tcPr>
-            <w:tcW w:type="dxa" w:w="1900"/>
-            <w:vMerge/>
-          </w:tcPr>
-          <w:p/>
-        </w:tc>
-        <w:tc>
-          <w:tcPr>
-            <w:tcW w:type="dxa" w:w="600"/>
-          </w:tcPr>
-          <w:p/>
-        </w:tc>
-        <w:tc>
-          <w:tcPr>
-            <w:tcW w:type="dxa" w:w="2300"/>
-          </w:tcPr>
-          <w:p/>
-        </w:tc>
-        <w:tc>
-          <w:tcPr>
-            <w:tcW w:type="dxa" w:w="4500"/>
-          </w:tcPr>
-          <w:p>
-            <w:pPr>
-              <w:spacing w:after="0"/>
-            </w:pPr>
-            <w:r/>
-            <w:r>
-              <w:rPr>
-                <w:rFonts w:ascii="Calibri" w:hAnsi="Calibri"/>
-                <w:sz w:val="21"/>
-              </w:rPr>
-              <w:t>Check if the offer has no quantity</w:t>
-            </w:r>
-          </w:p>
-          <w:p>
-            <w:pPr>
-              <w:spacing w:after="0"/>
-            </w:pPr>
-            <w:r>
-              <w:rPr>
-                <w:rFonts w:ascii="Calibri" w:hAnsi="Calibri"/>
-                <w:sz w:val="21"/>
-              </w:rPr>
-              <w:t>Click Offer an order without entering any quantity, then click Send offer</w:t>
-            </w:r>
-          </w:p>
-        </w:tc>
-        <w:tc>
-          <w:tcPr>
-            <w:tcW w:type="dxa" w:w="4700"/>
-          </w:tcPr>
-          <w:p>
-            <w:pPr>
-              <w:spacing w:after="0"/>
-            </w:pPr>
-            <w:r/>
-            <w:r>
-              <w:rPr>
-                <w:rFonts w:ascii="Calibri" w:hAnsi="Calibri"/>
-                <w:sz w:val="21"/>
-              </w:rPr>
-              <w:t>A message "Enter a quantity for at least one product" is displayed</w:t>
-            </w:r>
-          </w:p>
-        </w:tc>
-        <w:tc>
-          <w:tcPr>
-            <w:tcW w:type="dxa" w:w="2100"/>
-          </w:tcPr>
-          <w:p/>
-        </w:tc>
-        <w:tc>
-          <w:tcPr>
-            <w:tcW w:type="dxa" w:w="1520"/>
-          </w:tcPr>
-          <w:p/>
-        </w:tc>
-        <w:tc>
-          <w:tcPr>
-            <w:tcW w:type="dxa" w:w="1100"/>
-          </w:tcPr>
-          <w:p/>
-        </w:tc>
-      </w:tr>
-      <w:tr>
-        <w:tc>
-          <w:tcPr>
-            <w:tcW w:type="dxa" w:w="1900"/>
-            <w:vMerge/>
-          </w:tcPr>
-          <w:p/>
-        </w:tc>
-        <w:tc>
-          <w:tcPr>
-            <w:tcW w:type="dxa" w:w="600"/>
-          </w:tcPr>
-          <w:p/>
-        </w:tc>
-        <w:tc>
-          <w:tcPr>
-            <w:tcW w:type="dxa" w:w="2300"/>
-          </w:tcPr>
-          <w:p/>
-        </w:tc>
-        <w:tc>
-          <w:tcPr>
-            <w:tcW w:type="dxa" w:w="4500"/>
-          </w:tcPr>
-          <w:p>
-            <w:pPr>
-              <w:spacing w:after="0"/>
-            </w:pPr>
-            <w:r/>
-            <w:r>
-              <w:rPr>
-                <w:rFonts w:ascii="Calibri" w:hAnsi="Calibri"/>
-                <w:sz w:val="21"/>
-              </w:rPr>
-              <w:t>Check if the offer's delivery date is empty</w:t>
-            </w:r>
-          </w:p>
-          <w:p>
-            <w:pPr>
-              <w:spacing w:after="0"/>
-            </w:pPr>
-            <w:r>
-              <w:rPr>
-                <w:rFonts w:ascii="Calibri" w:hAnsi="Calibri"/>
-                <w:sz w:val="21"/>
-              </w:rPr>
-              <w:t>Enter a quantity but leave the delivery date empty, then click Send offer</w:t>
-            </w:r>
-          </w:p>
-        </w:tc>
-        <w:tc>
-          <w:tcPr>
-            <w:tcW w:type="dxa" w:w="4700"/>
-          </w:tcPr>
-          <w:p>
-            <w:pPr>
-              <w:spacing w:after="0"/>
-            </w:pPr>
-            <w:r/>
-            <w:r>
-              <w:rPr>
-                <w:rFonts w:ascii="Calibri" w:hAnsi="Calibri"/>
-                <w:sz w:val="21"/>
-              </w:rPr>
-              <w:t>A message "Choose the date you could deliver" is displayed</w:t>
-            </w:r>
-          </w:p>
-        </w:tc>
-        <w:tc>
-          <w:tcPr>
-            <w:tcW w:type="dxa" w:w="2100"/>
-          </w:tcPr>
-          <w:p/>
-        </w:tc>
-        <w:tc>
-          <w:tcPr>
-            <w:tcW w:type="dxa" w:w="1520"/>
-          </w:tcPr>
-          <w:p/>
-        </w:tc>
-        <w:tc>
-          <w:tcPr>
-            <w:tcW w:type="dxa" w:w="1100"/>
-          </w:tcPr>
-          <w:p/>
-        </w:tc>
-      </w:tr>
-      <w:tr>
-        <w:tc>
-          <w:tcPr>
-            <w:tcW w:type="dxa" w:w="1900"/>
-            <w:vMerge/>
-          </w:tcPr>
-          <w:p/>
-        </w:tc>
-        <w:tc>
-          <w:tcPr>
-            <w:tcW w:type="dxa" w:w="600"/>
-          </w:tcPr>
-          <w:p/>
-        </w:tc>
-        <w:tc>
-          <w:tcPr>
-            <w:tcW w:type="dxa" w:w="2300"/>
-          </w:tcPr>
-          <w:p/>
-        </w:tc>
-        <w:tc>
-          <w:tcPr>
-            <w:tcW w:type="dxa" w:w="4500"/>
-          </w:tcPr>
-          <w:p>
-            <w:pPr>
-              <w:spacing w:after="0"/>
-            </w:pPr>
-            <w:r/>
-            <w:r>
-              <w:rPr>
-                <w:rFonts w:ascii="Calibri" w:hAnsi="Calibri"/>
-                <w:sz w:val="21"/>
-              </w:rPr>
-              <w:t>Check if the note is empty</w:t>
-            </w:r>
-          </w:p>
-          <w:p>
-            <w:pPr>
-              <w:spacing w:after="0"/>
-            </w:pPr>
-            <w:r>
-              <w:rPr>
-                <w:rFonts w:ascii="Calibri" w:hAnsi="Calibri"/>
-                <w:sz w:val="21"/>
-              </w:rPr>
-              <w:t>Click Notes and click Send with the note empty</w:t>
-            </w:r>
-          </w:p>
-        </w:tc>
-        <w:tc>
-          <w:tcPr>
-            <w:tcW w:type="dxa" w:w="4700"/>
-          </w:tcPr>
-          <w:p>
-            <w:pPr>
-              <w:spacing w:after="0"/>
-            </w:pPr>
-            <w:r/>
-            <w:r>
-              <w:rPr>
-                <w:rFonts w:ascii="Calibri" w:hAnsi="Calibri"/>
-                <w:sz w:val="21"/>
-              </w:rPr>
-              <w:t>A tooltip "Please fill out this field." is displayed</w:t>
             </w:r>
           </w:p>
         </w:tc>
@@ -6204,106 +3078,7 @@
                 <w:rFonts w:ascii="Calibri" w:hAnsi="Calibri"/>
                 <w:sz w:val="21"/>
               </w:rPr>
-              <w:t>Check if a correct receipt number is accepted</w:t>
-            </w:r>
-          </w:p>
-          <w:p>
-            <w:pPr>
-              <w:spacing w:after="0"/>
-            </w:pPr>
-            <w:r>
-              <w:rPr>
-                <w:rFonts w:ascii="Calibri" w:hAnsi="Calibri"/>
-                <w:sz w:val="21"/>
-              </w:rPr>
-              <w:t>Click Mark as shipped, enter a receipt number with letters and numbers, then click Mark as shipped</w:t>
-            </w:r>
-          </w:p>
-        </w:tc>
-        <w:tc>
-          <w:tcPr>
-            <w:tcW w:type="dxa" w:w="4700"/>
-          </w:tcPr>
-          <w:p>
-            <w:pPr>
-              <w:spacing w:after="0"/>
-            </w:pPr>
-            <w:r/>
-            <w:r>
-              <w:rPr>
-                <w:rFonts w:ascii="Calibri" w:hAnsi="Calibri"/>
-                <w:sz w:val="21"/>
-              </w:rPr>
-              <w:t>A message "Order marked as shipped." is displayed</w:t>
-            </w:r>
-          </w:p>
-        </w:tc>
-        <w:tc>
-          <w:tcPr>
-            <w:tcW w:type="dxa" w:w="2100"/>
-          </w:tcPr>
-          <w:p/>
-        </w:tc>
-        <w:tc>
-          <w:tcPr>
-            <w:tcW w:type="dxa" w:w="1520"/>
-          </w:tcPr>
-          <w:p/>
-        </w:tc>
-        <w:tc>
-          <w:tcPr>
-            <w:tcW w:type="dxa" w:w="1100"/>
-          </w:tcPr>
-          <w:p/>
-        </w:tc>
-      </w:tr>
-      <w:tr>
-        <w:tc>
-          <w:tcPr>
-            <w:tcW w:type="dxa" w:w="1900"/>
-            <w:vMerge/>
-          </w:tcPr>
-          <w:p/>
-        </w:tc>
-        <w:tc>
-          <w:tcPr>
-            <w:tcW w:type="dxa" w:w="600"/>
-          </w:tcPr>
-          <w:p/>
-        </w:tc>
-        <w:tc>
-          <w:tcPr>
-            <w:tcW w:type="dxa" w:w="2300"/>
-          </w:tcPr>
-          <w:p/>
-        </w:tc>
-        <w:tc>
-          <w:tcPr>
-            <w:tcW w:type="dxa" w:w="4500"/>
-          </w:tcPr>
-          <w:p>
-            <w:pPr>
-              <w:spacing w:after="0"/>
-            </w:pPr>
-            <w:r/>
-            <w:r>
-              <w:rPr>
-                <w:rFonts w:ascii="Calibri" w:hAnsi="Calibri"/>
-                <w:sz w:val="21"/>
-              </w:rPr>
-              <w:t>Check if the receipt number has * or @</w:t>
-            </w:r>
-          </w:p>
-          <w:p>
-            <w:pPr>
-              <w:spacing w:after="0"/>
-            </w:pPr>
-            <w:r>
-              <w:rPr>
-                <w:rFonts w:ascii="Calibri" w:hAnsi="Calibri"/>
-                <w:sz w:val="21"/>
-              </w:rPr>
-              <w:t>Enter a receipt number with * or @</w:t>
+              <w:t>Check if the receipt number has * or @: enter a receipt number with * or @</w:t>
             </w:r>
           </w:p>
         </w:tc>
@@ -6322,93 +3097,6 @@
                 <w:sz w:val="21"/>
               </w:rPr>
               <w:t>A message "The receipt number can use letters, numbers, spaces and . / # _ - only." is displayed</w:t>
-            </w:r>
-          </w:p>
-        </w:tc>
-        <w:tc>
-          <w:tcPr>
-            <w:tcW w:type="dxa" w:w="2100"/>
-          </w:tcPr>
-          <w:p/>
-        </w:tc>
-        <w:tc>
-          <w:tcPr>
-            <w:tcW w:type="dxa" w:w="1520"/>
-          </w:tcPr>
-          <w:p/>
-        </w:tc>
-        <w:tc>
-          <w:tcPr>
-            <w:tcW w:type="dxa" w:w="1100"/>
-          </w:tcPr>
-          <w:p/>
-        </w:tc>
-      </w:tr>
-      <w:tr>
-        <w:tc>
-          <w:tcPr>
-            <w:tcW w:type="dxa" w:w="1900"/>
-            <w:vMerge/>
-          </w:tcPr>
-          <w:p/>
-        </w:tc>
-        <w:tc>
-          <w:tcPr>
-            <w:tcW w:type="dxa" w:w="600"/>
-          </w:tcPr>
-          <w:p/>
-        </w:tc>
-        <w:tc>
-          <w:tcPr>
-            <w:tcW w:type="dxa" w:w="2300"/>
-          </w:tcPr>
-          <w:p/>
-        </w:tc>
-        <w:tc>
-          <w:tcPr>
-            <w:tcW w:type="dxa" w:w="4500"/>
-          </w:tcPr>
-          <w:p>
-            <w:pPr>
-              <w:spacing w:after="0"/>
-            </w:pPr>
-            <w:r/>
-            <w:r>
-              <w:rPr>
-                <w:rFonts w:ascii="Calibri" w:hAnsi="Calibri"/>
-                <w:sz w:val="21"/>
-              </w:rPr>
-              <w:t>Check if the phone number has letters</w:t>
-            </w:r>
-          </w:p>
-          <w:p>
-            <w:pPr>
-              <w:spacing w:after="0"/>
-            </w:pPr>
-            <w:r>
-              <w:rPr>
-                <w:rFonts w:ascii="Calibri" w:hAnsi="Calibri"/>
-                <w:sz w:val="21"/>
-              </w:rPr>
-              <w:t>Click Edit contact details and enter a phone number with letters, then click Save details</w:t>
-            </w:r>
-          </w:p>
-        </w:tc>
-        <w:tc>
-          <w:tcPr>
-            <w:tcW w:type="dxa" w:w="4700"/>
-          </w:tcPr>
-          <w:p>
-            <w:pPr>
-              <w:spacing w:after="0"/>
-            </w:pPr>
-            <w:r/>
-            <w:r>
-              <w:rPr>
-                <w:rFonts w:ascii="Calibri" w:hAnsi="Calibri"/>
-                <w:sz w:val="21"/>
-              </w:rPr>
-              <w:t>A message "Enter a phone number using digits, spaces and + ( ) - only." is displayed</w:t>
             </w:r>
           </w:p>
         </w:tc>
@@ -6548,193 +3236,7 @@
                 <w:rFonts w:ascii="Calibri" w:hAnsi="Calibri"/>
                 <w:sz w:val="21"/>
               </w:rPr>
-              <w:t>Check if a price above zero is sent</w:t>
-            </w:r>
-          </w:p>
-          <w:p>
-            <w:pPr>
-              <w:spacing w:after="0"/>
-            </w:pPr>
-            <w:r>
-              <w:rPr>
-                <w:rFonts w:ascii="Calibri" w:hAnsi="Calibri"/>
-                <w:sz w:val="21"/>
-              </w:rPr>
-              <w:t>Click Change price, enter a New price greater than zero, then click Send to the shop</w:t>
-            </w:r>
-          </w:p>
-        </w:tc>
-        <w:tc>
-          <w:tcPr>
-            <w:tcW w:type="dxa" w:w="4700"/>
-          </w:tcPr>
-          <w:p>
-            <w:pPr>
-              <w:spacing w:after="0"/>
-            </w:pPr>
-            <w:r/>
-            <w:r>
-              <w:rPr>
-                <w:rFonts w:ascii="Calibri" w:hAnsi="Calibri"/>
-                <w:sz w:val="21"/>
-              </w:rPr>
-              <w:t>A message "Sent to the shop for approval. The current price stays until they agree." is displayed</w:t>
-            </w:r>
-          </w:p>
-        </w:tc>
-        <w:tc>
-          <w:tcPr>
-            <w:tcW w:type="dxa" w:w="2100"/>
-          </w:tcPr>
-          <w:p/>
-        </w:tc>
-        <w:tc>
-          <w:tcPr>
-            <w:tcW w:type="dxa" w:w="1520"/>
-          </w:tcPr>
-          <w:p/>
-        </w:tc>
-        <w:tc>
-          <w:tcPr>
-            <w:tcW w:type="dxa" w:w="1100"/>
-          </w:tcPr>
-          <w:p/>
-        </w:tc>
-      </w:tr>
-      <w:tr>
-        <w:tc>
-          <w:tcPr>
-            <w:tcW w:type="dxa" w:w="1900"/>
-            <w:vMerge/>
-          </w:tcPr>
-          <w:p/>
-        </w:tc>
-        <w:tc>
-          <w:tcPr>
-            <w:tcW w:type="dxa" w:w="600"/>
-          </w:tcPr>
-          <w:p/>
-        </w:tc>
-        <w:tc>
-          <w:tcPr>
-            <w:tcW w:type="dxa" w:w="2300"/>
-          </w:tcPr>
-          <w:p/>
-        </w:tc>
-        <w:tc>
-          <w:tcPr>
-            <w:tcW w:type="dxa" w:w="4500"/>
-          </w:tcPr>
-          <w:p>
-            <w:pPr>
-              <w:spacing w:after="0"/>
-            </w:pPr>
-            <w:r/>
-            <w:r>
-              <w:rPr>
-                <w:rFonts w:ascii="Calibri" w:hAnsi="Calibri"/>
-                <w:sz w:val="21"/>
-              </w:rPr>
-              <w:t>Check if the price is 0</w:t>
-            </w:r>
-          </w:p>
-          <w:p>
-            <w:pPr>
-              <w:spacing w:after="0"/>
-            </w:pPr>
-            <w:r>
-              <w:rPr>
-                <w:rFonts w:ascii="Calibri" w:hAnsi="Calibri"/>
-                <w:sz w:val="21"/>
-              </w:rPr>
-              <w:t>Click Change price and enter 0</w:t>
-            </w:r>
-          </w:p>
-        </w:tc>
-        <w:tc>
-          <w:tcPr>
-            <w:tcW w:type="dxa" w:w="4700"/>
-          </w:tcPr>
-          <w:p>
-            <w:pPr>
-              <w:spacing w:after="0"/>
-            </w:pPr>
-            <w:r/>
-            <w:r>
-              <w:rPr>
-                <w:rFonts w:ascii="Calibri" w:hAnsi="Calibri"/>
-                <w:sz w:val="21"/>
-              </w:rPr>
-              <w:t>A message "Enter a price greater than zero" is displayed</w:t>
-            </w:r>
-          </w:p>
-        </w:tc>
-        <w:tc>
-          <w:tcPr>
-            <w:tcW w:type="dxa" w:w="2100"/>
-          </w:tcPr>
-          <w:p/>
-        </w:tc>
-        <w:tc>
-          <w:tcPr>
-            <w:tcW w:type="dxa" w:w="1520"/>
-          </w:tcPr>
-          <w:p/>
-        </w:tc>
-        <w:tc>
-          <w:tcPr>
-            <w:tcW w:type="dxa" w:w="1100"/>
-          </w:tcPr>
-          <w:p/>
-        </w:tc>
-      </w:tr>
-      <w:tr>
-        <w:tc>
-          <w:tcPr>
-            <w:tcW w:type="dxa" w:w="1900"/>
-            <w:vMerge/>
-          </w:tcPr>
-          <w:p/>
-        </w:tc>
-        <w:tc>
-          <w:tcPr>
-            <w:tcW w:type="dxa" w:w="600"/>
-          </w:tcPr>
-          <w:p/>
-        </w:tc>
-        <w:tc>
-          <w:tcPr>
-            <w:tcW w:type="dxa" w:w="2300"/>
-          </w:tcPr>
-          <w:p/>
-        </w:tc>
-        <w:tc>
-          <w:tcPr>
-            <w:tcW w:type="dxa" w:w="4500"/>
-          </w:tcPr>
-          <w:p>
-            <w:pPr>
-              <w:spacing w:after="0"/>
-            </w:pPr>
-            <w:r/>
-            <w:r>
-              <w:rPr>
-                <w:rFonts w:ascii="Calibri" w:hAnsi="Calibri"/>
-                <w:sz w:val="21"/>
-              </w:rPr>
-              <w:t>Check if the delivery date is in the past</w:t>
-            </w:r>
-          </w:p>
-          <w:p>
-            <w:pPr>
-              <w:spacing w:after="0"/>
-            </w:pPr>
-            <w:r>
-              <w:rPr>
-                <w:rFonts w:ascii="Calibri" w:hAnsi="Calibri"/>
-                <w:sz w:val="21"/>
-              </w:rPr>
-              <w:t>Click Confirm order and type a delivery date in the past</w:t>
+              <w:t>Check if the delivery date is in the past: click Confirm order and type a delivery date in the past</w:t>
             </w:r>
           </w:p>
         </w:tc>
@@ -6753,180 +3255,6 @@
                 <w:sz w:val="21"/>
               </w:rPr>
               <w:t>A message "The delivery date cannot be in the past." is displayed</w:t>
-            </w:r>
-          </w:p>
-        </w:tc>
-        <w:tc>
-          <w:tcPr>
-            <w:tcW w:type="dxa" w:w="2100"/>
-          </w:tcPr>
-          <w:p/>
-        </w:tc>
-        <w:tc>
-          <w:tcPr>
-            <w:tcW w:type="dxa" w:w="1520"/>
-          </w:tcPr>
-          <w:p/>
-        </w:tc>
-        <w:tc>
-          <w:tcPr>
-            <w:tcW w:type="dxa" w:w="1100"/>
-          </w:tcPr>
-          <w:p/>
-        </w:tc>
-      </w:tr>
-      <w:tr>
-        <w:tc>
-          <w:tcPr>
-            <w:tcW w:type="dxa" w:w="1900"/>
-            <w:vMerge/>
-          </w:tcPr>
-          <w:p/>
-        </w:tc>
-        <w:tc>
-          <w:tcPr>
-            <w:tcW w:type="dxa" w:w="600"/>
-          </w:tcPr>
-          <w:p/>
-        </w:tc>
-        <w:tc>
-          <w:tcPr>
-            <w:tcW w:type="dxa" w:w="2300"/>
-          </w:tcPr>
-          <w:p/>
-        </w:tc>
-        <w:tc>
-          <w:tcPr>
-            <w:tcW w:type="dxa" w:w="4500"/>
-          </w:tcPr>
-          <w:p>
-            <w:pPr>
-              <w:spacing w:after="0"/>
-            </w:pPr>
-            <w:r/>
-            <w:r>
-              <w:rPr>
-                <w:rFonts w:ascii="Calibri" w:hAnsi="Calibri"/>
-                <w:sz w:val="21"/>
-              </w:rPr>
-              <w:t>Check if the delivery date is over a year away</w:t>
-            </w:r>
-          </w:p>
-          <w:p>
-            <w:pPr>
-              <w:spacing w:after="0"/>
-            </w:pPr>
-            <w:r>
-              <w:rPr>
-                <w:rFonts w:ascii="Calibri" w:hAnsi="Calibri"/>
-                <w:sz w:val="21"/>
-              </w:rPr>
-              <w:t>Click Confirm order and choose a date more than a year away</w:t>
-            </w:r>
-          </w:p>
-        </w:tc>
-        <w:tc>
-          <w:tcPr>
-            <w:tcW w:type="dxa" w:w="4700"/>
-          </w:tcPr>
-          <w:p>
-            <w:pPr>
-              <w:spacing w:after="0"/>
-            </w:pPr>
-            <w:r/>
-            <w:r>
-              <w:rPr>
-                <w:rFonts w:ascii="Calibri" w:hAnsi="Calibri"/>
-                <w:sz w:val="21"/>
-              </w:rPr>
-              <w:t>A message "That delivery date is more than a year away." is displayed</w:t>
-            </w:r>
-          </w:p>
-        </w:tc>
-        <w:tc>
-          <w:tcPr>
-            <w:tcW w:type="dxa" w:w="2100"/>
-          </w:tcPr>
-          <w:p/>
-        </w:tc>
-        <w:tc>
-          <w:tcPr>
-            <w:tcW w:type="dxa" w:w="1520"/>
-          </w:tcPr>
-          <w:p/>
-        </w:tc>
-        <w:tc>
-          <w:tcPr>
-            <w:tcW w:type="dxa" w:w="1100"/>
-          </w:tcPr>
-          <w:p/>
-        </w:tc>
-      </w:tr>
-      <w:tr>
-        <w:tc>
-          <w:tcPr>
-            <w:tcW w:type="dxa" w:w="1900"/>
-            <w:vMerge/>
-          </w:tcPr>
-          <w:p/>
-        </w:tc>
-        <w:tc>
-          <w:tcPr>
-            <w:tcW w:type="dxa" w:w="600"/>
-          </w:tcPr>
-          <w:p/>
-        </w:tc>
-        <w:tc>
-          <w:tcPr>
-            <w:tcW w:type="dxa" w:w="2300"/>
-          </w:tcPr>
-          <w:p/>
-        </w:tc>
-        <w:tc>
-          <w:tcPr>
-            <w:tcW w:type="dxa" w:w="4500"/>
-          </w:tcPr>
-          <w:p>
-            <w:pPr>
-              <w:spacing w:after="0"/>
-            </w:pPr>
-            <w:r/>
-            <w:r>
-              <w:rPr>
-                <w:rFonts w:ascii="Calibri" w:hAnsi="Calibri"/>
-                <w:sz w:val="21"/>
-              </w:rPr>
-              <w:t>Check if 5 offers are already waiting</w:t>
-            </w:r>
-          </w:p>
-          <w:p>
-            <w:pPr>
-              <w:spacing w:after="0"/>
-            </w:pPr>
-            <w:r>
-              <w:rPr>
-                <w:rFonts w:ascii="Calibri" w:hAnsi="Calibri"/>
-                <w:sz w:val="21"/>
-              </w:rPr>
-              <w:t>Click Offer an order when 5 offers are already waiting</w:t>
-            </w:r>
-          </w:p>
-        </w:tc>
-        <w:tc>
-          <w:tcPr>
-            <w:tcW w:type="dxa" w:w="4700"/>
-          </w:tcPr>
-          <w:p>
-            <w:pPr>
-              <w:spacing w:after="0"/>
-            </w:pPr>
-            <w:r/>
-            <w:r>
-              <w:rPr>
-                <w:rFonts w:ascii="Calibri" w:hAnsi="Calibri"/>
-                <w:sz w:val="21"/>
-              </w:rPr>
-              <w:t>A message "You already have 5 offers waiting for the shop. Wait for an answer before sending more." is displayed</w:t>
             </w:r>
           </w:p>
         </w:tc>
@@ -7066,193 +3394,7 @@
                 <w:rFonts w:ascii="Calibri" w:hAnsi="Calibri"/>
                 <w:sz w:val="21"/>
               </w:rPr>
-              <w:t>Check if the portal lists only this supplier's orders</w:t>
-            </w:r>
-          </w:p>
-          <w:p>
-            <w:pPr>
-              <w:spacing w:after="0"/>
-            </w:pPr>
-            <w:r>
-              <w:rPr>
-                <w:rFonts w:ascii="Calibri" w:hAnsi="Calibri"/>
-                <w:sz w:val="21"/>
-              </w:rPr>
-              <w:t>Sign in as Supplier</w:t>
-            </w:r>
-          </w:p>
-        </w:tc>
-        <w:tc>
-          <w:tcPr>
-            <w:tcW w:type="dxa" w:w="4700"/>
-          </w:tcPr>
-          <w:p>
-            <w:pPr>
-              <w:spacing w:after="0"/>
-            </w:pPr>
-            <w:r/>
-            <w:r>
-              <w:rPr>
-                <w:rFonts w:ascii="Calibri" w:hAnsi="Calibri"/>
-                <w:sz w:val="21"/>
-              </w:rPr>
-              <w:t>The portal lists only this supplier's orders</w:t>
-            </w:r>
-          </w:p>
-        </w:tc>
-        <w:tc>
-          <w:tcPr>
-            <w:tcW w:type="dxa" w:w="2100"/>
-          </w:tcPr>
-          <w:p/>
-        </w:tc>
-        <w:tc>
-          <w:tcPr>
-            <w:tcW w:type="dxa" w:w="1520"/>
-          </w:tcPr>
-          <w:p/>
-        </w:tc>
-        <w:tc>
-          <w:tcPr>
-            <w:tcW w:type="dxa" w:w="1100"/>
-          </w:tcPr>
-          <w:p/>
-        </w:tc>
-      </w:tr>
-      <w:tr>
-        <w:tc>
-          <w:tcPr>
-            <w:tcW w:type="dxa" w:w="1900"/>
-            <w:vMerge/>
-          </w:tcPr>
-          <w:p/>
-        </w:tc>
-        <w:tc>
-          <w:tcPr>
-            <w:tcW w:type="dxa" w:w="600"/>
-          </w:tcPr>
-          <w:p/>
-        </w:tc>
-        <w:tc>
-          <w:tcPr>
-            <w:tcW w:type="dxa" w:w="2300"/>
-          </w:tcPr>
-          <w:p/>
-        </w:tc>
-        <w:tc>
-          <w:tcPr>
-            <w:tcW w:type="dxa" w:w="4500"/>
-          </w:tcPr>
-          <w:p>
-            <w:pPr>
-              <w:spacing w:after="0"/>
-            </w:pPr>
-            <w:r/>
-            <w:r>
-              <w:rPr>
-                <w:rFonts w:ascii="Calibri" w:hAnsi="Calibri"/>
-                <w:sz w:val="21"/>
-              </w:rPr>
-              <w:t>Check if only this supplier's products are listed</w:t>
-            </w:r>
-          </w:p>
-          <w:p>
-            <w:pPr>
-              <w:spacing w:after="0"/>
-            </w:pPr>
-            <w:r>
-              <w:rPr>
-                <w:rFonts w:ascii="Calibri" w:hAnsi="Calibri"/>
-                <w:sz w:val="21"/>
-              </w:rPr>
-              <w:t>Look at Products you supply</w:t>
-            </w:r>
-          </w:p>
-        </w:tc>
-        <w:tc>
-          <w:tcPr>
-            <w:tcW w:type="dxa" w:w="4700"/>
-          </w:tcPr>
-          <w:p>
-            <w:pPr>
-              <w:spacing w:after="0"/>
-            </w:pPr>
-            <w:r/>
-            <w:r>
-              <w:rPr>
-                <w:rFonts w:ascii="Calibri" w:hAnsi="Calibri"/>
-                <w:sz w:val="21"/>
-              </w:rPr>
-              <w:t>Only the products the shop buys from this supplier are listed</w:t>
-            </w:r>
-          </w:p>
-        </w:tc>
-        <w:tc>
-          <w:tcPr>
-            <w:tcW w:type="dxa" w:w="2100"/>
-          </w:tcPr>
-          <w:p/>
-        </w:tc>
-        <w:tc>
-          <w:tcPr>
-            <w:tcW w:type="dxa" w:w="1520"/>
-          </w:tcPr>
-          <w:p/>
-        </w:tc>
-        <w:tc>
-          <w:tcPr>
-            <w:tcW w:type="dxa" w:w="1100"/>
-          </w:tcPr>
-          <w:p/>
-        </w:tc>
-      </w:tr>
-      <w:tr>
-        <w:tc>
-          <w:tcPr>
-            <w:tcW w:type="dxa" w:w="1900"/>
-            <w:vMerge/>
-          </w:tcPr>
-          <w:p/>
-        </w:tc>
-        <w:tc>
-          <w:tcPr>
-            <w:tcW w:type="dxa" w:w="600"/>
-          </w:tcPr>
-          <w:p/>
-        </w:tc>
-        <w:tc>
-          <w:tcPr>
-            <w:tcW w:type="dxa" w:w="2300"/>
-          </w:tcPr>
-          <w:p/>
-        </w:tc>
-        <w:tc>
-          <w:tcPr>
-            <w:tcW w:type="dxa" w:w="4500"/>
-          </w:tcPr>
-          <w:p>
-            <w:pPr>
-              <w:spacing w:after="0"/>
-            </w:pPr>
-            <w:r/>
-            <w:r>
-              <w:rPr>
-                <w:rFonts w:ascii="Calibri" w:hAnsi="Calibri"/>
-                <w:sz w:val="21"/>
-              </w:rPr>
-              <w:t>Check if another supplier's order is listed</w:t>
-            </w:r>
-          </w:p>
-          <w:p>
-            <w:pPr>
-              <w:spacing w:after="0"/>
-            </w:pPr>
-            <w:r>
-              <w:rPr>
-                <w:rFonts w:ascii="Calibri" w:hAnsi="Calibri"/>
-                <w:sz w:val="21"/>
-              </w:rPr>
-              <w:t>Look for an order the shop placed with another supplier</w:t>
+              <w:t>Check if another supplier's order is listed: look for an order the shop placed with another supplier</w:t>
             </w:r>
           </w:p>
         </w:tc>
@@ -7271,180 +3413,6 @@
                 <w:sz w:val="21"/>
               </w:rPr>
               <w:t>It is not listed</w:t>
-            </w:r>
-          </w:p>
-        </w:tc>
-        <w:tc>
-          <w:tcPr>
-            <w:tcW w:type="dxa" w:w="2100"/>
-          </w:tcPr>
-          <w:p/>
-        </w:tc>
-        <w:tc>
-          <w:tcPr>
-            <w:tcW w:type="dxa" w:w="1520"/>
-          </w:tcPr>
-          <w:p/>
-        </w:tc>
-        <w:tc>
-          <w:tcPr>
-            <w:tcW w:type="dxa" w:w="1100"/>
-          </w:tcPr>
-          <w:p/>
-        </w:tc>
-      </w:tr>
-      <w:tr>
-        <w:tc>
-          <w:tcPr>
-            <w:tcW w:type="dxa" w:w="1900"/>
-            <w:vMerge/>
-          </w:tcPr>
-          <w:p/>
-        </w:tc>
-        <w:tc>
-          <w:tcPr>
-            <w:tcW w:type="dxa" w:w="600"/>
-          </w:tcPr>
-          <w:p/>
-        </w:tc>
-        <w:tc>
-          <w:tcPr>
-            <w:tcW w:type="dxa" w:w="2300"/>
-          </w:tcPr>
-          <w:p/>
-        </w:tc>
-        <w:tc>
-          <w:tcPr>
-            <w:tcW w:type="dxa" w:w="4500"/>
-          </w:tcPr>
-          <w:p>
-            <w:pPr>
-              <w:spacing w:after="0"/>
-            </w:pPr>
-            <w:r/>
-            <w:r>
-              <w:rPr>
-                <w:rFonts w:ascii="Calibri" w:hAnsi="Calibri"/>
-                <w:sz w:val="21"/>
-              </w:rPr>
-              <w:t>Check if a confirmed order can be confirmed again</w:t>
-            </w:r>
-          </w:p>
-          <w:p>
-            <w:pPr>
-              <w:spacing w:after="0"/>
-            </w:pPr>
-            <w:r>
-              <w:rPr>
-                <w:rFonts w:ascii="Calibri" w:hAnsi="Calibri"/>
-                <w:sz w:val="21"/>
-              </w:rPr>
-              <w:t>Look at an order that is already confirmed</w:t>
-            </w:r>
-          </w:p>
-        </w:tc>
-        <w:tc>
-          <w:tcPr>
-            <w:tcW w:type="dxa" w:w="4700"/>
-          </w:tcPr>
-          <w:p>
-            <w:pPr>
-              <w:spacing w:after="0"/>
-            </w:pPr>
-            <w:r/>
-            <w:r>
-              <w:rPr>
-                <w:rFonts w:ascii="Calibri" w:hAnsi="Calibri"/>
-                <w:sz w:val="21"/>
-              </w:rPr>
-              <w:t>It has no Confirm order button</w:t>
-            </w:r>
-          </w:p>
-        </w:tc>
-        <w:tc>
-          <w:tcPr>
-            <w:tcW w:type="dxa" w:w="2100"/>
-          </w:tcPr>
-          <w:p/>
-        </w:tc>
-        <w:tc>
-          <w:tcPr>
-            <w:tcW w:type="dxa" w:w="1520"/>
-          </w:tcPr>
-          <w:p/>
-        </w:tc>
-        <w:tc>
-          <w:tcPr>
-            <w:tcW w:type="dxa" w:w="1100"/>
-          </w:tcPr>
-          <w:p/>
-        </w:tc>
-      </w:tr>
-      <w:tr>
-        <w:tc>
-          <w:tcPr>
-            <w:tcW w:type="dxa" w:w="1900"/>
-            <w:vMerge/>
-          </w:tcPr>
-          <w:p/>
-        </w:tc>
-        <w:tc>
-          <w:tcPr>
-            <w:tcW w:type="dxa" w:w="600"/>
-          </w:tcPr>
-          <w:p/>
-        </w:tc>
-        <w:tc>
-          <w:tcPr>
-            <w:tcW w:type="dxa" w:w="2300"/>
-          </w:tcPr>
-          <w:p/>
-        </w:tc>
-        <w:tc>
-          <w:tcPr>
-            <w:tcW w:type="dxa" w:w="4500"/>
-          </w:tcPr>
-          <w:p>
-            <w:pPr>
-              <w:spacing w:after="0"/>
-            </w:pPr>
-            <w:r/>
-            <w:r>
-              <w:rPr>
-                <w:rFonts w:ascii="Calibri" w:hAnsi="Calibri"/>
-                <w:sz w:val="21"/>
-              </w:rPr>
-              <w:t>Check if a supplier with no orders is not rated</w:t>
-            </w:r>
-          </w:p>
-          <w:p>
-            <w:pPr>
-              <w:spacing w:after="0"/>
-            </w:pPr>
-            <w:r>
-              <w:rPr>
-                <w:rFonts w:ascii="Calibri" w:hAnsi="Calibri"/>
-                <w:sz w:val="21"/>
-              </w:rPr>
-              <w:t>Open the portal when no order was received in the last 12 months</w:t>
-            </w:r>
-          </w:p>
-        </w:tc>
-        <w:tc>
-          <w:tcPr>
-            <w:tcW w:type="dxa" w:w="4700"/>
-          </w:tcPr>
-          <w:p>
-            <w:pPr>
-              <w:spacing w:after="0"/>
-            </w:pPr>
-            <w:r/>
-            <w:r>
-              <w:rPr>
-                <w:rFonts w:ascii="Calibri" w:hAnsi="Calibri"/>
-                <w:sz w:val="21"/>
-              </w:rPr>
-              <w:t>A message "Not rated yet: no order from this supplier was received in the last 12 months." is displayed</w:t>
             </w:r>
           </w:p>
         </w:tc>
@@ -7584,19 +3552,7 @@
                 <w:rFonts w:ascii="Calibri" w:hAnsi="Calibri"/>
                 <w:sz w:val="21"/>
               </w:rPr>
-              <w:t>Check if the contact details are saved</w:t>
-            </w:r>
-          </w:p>
-          <w:p>
-            <w:pPr>
-              <w:spacing w:after="0"/>
-            </w:pPr>
-            <w:r>
-              <w:rPr>
-                <w:rFonts w:ascii="Calibri" w:hAnsi="Calibri"/>
-                <w:sz w:val="21"/>
-              </w:rPr>
-              <w:t>Click Edit contact details, change them, then click Save details</w:t>
+              <w:t>Check if the contact details are saved: click Edit contact details, change them, then click Save details</w:t>
             </w:r>
           </w:p>
         </w:tc>
@@ -7615,93 +3571,6 @@
                 <w:sz w:val="21"/>
               </w:rPr>
               <w:t>A message "Your details were updated." is displayed</w:t>
-            </w:r>
-          </w:p>
-        </w:tc>
-        <w:tc>
-          <w:tcPr>
-            <w:tcW w:type="dxa" w:w="2100"/>
-          </w:tcPr>
-          <w:p/>
-        </w:tc>
-        <w:tc>
-          <w:tcPr>
-            <w:tcW w:type="dxa" w:w="1520"/>
-          </w:tcPr>
-          <w:p/>
-        </w:tc>
-        <w:tc>
-          <w:tcPr>
-            <w:tcW w:type="dxa" w:w="1100"/>
-          </w:tcPr>
-          <w:p/>
-        </w:tc>
-      </w:tr>
-      <w:tr>
-        <w:tc>
-          <w:tcPr>
-            <w:tcW w:type="dxa" w:w="1900"/>
-            <w:vMerge/>
-          </w:tcPr>
-          <w:p/>
-        </w:tc>
-        <w:tc>
-          <w:tcPr>
-            <w:tcW w:type="dxa" w:w="600"/>
-          </w:tcPr>
-          <w:p/>
-        </w:tc>
-        <w:tc>
-          <w:tcPr>
-            <w:tcW w:type="dxa" w:w="2300"/>
-          </w:tcPr>
-          <w:p/>
-        </w:tc>
-        <w:tc>
-          <w:tcPr>
-            <w:tcW w:type="dxa" w:w="4500"/>
-          </w:tcPr>
-          <w:p>
-            <w:pPr>
-              <w:spacing w:after="0"/>
-            </w:pPr>
-            <w:r/>
-            <w:r>
-              <w:rPr>
-                <w:rFonts w:ascii="Calibri" w:hAnsi="Calibri"/>
-                <w:sz w:val="21"/>
-              </w:rPr>
-              <w:t>Check if the price is the current one</w:t>
-            </w:r>
-          </w:p>
-          <w:p>
-            <w:pPr>
-              <w:spacing w:after="0"/>
-            </w:pPr>
-            <w:r>
-              <w:rPr>
-                <w:rFonts w:ascii="Calibri" w:hAnsi="Calibri"/>
-                <w:sz w:val="21"/>
-              </w:rPr>
-              <w:t>Click Change price and enter the current price</w:t>
-            </w:r>
-          </w:p>
-        </w:tc>
-        <w:tc>
-          <w:tcPr>
-            <w:tcW w:type="dxa" w:w="4700"/>
-          </w:tcPr>
-          <w:p>
-            <w:pPr>
-              <w:spacing w:after="0"/>
-            </w:pPr>
-            <w:r/>
-            <w:r>
-              <w:rPr>
-                <w:rFonts w:ascii="Calibri" w:hAnsi="Calibri"/>
-                <w:sz w:val="21"/>
-              </w:rPr>
-              <w:t>A message "That is already the current price." is displayed</w:t>
             </w:r>
           </w:p>
         </w:tc>
@@ -7841,19 +3710,7 @@
                 <w:rFonts w:ascii="Calibri" w:hAnsi="Calibri"/>
                 <w:sz w:val="21"/>
               </w:rPr>
-              <w:t>Check if the stars match the shop's</w:t>
-            </w:r>
-          </w:p>
-          <w:p>
-            <w:pPr>
-              <w:spacing w:after="0"/>
-            </w:pPr>
-            <w:r>
-              <w:rPr>
-                <w:rFonts w:ascii="Calibri" w:hAnsi="Calibri"/>
-                <w:sz w:val="21"/>
-              </w:rPr>
-              <w:t>Look at the star rating on the portal</w:t>
+              <w:t>Check if the stars match the shop's: look at the star rating on the portal</w:t>
             </w:r>
           </w:p>
         </w:tc>
@@ -7928,19 +3785,7 @@
                 <w:rFonts w:ascii="Calibri" w:hAnsi="Calibri"/>
                 <w:sz w:val="21"/>
               </w:rPr>
-              <w:t>Check if a price proposal reaches the shop</w:t>
-            </w:r>
-          </w:p>
-          <w:p>
-            <w:pPr>
-              <w:spacing w:after="0"/>
-            </w:pPr>
-            <w:r>
-              <w:rPr>
-                <w:rFonts w:ascii="Calibri" w:hAnsi="Calibri"/>
-                <w:sz w:val="21"/>
-              </w:rPr>
-              <w:t>Click Change price and enter a price different from the current one</w:t>
+              <w:t>Check if a price proposal reaches the shop: click Change price and enter a price different from the current one</w:t>
             </w:r>
           </w:p>
         </w:tc>

--- a/QA/FETCH-UAT-Supplier.docx
+++ b/QA/FETCH-UAT-Supplier.docx
@@ -697,7 +697,7 @@
                 <w:rFonts w:ascii="Calibri" w:hAnsi="Calibri"/>
                 <w:sz w:val="21"/>
               </w:rPr>
-              <w:t>Check if Username is empty: leave Username empty, then click Sign in</w:t>
+              <w:t>Check if Username is empty: leave Username empty and click Sign in. The required field is checked in the browser before POST /api/auth/login is sent</w:t>
             </w:r>
           </w:p>
         </w:tc>
@@ -715,7 +715,7 @@
                 <w:rFonts w:ascii="Calibri" w:hAnsi="Calibri"/>
                 <w:sz w:val="21"/>
               </w:rPr>
-              <w:t>A tooltip "Please fill out this field." is displayed on Username</w:t>
+              <w:t>The request is not sent and the tooltip "Please fill out this field." is displayed on Username</w:t>
             </w:r>
           </w:p>
         </w:tc>
@@ -855,7 +855,7 @@
                 <w:rFonts w:ascii="Calibri" w:hAnsi="Calibri"/>
                 <w:sz w:val="21"/>
               </w:rPr>
-              <w:t>Check if the password has no number: enter a new password without a number</w:t>
+              <w:t>Check if the password has no number: on the reset page, enter a new password without a number (0–9). The password policy needs 6 or more characters with an uppercase letter, a lowercase letter, a number and a special character</w:t>
             </w:r>
           </w:p>
         </w:tc>
@@ -873,7 +873,7 @@
                 <w:rFonts w:ascii="Calibri" w:hAnsi="Calibri"/>
                 <w:sz w:val="21"/>
               </w:rPr>
-              <w:t>A message "Password must contain at least one number (0–9)" is displayed</w:t>
+              <w:t>"Password must contain at least one number (0–9)" is displayed and users.password is not updated</w:t>
             </w:r>
           </w:p>
         </w:tc>
@@ -1013,7 +1013,7 @@
                 <w:rFonts w:ascii="Calibri" w:hAnsi="Calibri"/>
                 <w:sz w:val="21"/>
               </w:rPr>
-              <w:t>Check if a 6th wrong sign-in is blocked: enter a wrong password 5 times within 15 minutes, then try a 6th time</w:t>
+              <w:t>Check if a 6th wrong sign-in is blocked: enter a wrong password 5 times within 15 minutes from the same computer, then try a 6th time. The sign-in limiter counts failed attempts per IP address</w:t>
             </w:r>
           </w:p>
         </w:tc>
@@ -1031,7 +1031,7 @@
                 <w:rFonts w:ascii="Calibri" w:hAnsi="Calibri"/>
                 <w:sz w:val="21"/>
               </w:rPr>
-              <w:t>A message "Too many login attempts. Try again in (seconds)s." is displayed and sign-in is refused</w:t>
+              <w:t>POST /api/auth/login returns HTTP 429 with "Too many login attempts. Try again in (seconds)s." and no session token is issued</w:t>
             </w:r>
           </w:p>
         </w:tc>
@@ -1171,7 +1171,7 @@
                 <w:rFonts w:ascii="Calibri" w:hAnsi="Calibri"/>
                 <w:sz w:val="21"/>
               </w:rPr>
-              <w:t>Check if the two passwords do not match: open a reset link, enter a new password and a different password in Confirm password, then click Save new password</w:t>
+              <w:t>Check if the two passwords do not match: open a reset link (reset-password.html?token=…), enter one password in New password and a different one in Confirm password, then click Save new password</w:t>
             </w:r>
           </w:p>
         </w:tc>
@@ -1189,7 +1189,7 @@
                 <w:rFonts w:ascii="Calibri" w:hAnsi="Calibri"/>
                 <w:sz w:val="21"/>
               </w:rPr>
-              <w:t>A message "Passwords do not match." is displayed and the password is not changed</w:t>
+              <w:t>"Passwords do not match." is displayed and users.password is not changed</w:t>
             </w:r>
           </w:p>
         </w:tc>
@@ -1329,7 +1329,7 @@
                 <w:rFonts w:ascii="Calibri" w:hAnsi="Calibri"/>
                 <w:sz w:val="21"/>
               </w:rPr>
-              <w:t>Check if the password is wrong: enter a username with a wrong password, then click Sign in</w:t>
+              <w:t>Check if the password is wrong: sign in with an existing username and a wrong password. The password is compared with the bcrypt hash in users.password</w:t>
             </w:r>
           </w:p>
         </w:tc>
@@ -1347,7 +1347,7 @@
                 <w:rFonts w:ascii="Calibri" w:hAnsi="Calibri"/>
                 <w:sz w:val="21"/>
               </w:rPr>
-              <w:t>A message "Invalid username or password" is displayed</w:t>
+              <w:t>POST /api/auth/login returns HTTP 401 "Invalid username or password" (the same answer as an unknown username), no token cookie is set and the failure is counted toward the lockout</w:t>
             </w:r>
           </w:p>
         </w:tc>
@@ -1487,7 +1487,7 @@
                 <w:rFonts w:ascii="Calibri" w:hAnsi="Calibri"/>
                 <w:sz w:val="21"/>
               </w:rPr>
-              <w:t>Check if the Supplier opens the Supplier Portal: sign in as Supplier</w:t>
+              <w:t>Check if the Supplier opens the Supplier Portal: sign in as Supplier. The account is linked to its supplier through users.supplier_id</w:t>
             </w:r>
           </w:p>
         </w:tc>
@@ -1505,7 +1505,7 @@
                 <w:rFonts w:ascii="Calibri" w:hAnsi="Calibri"/>
                 <w:sz w:val="21"/>
               </w:rPr>
-              <w:t>The Supplier Portal opens with that supplier's own orders and products</w:t>
+              <w:t>supplier.html (Supplier Portal) opens and lists only the purchase orders and products whose supplier_id is that supplier</w:t>
             </w:r>
           </w:p>
         </w:tc>
@@ -1562,7 +1562,7 @@
                 <w:rFonts w:ascii="Calibri" w:hAnsi="Calibri"/>
                 <w:sz w:val="21"/>
               </w:rPr>
-              <w:t>Check if "Keep me signed in" keeps the session: tick "Keep me signed in", sign in, close the browser and open FETCH again</w:t>
+              <w:t>Check if "Keep me signed in" keeps the session: tick "Keep me signed in", sign in, close the browser and open FETCH again. The token is issued for 7 days instead of 24 hours</w:t>
             </w:r>
           </w:p>
         </w:tc>
@@ -1580,7 +1580,7 @@
                 <w:rFonts w:ascii="Calibri" w:hAnsi="Calibri"/>
                 <w:sz w:val="21"/>
               </w:rPr>
-              <w:t>The user is still signed in</w:t>
+              <w:t>The token is still valid, so the user is signed in without entering the password again</w:t>
             </w:r>
           </w:p>
         </w:tc>
@@ -1804,7 +1804,7 @@
                 <w:rFonts w:ascii="Calibri" w:hAnsi="Calibri"/>
                 <w:sz w:val="21"/>
               </w:rPr>
-              <w:t>Check if a supplier can open the Dashboard: sign in as Supplier, then type the address of the Dashboard (dashboard.html)</w:t>
+              <w:t>Check if a supplier can open the Dashboard: sign in as Supplier and type the address of the Dashboard (dashboard.html). The server reads the role in the token and checks the pages that role may open</w:t>
             </w:r>
           </w:p>
         </w:tc>
@@ -1822,7 +1822,7 @@
                 <w:rFonts w:ascii="Calibri" w:hAnsi="Calibri"/>
                 <w:sz w:val="21"/>
               </w:rPr>
-              <w:t>The page does not open: the supplier is returned to the Supplier Portal</w:t>
+              <w:t>The server redirects the supplier to supplier.html (Supplier Portal), and shop API calls from a supplier account are refused with HTTP 403</w:t>
             </w:r>
           </w:p>
         </w:tc>
@@ -2064,7 +2064,7 @@
                 <w:rFonts w:ascii="Calibri" w:hAnsi="Calibri"/>
                 <w:sz w:val="21"/>
               </w:rPr>
-              <w:t>A message "Please enter your full name" is displayed</w:t>
+              <w:t>"Please enter your full name" is displayed and users.full_name is not changed</w:t>
             </w:r>
           </w:p>
         </w:tc>
@@ -2204,7 +2204,7 @@
                 <w:rFonts w:ascii="Calibri" w:hAnsi="Calibri"/>
                 <w:sz w:val="21"/>
               </w:rPr>
-              <w:t>Check if the email has no @: in Profile, enter an email without @, then click Save changes</w:t>
+              <w:t>Check if the email has no @: in Profile, enter an email without @, then click Save changes. The email format is checked before users.email is updated</w:t>
             </w:r>
           </w:p>
         </w:tc>
@@ -2222,7 +2222,7 @@
                 <w:rFonts w:ascii="Calibri" w:hAnsi="Calibri"/>
                 <w:sz w:val="21"/>
               </w:rPr>
-              <w:t>A message "Please enter a valid email address" is displayed</w:t>
+              <w:t>"Please enter a valid email address" is displayed and users.email is not changed</w:t>
             </w:r>
           </w:p>
         </w:tc>
@@ -2362,7 +2362,7 @@
                 <w:rFonts w:ascii="Calibri" w:hAnsi="Calibri"/>
                 <w:sz w:val="21"/>
               </w:rPr>
-              <w:t>Check if the two passwords do not match: in Password, enter a different password in Confirm new password</w:t>
+              <w:t>Check if the two passwords do not match: in Password, enter one new password and a different one in Confirm new password</w:t>
             </w:r>
           </w:p>
         </w:tc>
@@ -2380,7 +2380,7 @@
                 <w:rFonts w:ascii="Calibri" w:hAnsi="Calibri"/>
                 <w:sz w:val="21"/>
               </w:rPr>
-              <w:t>A message "Passwords do not match" is displayed</w:t>
+              <w:t>"Passwords do not match" is displayed and the password is not changed</w:t>
             </w:r>
           </w:p>
         </w:tc>
@@ -2520,7 +2520,7 @@
                 <w:rFonts w:ascii="Calibri" w:hAnsi="Calibri"/>
                 <w:sz w:val="21"/>
               </w:rPr>
-              <w:t>Check if the current password is wrong: in Password, enter a wrong current password, then click Update password</w:t>
+              <w:t>Check if the current password is wrong: in Password, enter a wrong current password, then click Update password. The current password is compared with the bcrypt hash in users.password</w:t>
             </w:r>
           </w:p>
         </w:tc>
@@ -2538,7 +2538,7 @@
                 <w:rFonts w:ascii="Calibri" w:hAnsi="Calibri"/>
                 <w:sz w:val="21"/>
               </w:rPr>
-              <w:t>A message "Password not changed" is displayed with "Current password is incorrect"</w:t>
+              <w:t>HTTP 400: "Password not changed" is displayed with "Current password is incorrect" and users.password is not changed</w:t>
             </w:r>
           </w:p>
         </w:tc>
@@ -2696,7 +2696,7 @@
                 <w:rFonts w:ascii="Calibri" w:hAnsi="Calibri"/>
                 <w:sz w:val="21"/>
               </w:rPr>
-              <w:t>A message "Password changed" is displayed, and the new password works the next time the user signs in</w:t>
+              <w:t>users.password is replaced by a new bcrypt hash and token_version goes up (other sessions are signed out); "Password changed" is displayed and the new password works at the next sign-in</w:t>
             </w:r>
           </w:p>
         </w:tc>
@@ -2938,7 +2938,7 @@
                 <w:rFonts w:ascii="Calibri" w:hAnsi="Calibri"/>
                 <w:sz w:val="21"/>
               </w:rPr>
-              <w:t>A message "Choose the date you will deliver" is displayed</w:t>
+              <w:t>"Choose the date you will deliver" is displayed and purchase_orders.status stays 'pending'</w:t>
             </w:r>
           </w:p>
         </w:tc>
@@ -3078,7 +3078,7 @@
                 <w:rFonts w:ascii="Calibri" w:hAnsi="Calibri"/>
                 <w:sz w:val="21"/>
               </w:rPr>
-              <w:t>Check if the receipt number has * or @: enter a receipt number with * or @</w:t>
+              <w:t>Check if the receipt number has * or @: mark an order shipped with a receipt number that has * or @. The receipt number (purchase_orders.delivery_ref) may hold letters, numbers, spaces and . / # _ - only</w:t>
             </w:r>
           </w:p>
         </w:tc>
@@ -3096,7 +3096,7 @@
                 <w:rFonts w:ascii="Calibri" w:hAnsi="Calibri"/>
                 <w:sz w:val="21"/>
               </w:rPr>
-              <w:t>A message "The receipt number can use letters, numbers, spaces and . / # _ - only." is displayed</w:t>
+              <w:t>"The receipt number can use letters, numbers, spaces and . / # _ - only." is displayed; the order stays 'confirmed' and delivery_ref is not saved</w:t>
             </w:r>
           </w:p>
         </w:tc>
@@ -3236,7 +3236,7 @@
                 <w:rFonts w:ascii="Calibri" w:hAnsi="Calibri"/>
                 <w:sz w:val="21"/>
               </w:rPr>
-              <w:t>Check if the delivery date is in the past: click Confirm order and type a delivery date in the past</w:t>
+              <w:t>Check if the delivery date is in the past: click Confirm order and type a delivery date in the past. promised_date is compared with today's date (shop time)</w:t>
             </w:r>
           </w:p>
         </w:tc>
@@ -3254,7 +3254,7 @@
                 <w:rFonts w:ascii="Calibri" w:hAnsi="Calibri"/>
                 <w:sz w:val="21"/>
               </w:rPr>
-              <w:t>A message "The delivery date cannot be in the past." is displayed</w:t>
+              <w:t>"The delivery date cannot be in the past." is displayed and purchase_orders.status stays 'pending'</w:t>
             </w:r>
           </w:p>
         </w:tc>
@@ -3394,7 +3394,7 @@
                 <w:rFonts w:ascii="Calibri" w:hAnsi="Calibri"/>
                 <w:sz w:val="21"/>
               </w:rPr>
-              <w:t>Check if another supplier's order is listed: look for an order the shop placed with another supplier</w:t>
+              <w:t>Check if another supplier's order is listed: look for an order the shop placed with another supplier. Every portal query is filtered by the supplier_id of the signed-in account</w:t>
             </w:r>
           </w:p>
         </w:tc>
@@ -3412,7 +3412,7 @@
                 <w:rFonts w:ascii="Calibri" w:hAnsi="Calibri"/>
                 <w:sz w:val="21"/>
               </w:rPr>
-              <w:t>It is not listed</w:t>
+              <w:t>It is not listed, and opening its id directly answers "not found"</w:t>
             </w:r>
           </w:p>
         </w:tc>
@@ -3552,7 +3552,7 @@
                 <w:rFonts w:ascii="Calibri" w:hAnsi="Calibri"/>
                 <w:sz w:val="21"/>
               </w:rPr>
-              <w:t>Check if the contact details are saved: click Edit contact details, change them, then click Save details</w:t>
+              <w:t>Check if the contact details are saved: click Edit contact details, change them, then click Save details. The portal updates contact_person, phone, address and city on the supplier's own row in suppliers</w:t>
             </w:r>
           </w:p>
         </w:tc>
@@ -3570,7 +3570,7 @@
                 <w:rFonts w:ascii="Calibri" w:hAnsi="Calibri"/>
                 <w:sz w:val="21"/>
               </w:rPr>
-              <w:t>A message "Your details were updated." is displayed</w:t>
+              <w:t>"Your details were updated." is displayed and the new values are saved</w:t>
             </w:r>
           </w:p>
         </w:tc>
@@ -3710,7 +3710,7 @@
                 <w:rFonts w:ascii="Calibri" w:hAnsi="Calibri"/>
                 <w:sz w:val="21"/>
               </w:rPr>
-              <w:t>Check if the stars match the shop's: look at the star rating on the portal</w:t>
+              <w:t>Check if the stars match the shop's: read the star rating on the portal. It uses the same rating rule as the shop's Performance window</w:t>
             </w:r>
           </w:p>
         </w:tc>
@@ -3728,7 +3728,7 @@
                 <w:rFonts w:ascii="Calibri" w:hAnsi="Calibri"/>
                 <w:sz w:val="21"/>
               </w:rPr>
-              <w:t>It shows the same stars and conditions as the shop's Performance window, and whether it meets the standard (4 stars or more)</w:t>
+              <w:t>The same stars and conditions as the shop's Performance window are shown, with whether it meets the standard (4 stars or more)</w:t>
             </w:r>
           </w:p>
         </w:tc>
@@ -3785,7 +3785,7 @@
                 <w:rFonts w:ascii="Calibri" w:hAnsi="Calibri"/>
                 <w:sz w:val="21"/>
               </w:rPr>
-              <w:t>Check if a price proposal reaches the shop: click Change price and enter a price different from the current one</w:t>
+              <w:t>Check if a price proposal reaches the shop: click Change price and enter a price different from the current one (products.cost_price)</w:t>
             </w:r>
           </w:p>
         </w:tc>
@@ -3803,7 +3803,7 @@
                 <w:rFonts w:ascii="Calibri" w:hAnsi="Calibri"/>
                 <w:sz w:val="21"/>
               </w:rPr>
-              <w:t>The proposal is sent to the shop</w:t>
+              <w:t>A price_proposals row is inserted with current_price, proposed_price and status 'pending', the shop gets a notification "Price change proposed", and products.cost_price stays the same until the shop approves</w:t>
             </w:r>
           </w:p>
         </w:tc>

--- a/QA/FETCH-UAT-Supplier.docx
+++ b/QA/FETCH-UAT-Supplier.docx
@@ -697,7 +697,7 @@
                 <w:rFonts w:ascii="Calibri" w:hAnsi="Calibri"/>
                 <w:sz w:val="21"/>
               </w:rPr>
-              <w:t>Check if Username is empty: leave Username empty and click Sign in. The required field is checked in the browser before POST /api/auth/login is sent</w:t>
+              <w:t>Check if Username is empty: leave Username empty, then click Sign in</w:t>
             </w:r>
           </w:p>
         </w:tc>
@@ -715,7 +715,7 @@
                 <w:rFonts w:ascii="Calibri" w:hAnsi="Calibri"/>
                 <w:sz w:val="21"/>
               </w:rPr>
-              <w:t>The request is not sent and the tooltip "Please fill out this field." is displayed on Username</w:t>
+              <w:t>A tooltip "Please fill out this field." is displayed on Username</w:t>
             </w:r>
           </w:p>
         </w:tc>
@@ -855,7 +855,7 @@
                 <w:rFonts w:ascii="Calibri" w:hAnsi="Calibri"/>
                 <w:sz w:val="21"/>
               </w:rPr>
-              <w:t>Check if the password has no number: on the reset page, enter a new password without a number (0–9). The password policy needs 6 or more characters with an uppercase letter, a lowercase letter, a number and a special character</w:t>
+              <w:t>Check if the password has no number: enter a new password without a number</w:t>
             </w:r>
           </w:p>
         </w:tc>
@@ -873,7 +873,7 @@
                 <w:rFonts w:ascii="Calibri" w:hAnsi="Calibri"/>
                 <w:sz w:val="21"/>
               </w:rPr>
-              <w:t>"Password must contain at least one number (0–9)" is displayed and users.password is not updated</w:t>
+              <w:t>A message "Password must contain at least one number (0–9)" is displayed</w:t>
             </w:r>
           </w:p>
         </w:tc>
@@ -1013,7 +1013,7 @@
                 <w:rFonts w:ascii="Calibri" w:hAnsi="Calibri"/>
                 <w:sz w:val="21"/>
               </w:rPr>
-              <w:t>Check if a 6th wrong sign-in is blocked: enter a wrong password 5 times within 15 minutes from the same computer, then try a 6th time. The sign-in limiter counts failed attempts per IP address</w:t>
+              <w:t>Check if a 6th wrong sign-in is blocked: enter a wrong password 5 times within 15 minutes, then try a 6th time</w:t>
             </w:r>
           </w:p>
         </w:tc>
@@ -1031,7 +1031,7 @@
                 <w:rFonts w:ascii="Calibri" w:hAnsi="Calibri"/>
                 <w:sz w:val="21"/>
               </w:rPr>
-              <w:t>POST /api/auth/login returns HTTP 429 with "Too many login attempts. Try again in (seconds)s." and no session token is issued</w:t>
+              <w:t>A message "Too many login attempts. Try again in (seconds)s." is displayed and sign-in is refused</w:t>
             </w:r>
           </w:p>
         </w:tc>
@@ -1171,7 +1171,7 @@
                 <w:rFonts w:ascii="Calibri" w:hAnsi="Calibri"/>
                 <w:sz w:val="21"/>
               </w:rPr>
-              <w:t>Check if the two passwords do not match: open a reset link (reset-password.html?token=…), enter one password in New password and a different one in Confirm password, then click Save new password</w:t>
+              <w:t>Check if the two passwords do not match: open a reset link, enter a new password and a different password in Confirm password, then click Save new password</w:t>
             </w:r>
           </w:p>
         </w:tc>
@@ -1189,7 +1189,7 @@
                 <w:rFonts w:ascii="Calibri" w:hAnsi="Calibri"/>
                 <w:sz w:val="21"/>
               </w:rPr>
-              <w:t>"Passwords do not match." is displayed and users.password is not changed</w:t>
+              <w:t>A message "Passwords do not match." is displayed and the password is not changed</w:t>
             </w:r>
           </w:p>
         </w:tc>
@@ -1329,7 +1329,7 @@
                 <w:rFonts w:ascii="Calibri" w:hAnsi="Calibri"/>
                 <w:sz w:val="21"/>
               </w:rPr>
-              <w:t>Check if the password is wrong: sign in with an existing username and a wrong password. The password is compared with the bcrypt hash in users.password</w:t>
+              <w:t>Check if the password is wrong: enter a username with a wrong password, then click Sign in</w:t>
             </w:r>
           </w:p>
         </w:tc>
@@ -1347,7 +1347,7 @@
                 <w:rFonts w:ascii="Calibri" w:hAnsi="Calibri"/>
                 <w:sz w:val="21"/>
               </w:rPr>
-              <w:t>POST /api/auth/login returns HTTP 401 "Invalid username or password" (the same answer as an unknown username), no token cookie is set and the failure is counted toward the lockout</w:t>
+              <w:t>A message "Invalid username or password" is displayed</w:t>
             </w:r>
           </w:p>
         </w:tc>
@@ -1487,13 +1487,65 @@
                 <w:rFonts w:ascii="Calibri" w:hAnsi="Calibri"/>
                 <w:sz w:val="21"/>
               </w:rPr>
-              <w:t>Check if the Supplier opens the Supplier Portal: sign in as Supplier. The account is linked to its supplier through users.supplier_id</w:t>
+              <w:t>Check if the Supplier opens the Supplier Portal: sign in as Supplier</w:t>
             </w:r>
           </w:p>
         </w:tc>
         <w:tc>
           <w:tcPr>
             <w:tcW w:type="dxa" w:w="4700"/>
+          </w:tcPr>
+          <w:p>
+            <w:pPr>
+              <w:spacing w:after="0"/>
+            </w:pPr>
+            <w:r>
+              <w:t>The Supplier Portal opens with four figures (Waiting for you, To ship, On the way, Your rating) and the tabs Open orders, Payments, Products, Rating, Past orders and My details</w:t>
+            </w:r>
+          </w:p>
+        </w:tc>
+        <w:tc>
+          <w:tcPr>
+            <w:tcW w:type="dxa" w:w="2100"/>
+          </w:tcPr>
+          <w:p/>
+        </w:tc>
+        <w:tc>
+          <w:tcPr>
+            <w:tcW w:type="dxa" w:w="1520"/>
+          </w:tcPr>
+          <w:p/>
+        </w:tc>
+        <w:tc>
+          <w:tcPr>
+            <w:tcW w:type="dxa" w:w="1100"/>
+          </w:tcPr>
+          <w:p/>
+        </w:tc>
+      </w:tr>
+      <w:tr>
+        <w:tc>
+          <w:tcPr>
+            <w:tcW w:type="dxa" w:w="1900"/>
+            <w:vMerge/>
+          </w:tcPr>
+          <w:p/>
+        </w:tc>
+        <w:tc>
+          <w:tcPr>
+            <w:tcW w:type="dxa" w:w="600"/>
+          </w:tcPr>
+          <w:p/>
+        </w:tc>
+        <w:tc>
+          <w:tcPr>
+            <w:tcW w:type="dxa" w:w="2300"/>
+          </w:tcPr>
+          <w:p/>
+        </w:tc>
+        <w:tc>
+          <w:tcPr>
+            <w:tcW w:type="dxa" w:w="4500"/>
           </w:tcPr>
           <w:p>
             <w:pPr>
@@ -1505,52 +1557,13 @@
                 <w:rFonts w:ascii="Calibri" w:hAnsi="Calibri"/>
                 <w:sz w:val="21"/>
               </w:rPr>
-              <w:t>supplier.html (Supplier Portal) opens and lists only the purchase orders and products whose supplier_id is that supplier</w:t>
+              <w:t>Check if "Keep me signed in" keeps the session: tick "Keep me signed in", sign in, close the browser and open FETCH again</w:t>
             </w:r>
           </w:p>
         </w:tc>
         <w:tc>
           <w:tcPr>
-            <w:tcW w:type="dxa" w:w="2100"/>
-          </w:tcPr>
-          <w:p/>
-        </w:tc>
-        <w:tc>
-          <w:tcPr>
-            <w:tcW w:type="dxa" w:w="1520"/>
-          </w:tcPr>
-          <w:p/>
-        </w:tc>
-        <w:tc>
-          <w:tcPr>
-            <w:tcW w:type="dxa" w:w="1100"/>
-          </w:tcPr>
-          <w:p/>
-        </w:tc>
-      </w:tr>
-      <w:tr>
-        <w:tc>
-          <w:tcPr>
-            <w:tcW w:type="dxa" w:w="1900"/>
-            <w:vMerge/>
-          </w:tcPr>
-          <w:p/>
-        </w:tc>
-        <w:tc>
-          <w:tcPr>
-            <w:tcW w:type="dxa" w:w="600"/>
-          </w:tcPr>
-          <w:p/>
-        </w:tc>
-        <w:tc>
-          <w:tcPr>
-            <w:tcW w:type="dxa" w:w="2300"/>
-          </w:tcPr>
-          <w:p/>
-        </w:tc>
-        <w:tc>
-          <w:tcPr>
-            <w:tcW w:type="dxa" w:w="4500"/>
+            <w:tcW w:type="dxa" w:w="4700"/>
           </w:tcPr>
           <w:p>
             <w:pPr>
@@ -1562,25 +1575,7 @@
                 <w:rFonts w:ascii="Calibri" w:hAnsi="Calibri"/>
                 <w:sz w:val="21"/>
               </w:rPr>
-              <w:t>Check if "Keep me signed in" keeps the session: tick "Keep me signed in", sign in, close the browser and open FETCH again. The token is issued for 7 days instead of 24 hours</w:t>
-            </w:r>
-          </w:p>
-        </w:tc>
-        <w:tc>
-          <w:tcPr>
-            <w:tcW w:type="dxa" w:w="4700"/>
-          </w:tcPr>
-          <w:p>
-            <w:pPr>
-              <w:spacing w:after="0"/>
-            </w:pPr>
-            <w:r/>
-            <w:r>
-              <w:rPr>
-                <w:rFonts w:ascii="Calibri" w:hAnsi="Calibri"/>
-                <w:sz w:val="21"/>
-              </w:rPr>
-              <w:t>The token is still valid, so the user is signed in without entering the password again</w:t>
+              <w:t>The user is still signed in</w:t>
             </w:r>
           </w:p>
         </w:tc>
@@ -1804,7 +1799,7 @@
                 <w:rFonts w:ascii="Calibri" w:hAnsi="Calibri"/>
                 <w:sz w:val="21"/>
               </w:rPr>
-              <w:t>Check if a supplier can open the Dashboard: sign in as Supplier and type the address of the Dashboard (dashboard.html). The server reads the role in the token and checks the pages that role may open</w:t>
+              <w:t>Check if a supplier can open the Dashboard: sign in as Supplier, then type the address of the Dashboard (dashboard.html)</w:t>
             </w:r>
           </w:p>
         </w:tc>
@@ -1822,7 +1817,7 @@
                 <w:rFonts w:ascii="Calibri" w:hAnsi="Calibri"/>
                 <w:sz w:val="21"/>
               </w:rPr>
-              <w:t>The server redirects the supplier to supplier.html (Supplier Portal), and shop API calls from a supplier account are refused with HTTP 403</w:t>
+              <w:t>The page does not open: the supplier is returned to the Supplier Portal</w:t>
             </w:r>
           </w:p>
         </w:tc>
@@ -2064,7 +2059,7 @@
                 <w:rFonts w:ascii="Calibri" w:hAnsi="Calibri"/>
                 <w:sz w:val="21"/>
               </w:rPr>
-              <w:t>"Please enter your full name" is displayed and users.full_name is not changed</w:t>
+              <w:t>A message "Please enter your full name" is displayed</w:t>
             </w:r>
           </w:p>
         </w:tc>
@@ -2204,7 +2199,7 @@
                 <w:rFonts w:ascii="Calibri" w:hAnsi="Calibri"/>
                 <w:sz w:val="21"/>
               </w:rPr>
-              <w:t>Check if the email has no @: in Profile, enter an email without @, then click Save changes. The email format is checked before users.email is updated</w:t>
+              <w:t>Check if the email has no @: in Profile, enter an email without @, then click Save changes</w:t>
             </w:r>
           </w:p>
         </w:tc>
@@ -2222,7 +2217,7 @@
                 <w:rFonts w:ascii="Calibri" w:hAnsi="Calibri"/>
                 <w:sz w:val="21"/>
               </w:rPr>
-              <w:t>"Please enter a valid email address" is displayed and users.email is not changed</w:t>
+              <w:t>A message "Please enter a valid email address" is displayed</w:t>
             </w:r>
           </w:p>
         </w:tc>
@@ -2362,7 +2357,7 @@
                 <w:rFonts w:ascii="Calibri" w:hAnsi="Calibri"/>
                 <w:sz w:val="21"/>
               </w:rPr>
-              <w:t>Check if the two passwords do not match: in Password, enter one new password and a different one in Confirm new password</w:t>
+              <w:t>Check if the two passwords do not match: in Password, enter a different password in Confirm new password</w:t>
             </w:r>
           </w:p>
         </w:tc>
@@ -2380,7 +2375,7 @@
                 <w:rFonts w:ascii="Calibri" w:hAnsi="Calibri"/>
                 <w:sz w:val="21"/>
               </w:rPr>
-              <w:t>"Passwords do not match" is displayed and the password is not changed</w:t>
+              <w:t>A message "Passwords do not match" is displayed</w:t>
             </w:r>
           </w:p>
         </w:tc>
@@ -2520,7 +2515,7 @@
                 <w:rFonts w:ascii="Calibri" w:hAnsi="Calibri"/>
                 <w:sz w:val="21"/>
               </w:rPr>
-              <w:t>Check if the current password is wrong: in Password, enter a wrong current password, then click Update password. The current password is compared with the bcrypt hash in users.password</w:t>
+              <w:t>Check if the current password is wrong: in Password, enter a wrong current password, then click Update password</w:t>
             </w:r>
           </w:p>
         </w:tc>
@@ -2538,7 +2533,7 @@
                 <w:rFonts w:ascii="Calibri" w:hAnsi="Calibri"/>
                 <w:sz w:val="21"/>
               </w:rPr>
-              <w:t>HTTP 400: "Password not changed" is displayed with "Current password is incorrect" and users.password is not changed</w:t>
+              <w:t>A message "Password not changed" is displayed with "Current password is incorrect"</w:t>
             </w:r>
           </w:p>
         </w:tc>
@@ -2696,7 +2691,7 @@
                 <w:rFonts w:ascii="Calibri" w:hAnsi="Calibri"/>
                 <w:sz w:val="21"/>
               </w:rPr>
-              <w:t>users.password is replaced by a new bcrypt hash and token_version goes up (other sessions are signed out); "Password changed" is displayed and the new password works at the next sign-in</w:t>
+              <w:t>A message "Password changed" is displayed, and the new password works the next time the user signs in</w:t>
             </w:r>
           </w:p>
         </w:tc>
@@ -2938,7 +2933,7 @@
                 <w:rFonts w:ascii="Calibri" w:hAnsi="Calibri"/>
                 <w:sz w:val="21"/>
               </w:rPr>
-              <w:t>"Choose the date you will deliver" is displayed and purchase_orders.status stays 'pending'</w:t>
+              <w:t>A message "Choose the date you will deliver" is displayed</w:t>
             </w:r>
           </w:p>
         </w:tc>
@@ -3078,7 +3073,7 @@
                 <w:rFonts w:ascii="Calibri" w:hAnsi="Calibri"/>
                 <w:sz w:val="21"/>
               </w:rPr>
-              <w:t>Check if the receipt number has * or @: mark an order shipped with a receipt number that has * or @. The receipt number (purchase_orders.delivery_ref) may hold letters, numbers, spaces and . / # _ - only</w:t>
+              <w:t>Check if the receipt number has * or @: enter a receipt number with * or @</w:t>
             </w:r>
           </w:p>
         </w:tc>
@@ -3096,7 +3091,7 @@
                 <w:rFonts w:ascii="Calibri" w:hAnsi="Calibri"/>
                 <w:sz w:val="21"/>
               </w:rPr>
-              <w:t>"The receipt number can use letters, numbers, spaces and . / # _ - only." is displayed; the order stays 'confirmed' and delivery_ref is not saved</w:t>
+              <w:t>A message "The receipt number can use letters, numbers, spaces and . / # _ - only." is displayed</w:t>
             </w:r>
           </w:p>
         </w:tc>
@@ -3236,7 +3231,7 @@
                 <w:rFonts w:ascii="Calibri" w:hAnsi="Calibri"/>
                 <w:sz w:val="21"/>
               </w:rPr>
-              <w:t>Check if the delivery date is in the past: click Confirm order and type a delivery date in the past. promised_date is compared with today's date (shop time)</w:t>
+              <w:t>Check if the delivery date is in the past: click Confirm order and type a delivery date in the past</w:t>
             </w:r>
           </w:p>
         </w:tc>
@@ -3254,7 +3249,7 @@
                 <w:rFonts w:ascii="Calibri" w:hAnsi="Calibri"/>
                 <w:sz w:val="21"/>
               </w:rPr>
-              <w:t>"The delivery date cannot be in the past." is displayed and purchase_orders.status stays 'pending'</w:t>
+              <w:t>A message "The delivery date cannot be in the past." is displayed</w:t>
             </w:r>
           </w:p>
         </w:tc>
@@ -3394,7 +3389,7 @@
                 <w:rFonts w:ascii="Calibri" w:hAnsi="Calibri"/>
                 <w:sz w:val="21"/>
               </w:rPr>
-              <w:t>Check if another supplier's order is listed: look for an order the shop placed with another supplier. Every portal query is filtered by the supplier_id of the signed-in account</w:t>
+              <w:t>Check if another supplier's order is listed: look for an order the shop placed with another supplier</w:t>
             </w:r>
           </w:p>
         </w:tc>
@@ -3412,7 +3407,7 @@
                 <w:rFonts w:ascii="Calibri" w:hAnsi="Calibri"/>
                 <w:sz w:val="21"/>
               </w:rPr>
-              <w:t>It is not listed, and opening its id directly answers "not found"</w:t>
+              <w:t>It is not listed</w:t>
             </w:r>
           </w:p>
         </w:tc>
@@ -3433,6 +3428,77 @@
             <w:tcW w:type="dxa" w:w="1100"/>
           </w:tcPr>
           <w:p/>
+        </w:tc>
+      </w:tr>
+      <w:tr>
+        <w:tc>
+          <w:tcPr>
+            <w:tcW w:type="dxa" w:w="1900"/>
+            <w:vMerge/>
+          </w:tcPr>
+          <w:p/>
+        </w:tc>
+        <w:tc>
+          <w:tcPr>
+            <w:tcW w:type="dxa" w:w="600"/>
+          </w:tcPr>
+          <w:p/>
+        </w:tc>
+        <w:tc>
+          <w:tcPr>
+            <w:tcW w:type="dxa" w:w="2300"/>
+          </w:tcPr>
+          <w:p/>
+        </w:tc>
+        <w:tc>
+          <w:tcPr>
+            <w:tcW w:type="dxa" w:w="4500"/>
+          </w:tcPr>
+          <w:p>
+            <w:pPr>
+              <w:spacing w:after="0"/>
+            </w:pPr>
+            <w:r>
+              <w:t>Check if the numbers on the tabs match: look at the Open orders, Payments and Products tabs</w:t>
+            </w:r>
+          </w:p>
+        </w:tc>
+        <w:tc>
+          <w:tcPr>
+            <w:tcW w:type="dxa" w:w="4700"/>
+          </w:tcPr>
+          <w:p>
+            <w:pPr>
+              <w:spacing w:after="0"/>
+            </w:pPr>
+            <w:r>
+              <w:t>Each number says what it counts and matches the list: "to do" equals Waiting for you plus To ship, "unpaid" matches the Payments list, and "low" matches the products marked Running low</w:t>
+            </w:r>
+          </w:p>
+        </w:tc>
+        <w:tc>
+          <w:tcPr>
+            <w:tcW w:type="dxa" w:w="2100"/>
+          </w:tcPr>
+          <w:p>
+            <w:r/>
+          </w:p>
+        </w:tc>
+        <w:tc>
+          <w:tcPr>
+            <w:tcW w:type="dxa" w:w="1520"/>
+          </w:tcPr>
+          <w:p>
+            <w:r/>
+          </w:p>
+        </w:tc>
+        <w:tc>
+          <w:tcPr>
+            <w:tcW w:type="dxa" w:w="1100"/>
+          </w:tcPr>
+          <w:p>
+            <w:r/>
+          </w:p>
         </w:tc>
       </w:tr>
       <w:tr>
@@ -3546,13 +3612,8 @@
             <w:pPr>
               <w:spacing w:after="0"/>
             </w:pPr>
-            <w:r/>
             <w:r>
-              <w:rPr>
-                <w:rFonts w:ascii="Calibri" w:hAnsi="Calibri"/>
-                <w:sz w:val="21"/>
-              </w:rPr>
-              <w:t>Check if the contact details are saved: click Edit contact details, change them, then click Save details. The portal updates contact_person, phone, address and city on the supplier's own row in suppliers</w:t>
+              <w:t>Check if the contact details are saved: click the My details tab, then Edit contact details, change them, then click Save details</w:t>
             </w:r>
           </w:p>
         </w:tc>
@@ -3570,7 +3631,7 @@
                 <w:rFonts w:ascii="Calibri" w:hAnsi="Calibri"/>
                 <w:sz w:val="21"/>
               </w:rPr>
-              <w:t>"Your details were updated." is displayed and the new values are saved</w:t>
+              <w:t>A message "Your details were updated." is displayed</w:t>
             </w:r>
           </w:p>
         </w:tc>
@@ -3704,13 +3765,8 @@
             <w:pPr>
               <w:spacing w:after="0"/>
             </w:pPr>
-            <w:r/>
             <w:r>
-              <w:rPr>
-                <w:rFonts w:ascii="Calibri" w:hAnsi="Calibri"/>
-                <w:sz w:val="21"/>
-              </w:rPr>
-              <w:t>Check if the stars match the shop's: read the star rating on the portal. It uses the same rating rule as the shop's Performance window</w:t>
+              <w:t>Check if the stars match the shop's: look at Your rating at the top of the portal, then the Rating tab</w:t>
             </w:r>
           </w:p>
         </w:tc>
@@ -3728,7 +3784,7 @@
                 <w:rFonts w:ascii="Calibri" w:hAnsi="Calibri"/>
                 <w:sz w:val="21"/>
               </w:rPr>
-              <w:t>The same stars and conditions as the shop's Performance window are shown, with whether it meets the standard (4 stars or more)</w:t>
+              <w:t>It shows the same stars and conditions as the shop's Performance window, and whether it meets the standard (4 stars or more)</w:t>
             </w:r>
           </w:p>
         </w:tc>
@@ -3774,6 +3830,19 @@
         <w:tc>
           <w:tcPr>
             <w:tcW w:type="dxa" w:w="4500"/>
+          </w:tcPr>
+          <w:p>
+            <w:pPr>
+              <w:spacing w:after="0"/>
+            </w:pPr>
+            <w:r>
+              <w:t>Check if a price proposal reaches the shop: click the Products tab, then Change price on a product, and enter a price different from the current one</w:t>
+            </w:r>
+          </w:p>
+        </w:tc>
+        <w:tc>
+          <w:tcPr>
+            <w:tcW w:type="dxa" w:w="4700"/>
           </w:tcPr>
           <w:p>
             <w:pPr>
@@ -3785,25 +3854,7 @@
                 <w:rFonts w:ascii="Calibri" w:hAnsi="Calibri"/>
                 <w:sz w:val="21"/>
               </w:rPr>
-              <w:t>Check if a price proposal reaches the shop: click Change price and enter a price different from the current one (products.cost_price)</w:t>
-            </w:r>
-          </w:p>
-        </w:tc>
-        <w:tc>
-          <w:tcPr>
-            <w:tcW w:type="dxa" w:w="4700"/>
-          </w:tcPr>
-          <w:p>
-            <w:pPr>
-              <w:spacing w:after="0"/>
-            </w:pPr>
-            <w:r/>
-            <w:r>
-              <w:rPr>
-                <w:rFonts w:ascii="Calibri" w:hAnsi="Calibri"/>
-                <w:sz w:val="21"/>
-              </w:rPr>
-              <w:t>A price_proposals row is inserted with current_price, proposed_price and status 'pending', the shop gets a notification "Price change proposed", and products.cost_price stays the same until the shop approves</w:t>
+              <w:t>The proposal is sent to the shop</w:t>
             </w:r>
           </w:p>
         </w:tc>
